--- a/change-briefs/change-log.docx
+++ b/change-briefs/change-log.docx
@@ -4,8 +4,7 @@
   <w:body>
     <w:p>
       <w:pPr>
-        <w:pStyle w:val="Heading1"/>
-        <w:spacing w:after="240" w:before="240"/>
+        <w:spacing w:after="240" w:before="0"/>
       </w:pPr>
       <w:r>
         <w:rPr>
@@ -21,8 +20,10 @@
     </w:p>
     <w:p>
       <w:pPr>
-        <w:pStyle w:val="Heading2"/>
-        <w:spacing w:after="120" w:before="320"/>
+        <w:pBdr>
+          <w:top w:val="single" w:color="E2E8F0" w:sz="4" w:space="1"/>
+        </w:pBdr>
+        <w:spacing w:after="140" w:before="320"/>
       </w:pPr>
       <w:r>
         <w:rPr>
@@ -33,47 +34,66 @@
           <w:sz w:val="48"/>
           <w:szCs w:val="48"/>
         </w:rPr>
-        <w:t xml:space="preserve">V9 — 3 May 2026</w:t>
-      </w:r>
-    </w:p>
-    <w:p>
-      <w:pPr>
-        <w:spacing w:after="80"/>
-      </w:pPr>
-      <w:r>
-        <w:rPr>
-          <w:rFonts w:ascii="Arial" w:cs="Arial" w:eastAsia="Arial" w:hAnsi="Arial"/>
-          <w:color w:val="475569"/>
-          <w:sz w:val="22"/>
-          <w:szCs w:val="22"/>
-        </w:rPr>
-        <w:t xml:space="preserve">Change: Moodboard Bin 1 &amp; Bin 4 Upgrade (Hero Carousel + Location Card Widget)</w:t>
-      </w:r>
-    </w:p>
-    <w:p>
-      <w:pPr>
-        <w:spacing w:after="80"/>
-      </w:pPr>
-      <w:r>
-        <w:rPr>
-          <w:rFonts w:ascii="Arial" w:cs="Arial" w:eastAsia="Arial" w:hAnsi="Arial"/>
-          <w:color w:val="475569"/>
-          <w:sz w:val="22"/>
-          <w:szCs w:val="22"/>
-        </w:rPr>
-        <w:t xml:space="preserve">Brief: change-brief-v9.md</w:t>
-      </w:r>
-    </w:p>
-    <w:p>
-      <w:pPr>
-        <w:spacing w:after="60" w:before="160"/>
+        <w:t xml:space="preserve">V11 — 5 May 2026</w:t>
+      </w:r>
+    </w:p>
+    <w:p>
+      <w:pPr>
+        <w:spacing w:after="30" w:before="60"/>
       </w:pPr>
       <w:r>
         <w:rPr>
           <w:rFonts w:ascii="Arial" w:cs="Arial" w:eastAsia="Arial" w:hAnsi="Arial"/>
           <w:b/>
           <w:bCs/>
-          <w:color w:val="334155"/>
+          <w:sz w:val="24"/>
+          <w:szCs w:val="24"/>
+        </w:rPr>
+        <w:t xml:space="preserve">Change: </w:t>
+      </w:r>
+      <w:r>
+        <w:rPr>
+          <w:rFonts w:ascii="Arial" w:cs="Arial" w:eastAsia="Arial" w:hAnsi="Arial"/>
+          <w:sz w:val="24"/>
+          <w:szCs w:val="24"/>
+        </w:rPr>
+        <w:t xml:space="preserve">Moodboard Bin 2 &amp; Bin 3 Redesign (Curated Lists + Fun Facts Widgets)</w:t>
+      </w:r>
+    </w:p>
+    <w:p>
+      <w:pPr>
+        <w:spacing w:after="80" w:before="30"/>
+      </w:pPr>
+      <w:r>
+        <w:rPr>
+          <w:rFonts w:ascii="Arial" w:cs="Arial" w:eastAsia="Arial" w:hAnsi="Arial"/>
+          <w:b/>
+          <w:bCs/>
+          <w:sz w:val="24"/>
+          <w:szCs w:val="24"/>
+        </w:rPr>
+        <w:t xml:space="preserve">Brief: </w:t>
+      </w:r>
+      <w:r>
+        <w:rPr>
+          <w:rFonts w:ascii="Courier New" w:cs="Courier New" w:eastAsia="Courier New" w:hAnsi="Courier New"/>
+          <w:color w:val="475569"/>
+          <w:sz w:val="24"/>
+          <w:szCs w:val="24"/>
+        </w:rPr>
+        <w:t xml:space="preserve">change-brief-v11.md</w:t>
+      </w:r>
+    </w:p>
+    <w:p>
+      <w:pPr>
+        <w:spacing w:after="40" w:before="80"/>
+      </w:pPr>
+      <w:r>
+        <w:rPr>
+          <w:rFonts w:ascii="Arial" w:cs="Arial" w:eastAsia="Arial" w:hAnsi="Arial"/>
+          <w:b/>
+          <w:bCs/>
+          <w:color w:val="1E293B"/>
           <w:sz w:val="26"/>
           <w:szCs w:val="26"/>
         </w:rPr>
@@ -87,18 +107,16 @@
           <w:ilvl w:val="0"/>
           <w:numId w:val="2"/>
         </w:numPr>
-        <w:spacing w:after="60"/>
-      </w:pPr>
-      <w:r>
-        <w:rPr>
-          <w:rFonts w:ascii="Arial" w:cs="Arial" w:eastAsia="Arial" w:hAnsi="Arial"/>
-          <w:i w:val="false"/>
-          <w:iCs w:val="false"/>
-          <w:color w:val="1E293B"/>
-          <w:sz w:val="22"/>
-          <w:szCs w:val="22"/>
-        </w:rPr>
-        <w:t xml:space="preserve">Bin 1 (Hero Image): replaced single static image with a 5-image ambient crossfade carousel — 6.5s auto-rotation, 1.2s crossfade, pause on hover, back/forward arrows bottom-right</w:t>
+        <w:spacing w:after="30" w:before="30"/>
+      </w:pPr>
+      <w:r>
+        <w:rPr>
+          <w:rFonts w:ascii="Arial" w:cs="Arial" w:eastAsia="Arial" w:hAnsi="Arial"/>
+          <w:color w:val="1E293B"/>
+          <w:sz w:val="24"/>
+          <w:szCs w:val="24"/>
+        </w:rPr>
+        <w:t xml:space="preserve">Bin 2: replaced static Themes chips + Seasonal Swing chart with a 3-card curated list widget — Culture Top 5, Nature Top 5, Food Top 5 — manual chevron navigation, 3 pip indicators</w:t>
       </w:r>
     </w:p>
     <w:p>
@@ -108,18 +126,16 @@
           <w:ilvl w:val="0"/>
           <w:numId w:val="2"/>
         </w:numPr>
-        <w:spacing w:after="60"/>
-      </w:pPr>
-      <w:r>
-        <w:rPr>
-          <w:rFonts w:ascii="Arial" w:cs="Arial" w:eastAsia="Arial" w:hAnsi="Arial"/>
-          <w:i w:val="false"/>
-          <w:iCs w:val="false"/>
-          <w:color w:val="1E293B"/>
-          <w:sz w:val="22"/>
-          <w:szCs w:val="22"/>
-        </w:rPr>
-        <w:t xml:space="preserve">Bin 4 (Location Card): replaced static RegionGlobe SVG with a 5-card paginated info widget — Globe, Season Wheel, Vibe Radar, Crowd Calendar, Cost Breakdown</w:t>
+        <w:spacing w:after="30" w:before="30"/>
+      </w:pPr>
+      <w:r>
+        <w:rPr>
+          <w:rFonts w:ascii="Arial" w:cs="Arial" w:eastAsia="Arial" w:hAnsi="Arial"/>
+          <w:color w:val="1E293B"/>
+          <w:sz w:val="24"/>
+          <w:szCs w:val="24"/>
+        </w:rPr>
+        <w:t xml:space="preserve">Bin 3: replaced static weather temperature/description with a 10-item Fun Facts &amp; Quotes carousel — 5s auto-transition, manual chevron override, 10 pip indicators, fade transition</w:t>
       </w:r>
     </w:p>
     <w:p>
@@ -129,18 +145,16 @@
           <w:ilvl w:val="0"/>
           <w:numId w:val="2"/>
         </w:numPr>
-        <w:spacing w:after="60"/>
-      </w:pPr>
-      <w:r>
-        <w:rPr>
-          <w:rFonts w:ascii="Arial" w:cs="Arial" w:eastAsia="Arial" w:hAnsi="Arial"/>
-          <w:i w:val="false"/>
-          <w:iCs w:val="false"/>
-          <w:color w:val="1E293B"/>
-          <w:sz w:val="22"/>
-          <w:szCs w:val="22"/>
-        </w:rPr>
-        <w:t xml:space="preserve">Globe card: atmosphere ring, amber country silhouette, tropic/equator lines, live local time, flight time from LHR</w:t>
+        <w:spacing w:after="30" w:before="30"/>
+      </w:pPr>
+      <w:r>
+        <w:rPr>
+          <w:rFonts w:ascii="Arial" w:cs="Arial" w:eastAsia="Arial" w:hAnsi="Arial"/>
+          <w:color w:val="1E293B"/>
+          <w:sz w:val="24"/>
+          <w:szCs w:val="24"/>
+        </w:rPr>
+        <w:t xml:space="preserve">destinations.json: 2 new fields added — curated_lists (3 categories × 5 entries each) and fun_facts (array of 10 strings); both populated for Italy</w:t>
       </w:r>
     </w:p>
     <w:p>
@@ -150,135 +164,36 @@
           <w:ilvl w:val="0"/>
           <w:numId w:val="2"/>
         </w:numPr>
-        <w:spacing w:after="60"/>
-      </w:pPr>
-      <w:r>
-        <w:rPr>
-          <w:rFonts w:ascii="Arial" w:cs="Arial" w:eastAsia="Arial" w:hAnsi="Arial"/>
-          <w:i w:val="false"/>
-          <w:iCs w:val="false"/>
-          <w:color w:val="1E293B"/>
-          <w:sz w:val="22"/>
-          <w:szCs w:val="22"/>
-        </w:rPr>
-        <w:t xml:space="preserve">Season Wheel card: amber peak months, pale blue off-season, average monthly temperatures outside ring</w:t>
-      </w:r>
-    </w:p>
-    <w:p>
-      <w:pPr>
-        <w:pStyle w:val="ListParagraph"/>
-        <w:numPr>
-          <w:ilvl w:val="0"/>
-          <w:numId w:val="2"/>
-        </w:numPr>
-        <w:spacing w:after="60"/>
-      </w:pPr>
-      <w:r>
-        <w:rPr>
-          <w:rFonts w:ascii="Arial" w:cs="Arial" w:eastAsia="Arial" w:hAnsi="Arial"/>
-          <w:i w:val="false"/>
-          <w:iCs w:val="false"/>
-          <w:color w:val="1E293B"/>
-          <w:sz w:val="22"/>
-          <w:szCs w:val="22"/>
-        </w:rPr>
-        <w:t xml:space="preserve">Vibe Radar card: 5-axis pentagon chart from vibe_scores data</w:t>
-      </w:r>
-    </w:p>
-    <w:p>
-      <w:pPr>
-        <w:pStyle w:val="ListParagraph"/>
-        <w:numPr>
-          <w:ilvl w:val="0"/>
-          <w:numId w:val="2"/>
-        </w:numPr>
-        <w:spacing w:after="60"/>
-      </w:pPr>
-      <w:r>
-        <w:rPr>
-          <w:rFonts w:ascii="Arial" w:cs="Arial" w:eastAsia="Arial" w:hAnsi="Arial"/>
-          <w:i w:val="false"/>
-          <w:iCs w:val="false"/>
-          <w:color w:val="1E293B"/>
-          <w:sz w:val="22"/>
-          <w:szCs w:val="22"/>
-        </w:rPr>
-        <w:t xml:space="preserve">Crowd Calendar card: 12-month bar chart from crowd_index data</w:t>
-      </w:r>
-    </w:p>
-    <w:p>
-      <w:pPr>
-        <w:pStyle w:val="ListParagraph"/>
-        <w:numPr>
-          <w:ilvl w:val="0"/>
-          <w:numId w:val="2"/>
-        </w:numPr>
-        <w:spacing w:after="60"/>
-      </w:pPr>
-      <w:r>
-        <w:rPr>
-          <w:rFonts w:ascii="Arial" w:cs="Arial" w:eastAsia="Arial" w:hAnsi="Arial"/>
-          <w:i w:val="false"/>
-          <w:iCs w:val="false"/>
-          <w:color w:val="1E293B"/>
-          <w:sz w:val="22"/>
-          <w:szCs w:val="22"/>
-        </w:rPr>
-        <w:t xml:space="preserve">Cost Breakdown card: donut chart with 5-category spend split and daily total</w:t>
-      </w:r>
-    </w:p>
-    <w:p>
-      <w:pPr>
-        <w:pStyle w:val="ListParagraph"/>
-        <w:numPr>
-          <w:ilvl w:val="0"/>
-          <w:numId w:val="2"/>
-        </w:numPr>
-        <w:spacing w:after="60"/>
-      </w:pPr>
-      <w:r>
-        <w:rPr>
-          <w:rFonts w:ascii="Arial" w:cs="Arial" w:eastAsia="Arial" w:hAnsi="Arial"/>
-          <w:i w:val="false"/>
-          <w:iCs w:val="false"/>
-          <w:color w:val="1E293B"/>
-          <w:sz w:val="22"/>
-          <w:szCs w:val="22"/>
-        </w:rPr>
-        <w:t xml:space="preserve">destinations.json: 12 new fields added — monthly_temps, peak_months, crowd_index, vibe_scores, cost_breakdown, cost_breakdown_amounts, cost_daily_total, cost_budget_daily, timezone, flight_time_lhr, globe_path; images standardised to exactly 5</w:t>
-      </w:r>
-    </w:p>
-    <w:p>
-      <w:pPr>
-        <w:pStyle w:val="ListParagraph"/>
-        <w:numPr>
-          <w:ilvl w:val="0"/>
-          <w:numId w:val="2"/>
-        </w:numPr>
-        <w:spacing w:after="60"/>
-      </w:pPr>
-      <w:r>
-        <w:rPr>
-          <w:rFonts w:ascii="Arial" w:cs="Arial" w:eastAsia="Arial" w:hAnsi="Arial"/>
-          <w:i w:val="false"/>
-          <w:iCs w:val="false"/>
-          <w:color w:val="1E293B"/>
-          <w:sz w:val="22"/>
-          <w:szCs w:val="22"/>
-        </w:rPr>
-        <w:t xml:space="preserve">TODO comment added to Bin 1 root for future V10 click-to-collage feature</w:t>
-      </w:r>
-    </w:p>
-    <w:p>
-      <w:pPr>
-        <w:spacing w:after="60" w:before="160"/>
+        <w:spacing w:after="30" w:before="30"/>
+      </w:pPr>
+      <w:r>
+        <w:rPr>
+          <w:rFonts w:ascii="Arial" w:cs="Arial" w:eastAsia="Arial" w:hAnsi="Arial"/>
+          <w:color w:val="1E293B"/>
+          <w:sz w:val="24"/>
+          <w:szCs w:val="24"/>
+        </w:rPr>
+        <w:t xml:space="preserve">lib/types.ts: added CuratedEntry, CuratedLists interfaces; added optional curated_lists and fun_facts to Destination</w:t>
+      </w:r>
+    </w:p>
+    <w:p>
+      <w:pPr>
+        <w:spacing w:after="60" w:before="60"/>
+      </w:pPr>
+      <w:r>
+        <w:t xml:space="preserve"/>
+      </w:r>
+    </w:p>
+    <w:p>
+      <w:pPr>
+        <w:spacing w:after="40" w:before="80"/>
       </w:pPr>
       <w:r>
         <w:rPr>
           <w:rFonts w:ascii="Arial" w:cs="Arial" w:eastAsia="Arial" w:hAnsi="Arial"/>
           <w:b/>
           <w:bCs/>
-          <w:color w:val="334155"/>
+          <w:color w:val="1E293B"/>
           <w:sz w:val="26"/>
           <w:szCs w:val="26"/>
         </w:rPr>
@@ -290,39 +205,35 @@
         <w:pStyle w:val="ListParagraph"/>
         <w:numPr>
           <w:ilvl w:val="0"/>
-          <w:numId w:val="2"/>
-        </w:numPr>
-        <w:spacing w:after="60"/>
-      </w:pPr>
-      <w:r>
-        <w:rPr>
-          <w:rFonts w:ascii="Arial" w:cs="Arial" w:eastAsia="Arial" w:hAnsi="Arial"/>
-          <w:i/>
-          <w:iCs/>
+          <w:numId w:val="3"/>
+        </w:numPr>
+        <w:spacing w:after="30" w:before="30"/>
+      </w:pPr>
+      <w:r>
+        <w:rPr>
+          <w:rFonts w:ascii="Arial" w:cs="Arial" w:eastAsia="Arial" w:hAnsi="Arial"/>
           <w:color w:val="64748B"/>
-          <w:sz w:val="22"/>
-          <w:szCs w:val="22"/>
-        </w:rPr>
-        <w:t xml:space="preserve">Moodboard Bins 2, 3, 5, 6 — untouched</w:t>
-      </w:r>
-    </w:p>
-    <w:p>
-      <w:pPr>
-        <w:pStyle w:val="ListParagraph"/>
-        <w:numPr>
-          <w:ilvl w:val="0"/>
-          <w:numId w:val="2"/>
-        </w:numPr>
-        <w:spacing w:after="60"/>
-      </w:pPr>
-      <w:r>
-        <w:rPr>
-          <w:rFonts w:ascii="Arial" w:cs="Arial" w:eastAsia="Arial" w:hAnsi="Arial"/>
-          <w:i/>
-          <w:iCs/>
+          <w:sz w:val="24"/>
+          <w:szCs w:val="24"/>
+        </w:rPr>
+        <w:t xml:space="preserve">Moodboard Bins 1, 4, 5, 6 — untouched</w:t>
+      </w:r>
+    </w:p>
+    <w:p>
+      <w:pPr>
+        <w:pStyle w:val="ListParagraph"/>
+        <w:numPr>
+          <w:ilvl w:val="0"/>
+          <w:numId w:val="3"/>
+        </w:numPr>
+        <w:spacing w:after="30" w:before="30"/>
+      </w:pPr>
+      <w:r>
+        <w:rPr>
+          <w:rFonts w:ascii="Arial" w:cs="Arial" w:eastAsia="Arial" w:hAnsi="Arial"/>
           <w:color w:val="64748B"/>
-          <w:sz w:val="22"/>
-          <w:szCs w:val="22"/>
+          <w:sz w:val="24"/>
+          <w:szCs w:val="24"/>
         </w:rPr>
         <w:t xml:space="preserve">Moodboard props interface — identical</w:t>
       </w:r>
@@ -332,18 +243,16 @@
         <w:pStyle w:val="ListParagraph"/>
         <w:numPr>
           <w:ilvl w:val="0"/>
-          <w:numId w:val="2"/>
-        </w:numPr>
-        <w:spacing w:after="60"/>
-      </w:pPr>
-      <w:r>
-        <w:rPr>
-          <w:rFonts w:ascii="Arial" w:cs="Arial" w:eastAsia="Arial" w:hAnsi="Arial"/>
-          <w:i/>
-          <w:iCs/>
+          <w:numId w:val="3"/>
+        </w:numPr>
+        <w:spacing w:after="30" w:before="30"/>
+      </w:pPr>
+      <w:r>
+        <w:rPr>
+          <w:rFonts w:ascii="Arial" w:cs="Arial" w:eastAsia="Arial" w:hAnsi="Arial"/>
           <w:color w:val="64748B"/>
-          <w:sz w:val="22"/>
-          <w:szCs w:val="22"/>
+          <w:sz w:val="24"/>
+          <w:szCs w:val="24"/>
         </w:rPr>
         <w:t xml:space="preserve">Topbar, colophon, SAVE/close buttons</w:t>
       </w:r>
@@ -353,18 +262,35 @@
         <w:pStyle w:val="ListParagraph"/>
         <w:numPr>
           <w:ilvl w:val="0"/>
-          <w:numId w:val="2"/>
-        </w:numPr>
-        <w:spacing w:after="60"/>
-      </w:pPr>
-      <w:r>
-        <w:rPr>
-          <w:rFonts w:ascii="Arial" w:cs="Arial" w:eastAsia="Arial" w:hAnsi="Arial"/>
-          <w:i/>
-          <w:iCs/>
+          <w:numId w:val="3"/>
+        </w:numPr>
+        <w:spacing w:after="30" w:before="30"/>
+      </w:pPr>
+      <w:r>
+        <w:rPr>
+          <w:rFonts w:ascii="Arial" w:cs="Arial" w:eastAsia="Arial" w:hAnsi="Arial"/>
           <w:color w:val="64748B"/>
-          <w:sz w:val="22"/>
-          <w:szCs w:val="22"/>
+          <w:sz w:val="24"/>
+          <w:szCs w:val="24"/>
+        </w:rPr>
+        <w:t xml:space="preserve">Bento grid layout and tile dimensions — no reflow</w:t>
+      </w:r>
+    </w:p>
+    <w:p>
+      <w:pPr>
+        <w:pStyle w:val="ListParagraph"/>
+        <w:numPr>
+          <w:ilvl w:val="0"/>
+          <w:numId w:val="3"/>
+        </w:numPr>
+        <w:spacing w:after="30" w:before="30"/>
+      </w:pPr>
+      <w:r>
+        <w:rPr>
+          <w:rFonts w:ascii="Arial" w:cs="Arial" w:eastAsia="Arial" w:hAnsi="Arial"/>
+          <w:color w:val="64748B"/>
+          <w:sz w:val="24"/>
+          <w:szCs w:val="24"/>
         </w:rPr>
         <w:t xml:space="preserve">All design tokens and fonts</w:t>
       </w:r>
@@ -374,116 +300,95 @@
         <w:pStyle w:val="ListParagraph"/>
         <w:numPr>
           <w:ilvl w:val="0"/>
-          <w:numId w:val="2"/>
-        </w:numPr>
-        <w:spacing w:after="60"/>
-      </w:pPr>
-      <w:r>
-        <w:rPr>
-          <w:rFonts w:ascii="Arial" w:cs="Arial" w:eastAsia="Arial" w:hAnsi="Arial"/>
-          <w:i/>
-          <w:iCs/>
+          <w:numId w:val="3"/>
+        </w:numPr>
+        <w:spacing w:after="30" w:before="30"/>
+      </w:pPr>
+      <w:r>
+        <w:rPr>
+          <w:rFonts w:ascii="Arial" w:cs="Arial" w:eastAsia="Arial" w:hAnsi="Arial"/>
           <w:color w:val="64748B"/>
-          <w:sz w:val="22"/>
-          <w:szCs w:val="22"/>
-        </w:rPr>
-        <w:t xml:space="preserve">CultureGlobe, globe math, flyTo, resume API</w:t>
-      </w:r>
-    </w:p>
-    <w:p>
-      <w:pPr>
-        <w:pStyle w:val="ListParagraph"/>
-        <w:numPr>
-          <w:ilvl w:val="0"/>
-          <w:numId w:val="2"/>
-        </w:numPr>
-        <w:spacing w:after="60"/>
-      </w:pPr>
-      <w:r>
-        <w:rPr>
-          <w:rFonts w:ascii="Arial" w:cs="Arial" w:eastAsia="Arial" w:hAnsi="Arial"/>
-          <w:i/>
-          <w:iCs/>
+          <w:sz w:val="24"/>
+          <w:szCs w:val="24"/>
+        </w:rPr>
+        <w:t xml:space="preserve">CultureGlobe, App, SmartPicker, WishlistDrawer, BottomBar, ThemeChips</w:t>
+      </w:r>
+    </w:p>
+    <w:p>
+      <w:pPr>
+        <w:pStyle w:val="ListParagraph"/>
+        <w:numPr>
+          <w:ilvl w:val="0"/>
+          <w:numId w:val="3"/>
+        </w:numPr>
+        <w:spacing w:after="30" w:before="30"/>
+      </w:pPr>
+      <w:r>
+        <w:rPr>
+          <w:rFonts w:ascii="Arial" w:cs="Arial" w:eastAsia="Arial" w:hAnsi="Arial"/>
           <w:color w:val="64748B"/>
-          <w:sz w:val="22"/>
-          <w:szCs w:val="22"/>
-        </w:rPr>
-        <w:t xml:space="preserve">SmartPicker, WishlistDrawer, BottomBar, ThemeChips, App</w:t>
-      </w:r>
-    </w:p>
-    <w:p>
-      <w:pPr>
-        <w:pStyle w:val="ListParagraph"/>
-        <w:numPr>
-          <w:ilvl w:val="0"/>
-          <w:numId w:val="2"/>
-        </w:numPr>
-        <w:spacing w:after="60"/>
-      </w:pPr>
-      <w:r>
-        <w:rPr>
-          <w:rFonts w:ascii="Arial" w:cs="Arial" w:eastAsia="Arial" w:hAnsi="Arial"/>
-          <w:i/>
-          <w:iCs/>
+          <w:sz w:val="24"/>
+          <w:szCs w:val="24"/>
+        </w:rPr>
+        <w:t xml:space="preserve">latLonToVec3 formula — locked; flyTo(), resume() API — locked</w:t>
+      </w:r>
+    </w:p>
+    <w:p>
+      <w:pPr>
+        <w:pStyle w:val="ListParagraph"/>
+        <w:numPr>
+          <w:ilvl w:val="0"/>
+          <w:numId w:val="3"/>
+        </w:numPr>
+        <w:spacing w:after="30" w:before="30"/>
+      </w:pPr>
+      <w:r>
+        <w:rPr>
+          <w:rFonts w:ascii="Arial" w:cs="Arial" w:eastAsia="Arial" w:hAnsi="Arial"/>
           <w:color w:val="64748B"/>
-          <w:sz w:val="22"/>
-          <w:szCs w:val="22"/>
-        </w:rPr>
-        <w:t xml:space="preserve">Yellow viewport frame</w:t>
-      </w:r>
-    </w:p>
-    <w:p>
-      <w:pPr>
-        <w:pStyle w:val="ListParagraph"/>
-        <w:numPr>
-          <w:ilvl w:val="0"/>
-          <w:numId w:val="2"/>
-        </w:numPr>
-        <w:spacing w:after="60"/>
-      </w:pPr>
-      <w:r>
-        <w:rPr>
-          <w:rFonts w:ascii="Arial" w:cs="Arial" w:eastAsia="Arial" w:hAnsi="Arial"/>
-          <w:i/>
-          <w:iCs/>
+          <w:sz w:val="24"/>
+          <w:szCs w:val="24"/>
+        </w:rPr>
+        <w:t xml:space="preserve">Yellow viewport frame; Wishlist localStorage logic; Escape key listener</w:t>
+      </w:r>
+    </w:p>
+    <w:p>
+      <w:pPr>
+        <w:pStyle w:val="ListParagraph"/>
+        <w:numPr>
+          <w:ilvl w:val="0"/>
+          <w:numId w:val="3"/>
+        </w:numPr>
+        <w:spacing w:after="30" w:before="30"/>
+      </w:pPr>
+      <w:r>
+        <w:rPr>
+          <w:rFonts w:ascii="Arial" w:cs="Arial" w:eastAsia="Arial" w:hAnsi="Arial"/>
           <w:color w:val="64748B"/>
-          <w:sz w:val="22"/>
-          <w:szCs w:val="22"/>
-        </w:rPr>
-        <w:t xml:space="preserve">Wishlist localStorage logic</w:t>
-      </w:r>
-    </w:p>
-    <w:p>
-      <w:pPr>
-        <w:pStyle w:val="ListParagraph"/>
-        <w:numPr>
-          <w:ilvl w:val="0"/>
-          <w:numId w:val="2"/>
-        </w:numPr>
-        <w:spacing w:after="60"/>
-      </w:pPr>
-      <w:r>
-        <w:rPr>
-          <w:rFonts w:ascii="Arial" w:cs="Arial" w:eastAsia="Arial" w:hAnsi="Arial"/>
-          <w:i/>
-          <w:iCs/>
-          <w:color w:val="64748B"/>
-          <w:sz w:val="22"/>
-          <w:szCs w:val="22"/>
+          <w:sz w:val="24"/>
+          <w:szCs w:val="24"/>
         </w:rPr>
         <w:t xml:space="preserve">Existing destinations.json field names and types</w:t>
       </w:r>
     </w:p>
     <w:p>
       <w:pPr>
-        <w:spacing w:after="60" w:before="160"/>
+        <w:spacing w:after="60" w:before="60"/>
+      </w:pPr>
+      <w:r>
+        <w:t xml:space="preserve"/>
+      </w:r>
+    </w:p>
+    <w:p>
+      <w:pPr>
+        <w:spacing w:after="40" w:before="80"/>
       </w:pPr>
       <w:r>
         <w:rPr>
           <w:rFonts w:ascii="Arial" w:cs="Arial" w:eastAsia="Arial" w:hAnsi="Arial"/>
           <w:b/>
           <w:bCs/>
-          <w:color w:val="334155"/>
+          <w:color w:val="1E293B"/>
           <w:sz w:val="26"/>
           <w:szCs w:val="26"/>
         </w:rPr>
@@ -507,6 +412,9 @@
         <w:gridCol w:w="4680"/>
       </w:tblGrid>
       <w:tr>
+        <w:trPr>
+          <w:tblHeader/>
+        </w:trPr>
         <w:tc>
           <w:tcPr>
             <w:tcW w:type="dxa" w:w="4680"/>
@@ -530,9 +438,8 @@
                 <w:rFonts w:ascii="Arial" w:cs="Arial" w:eastAsia="Arial" w:hAnsi="Arial"/>
                 <w:b/>
                 <w:bCs/>
-                <w:color w:val="1E293B"/>
-                <w:sz w:val="20"/>
-                <w:szCs w:val="20"/>
+                <w:sz w:val="24"/>
+                <w:szCs w:val="24"/>
               </w:rPr>
               <w:t xml:space="preserve">Document</w:t>
             </w:r>
@@ -561,9 +468,8 @@
                 <w:rFonts w:ascii="Arial" w:cs="Arial" w:eastAsia="Arial" w:hAnsi="Arial"/>
                 <w:b/>
                 <w:bCs/>
-                <w:color w:val="1E293B"/>
-                <w:sz w:val="20"/>
-                <w:szCs w:val="20"/>
+                <w:sz w:val="24"/>
+                <w:szCs w:val="24"/>
               </w:rPr>
               <w:t xml:space="preserve">Changed</w:t>
             </w:r>
@@ -591,9 +497,8 @@
             <w:r>
               <w:rPr>
                 <w:rFonts w:ascii="Arial" w:cs="Arial" w:eastAsia="Arial" w:hAnsi="Arial"/>
-                <w:color w:val="1E293B"/>
-                <w:sz w:val="20"/>
-                <w:szCs w:val="20"/>
+                <w:sz w:val="24"/>
+                <w:szCs w:val="24"/>
               </w:rPr>
               <w:t xml:space="preserve">PRD</w:t>
             </w:r>
@@ -619,11 +524,10 @@
             <w:r>
               <w:rPr>
                 <w:rFonts w:ascii="Arial" w:cs="Arial" w:eastAsia="Arial" w:hAnsi="Arial"/>
-                <w:color w:val="1E293B"/>
-                <w:sz w:val="20"/>
-                <w:szCs w:val="20"/>
-              </w:rPr>
-              <w:t xml:space="preserve">Yes — FR-005 updated</w:t>
+                <w:sz w:val="24"/>
+                <w:szCs w:val="24"/>
+              </w:rPr>
+              <w:t xml:space="preserve">Yes — FR-005 Bin 2 and Bin 3 acceptance criteria</w:t>
             </w:r>
           </w:p>
         </w:tc>
@@ -649,9 +553,8 @@
             <w:r>
               <w:rPr>
                 <w:rFonts w:ascii="Arial" w:cs="Arial" w:eastAsia="Arial" w:hAnsi="Arial"/>
-                <w:color w:val="1E293B"/>
-                <w:sz w:val="20"/>
-                <w:szCs w:val="20"/>
+                <w:sz w:val="24"/>
+                <w:szCs w:val="24"/>
               </w:rPr>
               <w:t xml:space="preserve">App Flow</w:t>
             </w:r>
@@ -677,9 +580,8 @@
             <w:r>
               <w:rPr>
                 <w:rFonts w:ascii="Arial" w:cs="Arial" w:eastAsia="Arial" w:hAnsi="Arial"/>
-                <w:color w:val="1E293B"/>
-                <w:sz w:val="20"/>
-                <w:szCs w:val="20"/>
+                <w:sz w:val="24"/>
+                <w:szCs w:val="24"/>
               </w:rPr>
               <w:t xml:space="preserve">No</w:t>
             </w:r>
@@ -707,9 +609,8 @@
             <w:r>
               <w:rPr>
                 <w:rFonts w:ascii="Arial" w:cs="Arial" w:eastAsia="Arial" w:hAnsi="Arial"/>
-                <w:color w:val="1E293B"/>
-                <w:sz w:val="20"/>
-                <w:szCs w:val="20"/>
+                <w:sz w:val="24"/>
+                <w:szCs w:val="24"/>
               </w:rPr>
               <w:t xml:space="preserve">UI Guide</w:t>
             </w:r>
@@ -735,11 +636,10 @@
             <w:r>
               <w:rPr>
                 <w:rFonts w:ascii="Arial" w:cs="Arial" w:eastAsia="Arial" w:hAnsi="Arial"/>
-                <w:color w:val="1E293B"/>
-                <w:sz w:val="20"/>
-                <w:szCs w:val="20"/>
-              </w:rPr>
-              <w:t xml:space="preserve">Yes — §4.7 Bin 1 and Bin 4</w:t>
+                <w:sz w:val="24"/>
+                <w:szCs w:val="24"/>
+              </w:rPr>
+              <w:t xml:space="preserve">Yes — §4.7 Bin 2 and Bin 3 specs</w:t>
             </w:r>
           </w:p>
         </w:tc>
@@ -765,9 +665,8 @@
             <w:r>
               <w:rPr>
                 <w:rFonts w:ascii="Arial" w:cs="Arial" w:eastAsia="Arial" w:hAnsi="Arial"/>
-                <w:color w:val="1E293B"/>
-                <w:sz w:val="20"/>
-                <w:szCs w:val="20"/>
+                <w:sz w:val="24"/>
+                <w:szCs w:val="24"/>
               </w:rPr>
               <w:t xml:space="preserve">Backend Spec</w:t>
             </w:r>
@@ -793,11 +692,10 @@
             <w:r>
               <w:rPr>
                 <w:rFonts w:ascii="Arial" w:cs="Arial" w:eastAsia="Arial" w:hAnsi="Arial"/>
-                <w:color w:val="1E293B"/>
-                <w:sz w:val="20"/>
-                <w:szCs w:val="20"/>
-              </w:rPr>
-              <w:t xml:space="preserve">Yes — §2.1 schema 12 new fields</w:t>
+                <w:sz w:val="24"/>
+                <w:szCs w:val="24"/>
+              </w:rPr>
+              <w:t xml:space="preserve">Yes — §2.1 curated_lists, fun_facts</w:t>
             </w:r>
           </w:p>
         </w:tc>
@@ -823,9 +721,8 @@
             <w:r>
               <w:rPr>
                 <w:rFonts w:ascii="Arial" w:cs="Arial" w:eastAsia="Arial" w:hAnsi="Arial"/>
-                <w:color w:val="1E293B"/>
-                <w:sz w:val="20"/>
-                <w:szCs w:val="20"/>
+                <w:sz w:val="24"/>
+                <w:szCs w:val="24"/>
               </w:rPr>
               <w:t xml:space="preserve">Security Checklist</w:t>
             </w:r>
@@ -851,9 +748,8 @@
             <w:r>
               <w:rPr>
                 <w:rFonts w:ascii="Arial" w:cs="Arial" w:eastAsia="Arial" w:hAnsi="Arial"/>
-                <w:color w:val="1E293B"/>
-                <w:sz w:val="20"/>
-                <w:szCs w:val="20"/>
+                <w:sz w:val="24"/>
+                <w:szCs w:val="24"/>
               </w:rPr>
               <w:t xml:space="preserve">No</w:t>
             </w:r>
@@ -863,16 +759,18 @@
     </w:tbl>
     <w:p>
       <w:pPr>
+        <w:spacing w:after="60" w:before="60"/>
+      </w:pPr>
+      <w:r>
+        <w:t xml:space="preserve"/>
+      </w:r>
+    </w:p>
+    <w:p>
+      <w:pPr>
         <w:pBdr>
-          <w:bottom w:val="single" w:color="E2E8F0" w:sz="4"/>
+          <w:top w:val="single" w:color="E2E8F0" w:sz="4" w:space="1"/>
         </w:pBdr>
-        <w:spacing w:after="200" w:before="200"/>
-      </w:pPr>
-    </w:p>
-    <w:p>
-      <w:pPr>
-        <w:pStyle w:val="Heading2"/>
-        <w:spacing w:after="120" w:before="320"/>
+        <w:spacing w:after="140" w:before="320"/>
       </w:pPr>
       <w:r>
         <w:rPr>
@@ -883,47 +781,66 @@
           <w:sz w:val="48"/>
           <w:szCs w:val="48"/>
         </w:rPr>
-        <w:t xml:space="preserve">V8 — 2 May 2026</w:t>
-      </w:r>
-    </w:p>
-    <w:p>
-      <w:pPr>
-        <w:spacing w:after="80"/>
-      </w:pPr>
-      <w:r>
-        <w:rPr>
-          <w:rFonts w:ascii="Arial" w:cs="Arial" w:eastAsia="Arial" w:hAnsi="Arial"/>
-          <w:color w:val="475569"/>
-          <w:sz w:val="22"/>
-          <w:szCs w:val="22"/>
-        </w:rPr>
-        <w:t xml:space="preserve">Change: Cinematic Opening Animation (Location-Aware Globe Reveal)</w:t>
-      </w:r>
-    </w:p>
-    <w:p>
-      <w:pPr>
-        <w:spacing w:after="80"/>
-      </w:pPr>
-      <w:r>
-        <w:rPr>
-          <w:rFonts w:ascii="Arial" w:cs="Arial" w:eastAsia="Arial" w:hAnsi="Arial"/>
-          <w:color w:val="475569"/>
-          <w:sz w:val="22"/>
-          <w:szCs w:val="22"/>
-        </w:rPr>
-        <w:t xml:space="preserve">Brief: change-brief-v8.md</w:t>
-      </w:r>
-    </w:p>
-    <w:p>
-      <w:pPr>
-        <w:spacing w:after="60" w:before="160"/>
+        <w:t xml:space="preserve">V10 — 3 May 2026</w:t>
+      </w:r>
+    </w:p>
+    <w:p>
+      <w:pPr>
+        <w:spacing w:after="30" w:before="60"/>
       </w:pPr>
       <w:r>
         <w:rPr>
           <w:rFonts w:ascii="Arial" w:cs="Arial" w:eastAsia="Arial" w:hAnsi="Arial"/>
           <w:b/>
           <w:bCs/>
-          <w:color w:val="334155"/>
+          <w:sz w:val="24"/>
+          <w:szCs w:val="24"/>
+        </w:rPr>
+        <w:t xml:space="preserve">Change: </w:t>
+      </w:r>
+      <w:r>
+        <w:rPr>
+          <w:rFonts w:ascii="Arial" w:cs="Arial" w:eastAsia="Arial" w:hAnsi="Arial"/>
+          <w:sz w:val="24"/>
+          <w:szCs w:val="24"/>
+        </w:rPr>
+        <w:t xml:space="preserve">Bin 4 Widget UI Polish (7 Fixes)</w:t>
+      </w:r>
+    </w:p>
+    <w:p>
+      <w:pPr>
+        <w:spacing w:after="80" w:before="30"/>
+      </w:pPr>
+      <w:r>
+        <w:rPr>
+          <w:rFonts w:ascii="Arial" w:cs="Arial" w:eastAsia="Arial" w:hAnsi="Arial"/>
+          <w:b/>
+          <w:bCs/>
+          <w:sz w:val="24"/>
+          <w:szCs w:val="24"/>
+        </w:rPr>
+        <w:t xml:space="preserve">Brief: </w:t>
+      </w:r>
+      <w:r>
+        <w:rPr>
+          <w:rFonts w:ascii="Courier New" w:cs="Courier New" w:eastAsia="Courier New" w:hAnsi="Courier New"/>
+          <w:color w:val="475569"/>
+          <w:sz w:val="24"/>
+          <w:szCs w:val="24"/>
+        </w:rPr>
+        <w:t xml:space="preserve">change-brief-v10.md</w:t>
+      </w:r>
+    </w:p>
+    <w:p>
+      <w:pPr>
+        <w:spacing w:after="40" w:before="80"/>
+      </w:pPr>
+      <w:r>
+        <w:rPr>
+          <w:rFonts w:ascii="Arial" w:cs="Arial" w:eastAsia="Arial" w:hAnsi="Arial"/>
+          <w:b/>
+          <w:bCs/>
+          <w:color w:val="1E293B"/>
           <w:sz w:val="26"/>
           <w:szCs w:val="26"/>
         </w:rPr>
@@ -937,18 +854,16 @@
           <w:ilvl w:val="0"/>
           <w:numId w:val="2"/>
         </w:numPr>
-        <w:spacing w:after="60"/>
-      </w:pPr>
-      <w:r>
-        <w:rPr>
-          <w:rFonts w:ascii="Arial" w:cs="Arial" w:eastAsia="Arial" w:hAnsi="Arial"/>
-          <w:i w:val="false"/>
-          <w:iCs w:val="false"/>
-          <w:color w:val="1E293B"/>
-          <w:sz w:val="22"/>
-          <w:szCs w:val="22"/>
-        </w:rPr>
-        <w:t xml:space="preserve">Added lib/locationUtils.ts with resolveStartingLocation() — timezone-based, permission-free, Malaysia as universal default</w:t>
+        <w:spacing w:after="30" w:before="30"/>
+      </w:pPr>
+      <w:r>
+        <w:rPr>
+          <w:rFonts w:ascii="Arial" w:cs="Arial" w:eastAsia="Arial" w:hAnsi="Arial"/>
+          <w:color w:val="1E293B"/>
+          <w:sz w:val="24"/>
+          <w:szCs w:val="24"/>
+        </w:rPr>
+        <w:t xml:space="preserve">Nav arrows and pip dots moved from bottom-centre to top-right of the card tile</w:t>
       </w:r>
     </w:p>
     <w:p>
@@ -958,18 +873,16 @@
           <w:ilvl w:val="0"/>
           <w:numId w:val="2"/>
         </w:numPr>
-        <w:spacing w:after="60"/>
-      </w:pPr>
-      <w:r>
-        <w:rPr>
-          <w:rFonts w:ascii="Arial" w:cs="Arial" w:eastAsia="Arial" w:hAnsi="Arial"/>
-          <w:i w:val="false"/>
-          <w:iCs w:val="false"/>
-          <w:color w:val="1E293B"/>
-          <w:sz w:val="22"/>
-          <w:szCs w:val="22"/>
-        </w:rPr>
-        <w:t xml:space="preserve">CultureGlobe mounts deeply zoomed (z=1.8) toward resolved location, animates back to z=5.0 over 600ms</w:t>
+        <w:spacing w:after="30" w:before="30"/>
+      </w:pPr>
+      <w:r>
+        <w:rPr>
+          <w:rFonts w:ascii="Arial" w:cs="Arial" w:eastAsia="Arial" w:hAnsi="Arial"/>
+          <w:color w:val="1E293B"/>
+          <w:sz w:val="24"/>
+          <w:szCs w:val="24"/>
+        </w:rPr>
+        <w:t xml:space="preserve">Card title padding-right: 70px added across all 5 cards to prevent title/nav overlap</w:t>
       </w:r>
     </w:p>
     <w:p>
@@ -979,18 +892,16 @@
           <w:ilvl w:val="0"/>
           <w:numId w:val="2"/>
         </w:numPr>
-        <w:spacing w:after="60"/>
-      </w:pPr>
-      <w:r>
-        <w:rPr>
-          <w:rFonts w:ascii="Arial" w:cs="Arial" w:eastAsia="Arial" w:hAnsi="Arial"/>
-          <w:i w:val="false"/>
-          <w:iCs w:val="false"/>
-          <w:color w:val="1E293B"/>
-          <w:sz w:val="22"/>
-          <w:szCs w:val="22"/>
-        </w:rPr>
-        <w:t xml:space="preserve">Auto-rotation suppressed during intro; resumes automatically when complete</w:t>
+        <w:spacing w:after="30" w:before="30"/>
+      </w:pPr>
+      <w:r>
+        <w:rPr>
+          <w:rFonts w:ascii="Arial" w:cs="Arial" w:eastAsia="Arial" w:hAnsi="Arial"/>
+          <w:color w:val="1E293B"/>
+          <w:sz w:val="24"/>
+          <w:szCs w:val="24"/>
+        </w:rPr>
+        <w:t xml:space="preserve">Globe, Season Wheel, and Vibe Radar graphics increased ~18% in size and centred in card body</w:t>
       </w:r>
     </w:p>
     <w:p>
@@ -1000,18 +911,16 @@
           <w:ilvl w:val="0"/>
           <w:numId w:val="2"/>
         </w:numPr>
-        <w:spacing w:after="60"/>
-      </w:pPr>
-      <w:r>
-        <w:rPr>
-          <w:rFonts w:ascii="Arial" w:cs="Arial" w:eastAsia="Arial" w:hAnsi="Arial"/>
-          <w:i w:val="false"/>
-          <w:iCs w:val="false"/>
-          <w:color w:val="1E293B"/>
-          <w:sz w:val="22"/>
-          <w:szCs w:val="22"/>
-        </w:rPr>
-        <w:t xml:space="preserve">prefers-reduced-motion: reduce skips intro entirely</w:t>
+        <w:spacing w:after="30" w:before="30"/>
+      </w:pPr>
+      <w:r>
+        <w:rPr>
+          <w:rFonts w:ascii="Arial" w:cs="Arial" w:eastAsia="Arial" w:hAnsi="Arial"/>
+          <w:color w:val="1E293B"/>
+          <w:sz w:val="24"/>
+          <w:szCs w:val="24"/>
+        </w:rPr>
+        <w:t xml:space="preserve">Bottom-left card name label removed; bottom-right counter retained</w:t>
       </w:r>
     </w:p>
     <w:p>
@@ -1021,18 +930,16 @@
           <w:ilvl w:val="0"/>
           <w:numId w:val="2"/>
         </w:numPr>
-        <w:spacing w:after="60"/>
-      </w:pPr>
-      <w:r>
-        <w:rPr>
-          <w:rFonts w:ascii="Arial" w:cs="Arial" w:eastAsia="Arial" w:hAnsi="Arial"/>
-          <w:i w:val="false"/>
-          <w:iCs w:val="false"/>
-          <w:color w:val="1E293B"/>
-          <w:sz w:val="22"/>
-          <w:szCs w:val="22"/>
-        </w:rPr>
-        <w:t xml:space="preserve">Intro guarded by introPlayedRef — fires once per session</w:t>
+        <w:spacing w:after="30" w:before="30"/>
+      </w:pPr>
+      <w:r>
+        <w:rPr>
+          <w:rFonts w:ascii="Arial" w:cs="Arial" w:eastAsia="Arial" w:hAnsi="Arial"/>
+          <w:color w:val="1E293B"/>
+          <w:sz w:val="24"/>
+          <w:szCs w:val="24"/>
+        </w:rPr>
+        <w:t xml:space="preserve">Text legibility improved — all label opacities raised, minimum 0.65, primary labels 0.85–0.90</w:t>
       </w:r>
     </w:p>
     <w:p>
@@ -1042,18 +949,16 @@
           <w:ilvl w:val="0"/>
           <w:numId w:val="2"/>
         </w:numPr>
-        <w:spacing w:after="60"/>
-      </w:pPr>
-      <w:r>
-        <w:rPr>
-          <w:rFonts w:ascii="Arial" w:cs="Arial" w:eastAsia="Arial" w:hAnsi="Arial"/>
-          <w:i w:val="false"/>
-          <w:iCs w:val="false"/>
-          <w:color w:val="1E293B"/>
-          <w:sz w:val="22"/>
-          <w:szCs w:val="22"/>
-        </w:rPr>
-        <w:t xml:space="preserve">Lat/lon rotation formula extracted to shared helper used by both intro and flyTo()</w:t>
+        <w:spacing w:after="30" w:before="30"/>
+      </w:pPr>
+      <w:r>
+        <w:rPr>
+          <w:rFonts w:ascii="Arial" w:cs="Arial" w:eastAsia="Arial" w:hAnsi="Arial"/>
+          <w:color w:val="1E293B"/>
+          <w:sz w:val="24"/>
+          <w:szCs w:val="24"/>
+        </w:rPr>
+        <w:t xml:space="preserve">Crowd Calendar graph narrowed from 280px to 216px (bar width reduced from 19 to 14)</w:t>
       </w:r>
     </w:p>
     <w:p>
@@ -1063,30 +968,55 @@
           <w:ilvl w:val="0"/>
           <w:numId w:val="2"/>
         </w:numPr>
-        <w:spacing w:after="60"/>
-      </w:pPr>
-      <w:r>
-        <w:rPr>
-          <w:rFonts w:ascii="Arial" w:cs="Arial" w:eastAsia="Arial" w:hAnsi="Arial"/>
-          <w:i w:val="false"/>
-          <w:iCs w:val="false"/>
-          <w:color w:val="1E293B"/>
-          <w:sz w:val="22"/>
-          <w:szCs w:val="22"/>
-        </w:rPr>
-        <w:t xml:space="preserve">App.tsx resolves starting location synchronously on mount and passes via new startingLocation prop</w:t>
-      </w:r>
-    </w:p>
-    <w:p>
-      <w:pPr>
-        <w:spacing w:after="60" w:before="160"/>
+        <w:spacing w:after="30" w:before="30"/>
+      </w:pPr>
+      <w:r>
+        <w:rPr>
+          <w:rFonts w:ascii="Arial" w:cs="Arial" w:eastAsia="Arial" w:hAnsi="Arial"/>
+          <w:color w:val="1E293B"/>
+          <w:sz w:val="24"/>
+          <w:szCs w:val="24"/>
+        </w:rPr>
+        <w:t xml:space="preserve">Cost Breakdown card centred; legend text increased to 9px and set to near-white (0.90 opacity)</w:t>
+      </w:r>
+    </w:p>
+    <w:p>
+      <w:pPr>
+        <w:pStyle w:val="ListParagraph"/>
+        <w:numPr>
+          <w:ilvl w:val="0"/>
+          <w:numId w:val="2"/>
+        </w:numPr>
+        <w:spacing w:after="30" w:before="30"/>
+      </w:pPr>
+      <w:r>
+        <w:rPr>
+          <w:rFonts w:ascii="Arial" w:cs="Arial" w:eastAsia="Arial" w:hAnsi="Arial"/>
+          <w:color w:val="1E293B"/>
+          <w:sz w:val="24"/>
+          <w:szCs w:val="24"/>
+        </w:rPr>
+        <w:t xml:space="preserve">Vibe Radar viewBox widened to 240×212, radar radius increased to R=60, all 5 axis label positions updated</w:t>
+      </w:r>
+    </w:p>
+    <w:p>
+      <w:pPr>
+        <w:spacing w:after="60" w:before="60"/>
+      </w:pPr>
+      <w:r>
+        <w:t xml:space="preserve"/>
+      </w:r>
+    </w:p>
+    <w:p>
+      <w:pPr>
+        <w:spacing w:after="40" w:before="80"/>
       </w:pPr>
       <w:r>
         <w:rPr>
           <w:rFonts w:ascii="Arial" w:cs="Arial" w:eastAsia="Arial" w:hAnsi="Arial"/>
           <w:b/>
           <w:bCs/>
-          <w:color w:val="334155"/>
+          <w:color w:val="1E293B"/>
           <w:sz w:val="26"/>
           <w:szCs w:val="26"/>
         </w:rPr>
@@ -1098,158 +1028,190 @@
         <w:pStyle w:val="ListParagraph"/>
         <w:numPr>
           <w:ilvl w:val="0"/>
-          <w:numId w:val="2"/>
-        </w:numPr>
-        <w:spacing w:after="60"/>
-      </w:pPr>
-      <w:r>
-        <w:rPr>
-          <w:rFonts w:ascii="Arial" w:cs="Arial" w:eastAsia="Arial" w:hAnsi="Arial"/>
-          <w:i/>
-          <w:iCs/>
+          <w:numId w:val="3"/>
+        </w:numPr>
+        <w:spacing w:after="30" w:before="30"/>
+      </w:pPr>
+      <w:r>
+        <w:rPr>
+          <w:rFonts w:ascii="Arial" w:cs="Arial" w:eastAsia="Arial" w:hAnsi="Arial"/>
           <w:color w:val="64748B"/>
-          <w:sz w:val="22"/>
-          <w:szCs w:val="22"/>
-        </w:rPr>
-        <w:t xml:space="preserve">latLonToVec3 formula — locked</w:t>
-      </w:r>
-    </w:p>
-    <w:p>
-      <w:pPr>
-        <w:pStyle w:val="ListParagraph"/>
-        <w:numPr>
-          <w:ilvl w:val="0"/>
-          <w:numId w:val="2"/>
-        </w:numPr>
-        <w:spacing w:after="60"/>
-      </w:pPr>
-      <w:r>
-        <w:rPr>
-          <w:rFonts w:ascii="Arial" w:cs="Arial" w:eastAsia="Arial" w:hAnsi="Arial"/>
-          <w:i/>
-          <w:iCs/>
+          <w:sz w:val="24"/>
+          <w:szCs w:val="24"/>
+        </w:rPr>
+        <w:t xml:space="preserve">All chart data logic and data bindings</w:t>
+      </w:r>
+    </w:p>
+    <w:p>
+      <w:pPr>
+        <w:pStyle w:val="ListParagraph"/>
+        <w:numPr>
+          <w:ilvl w:val="0"/>
+          <w:numId w:val="3"/>
+        </w:numPr>
+        <w:spacing w:after="30" w:before="30"/>
+      </w:pPr>
+      <w:r>
+        <w:rPr>
+          <w:rFonts w:ascii="Arial" w:cs="Arial" w:eastAsia="Arial" w:hAnsi="Arial"/>
           <w:color w:val="64748B"/>
-          <w:sz w:val="22"/>
-          <w:szCs w:val="22"/>
-        </w:rPr>
-        <w:t xml:space="preserve">flyTo() math, signature, behaviour — locked</w:t>
-      </w:r>
-    </w:p>
-    <w:p>
-      <w:pPr>
-        <w:pStyle w:val="ListParagraph"/>
-        <w:numPr>
-          <w:ilvl w:val="0"/>
-          <w:numId w:val="2"/>
-        </w:numPr>
-        <w:spacing w:after="60"/>
-      </w:pPr>
-      <w:r>
-        <w:rPr>
-          <w:rFonts w:ascii="Arial" w:cs="Arial" w:eastAsia="Arial" w:hAnsi="Arial"/>
-          <w:i/>
-          <w:iCs/>
+          <w:sz w:val="24"/>
+          <w:szCs w:val="24"/>
+        </w:rPr>
+        <w:t xml:space="preserve">Card 1 local time strip and LHR flight time</w:t>
+      </w:r>
+    </w:p>
+    <w:p>
+      <w:pPr>
+        <w:pStyle w:val="ListParagraph"/>
+        <w:numPr>
+          <w:ilvl w:val="0"/>
+          <w:numId w:val="3"/>
+        </w:numPr>
+        <w:spacing w:after="30" w:before="30"/>
+      </w:pPr>
+      <w:r>
+        <w:rPr>
+          <w:rFonts w:ascii="Arial" w:cs="Arial" w:eastAsia="Arial" w:hAnsi="Arial"/>
           <w:color w:val="64748B"/>
-          <w:sz w:val="22"/>
-          <w:szCs w:val="22"/>
-        </w:rPr>
-        <w:t xml:space="preserve">resume() API</w:t>
-      </w:r>
-    </w:p>
-    <w:p>
-      <w:pPr>
-        <w:pStyle w:val="ListParagraph"/>
-        <w:numPr>
-          <w:ilvl w:val="0"/>
-          <w:numId w:val="2"/>
-        </w:numPr>
-        <w:spacing w:after="60"/>
-      </w:pPr>
-      <w:r>
-        <w:rPr>
-          <w:rFonts w:ascii="Arial" w:cs="Arial" w:eastAsia="Arial" w:hAnsi="Arial"/>
-          <w:i/>
-          <w:iCs/>
+          <w:sz w:val="24"/>
+          <w:szCs w:val="24"/>
+        </w:rPr>
+        <w:t xml:space="preserve">Card 2 PEAK / OFF SEASON legend</w:t>
+      </w:r>
+    </w:p>
+    <w:p>
+      <w:pPr>
+        <w:pStyle w:val="ListParagraph"/>
+        <w:numPr>
+          <w:ilvl w:val="0"/>
+          <w:numId w:val="3"/>
+        </w:numPr>
+        <w:spacing w:after="30" w:before="30"/>
+      </w:pPr>
+      <w:r>
+        <w:rPr>
+          <w:rFonts w:ascii="Arial" w:cs="Arial" w:eastAsia="Arial" w:hAnsi="Arial"/>
           <w:color w:val="64748B"/>
-          <w:sz w:val="22"/>
-          <w:szCs w:val="22"/>
-        </w:rPr>
-        <w:t xml:space="preserve">Globe geometry, sphere radius, camera FOV (42°)</w:t>
-      </w:r>
-    </w:p>
-    <w:p>
-      <w:pPr>
-        <w:pStyle w:val="ListParagraph"/>
-        <w:numPr>
-          <w:ilvl w:val="0"/>
-          <w:numId w:val="2"/>
-        </w:numPr>
-        <w:spacing w:after="60"/>
-      </w:pPr>
-      <w:r>
-        <w:rPr>
-          <w:rFonts w:ascii="Arial" w:cs="Arial" w:eastAsia="Arial" w:hAnsi="Arial"/>
-          <w:i/>
-          <w:iCs/>
+          <w:sz w:val="24"/>
+          <w:szCs w:val="24"/>
+        </w:rPr>
+        <w:t xml:space="preserve">Card 5 budget traveller strip</w:t>
+      </w:r>
+    </w:p>
+    <w:p>
+      <w:pPr>
+        <w:pStyle w:val="ListParagraph"/>
+        <w:numPr>
+          <w:ilvl w:val="0"/>
+          <w:numId w:val="3"/>
+        </w:numPr>
+        <w:spacing w:after="30" w:before="30"/>
+      </w:pPr>
+      <w:r>
+        <w:rPr>
+          <w:rFonts w:ascii="Arial" w:cs="Arial" w:eastAsia="Arial" w:hAnsi="Arial"/>
           <w:color w:val="64748B"/>
-          <w:sz w:val="22"/>
-          <w:szCs w:val="22"/>
-        </w:rPr>
-        <w:t xml:space="preserve">Texture pipeline, hotspot dots, atmospheric halo, star particles</w:t>
-      </w:r>
-    </w:p>
-    <w:p>
-      <w:pPr>
-        <w:pStyle w:val="ListParagraph"/>
-        <w:numPr>
-          <w:ilvl w:val="0"/>
-          <w:numId w:val="2"/>
-        </w:numPr>
-        <w:spacing w:after="60"/>
-      </w:pPr>
-      <w:r>
-        <w:rPr>
-          <w:rFonts w:ascii="Arial" w:cs="Arial" w:eastAsia="Arial" w:hAnsi="Arial"/>
-          <w:i/>
-          <w:iCs/>
+          <w:sz w:val="24"/>
+          <w:szCs w:val="24"/>
+        </w:rPr>
+        <w:t xml:space="preserve">Card counter (01 / 05) bottom-right</w:t>
+      </w:r>
+    </w:p>
+    <w:p>
+      <w:pPr>
+        <w:pStyle w:val="ListParagraph"/>
+        <w:numPr>
+          <w:ilvl w:val="0"/>
+          <w:numId w:val="3"/>
+        </w:numPr>
+        <w:spacing w:after="30" w:before="30"/>
+      </w:pPr>
+      <w:r>
+        <w:rPr>
+          <w:rFonts w:ascii="Arial" w:cs="Arial" w:eastAsia="Arial" w:hAnsi="Arial"/>
           <w:color w:val="64748B"/>
-          <w:sz w:val="22"/>
-          <w:szCs w:val="22"/>
-        </w:rPr>
-        <w:t xml:space="preserve">Moodboard, SmartPicker, WishlistDrawer, BottomBar, ThemeChips</w:t>
-      </w:r>
-    </w:p>
-    <w:p>
-      <w:pPr>
-        <w:pStyle w:val="ListParagraph"/>
-        <w:numPr>
-          <w:ilvl w:val="0"/>
-          <w:numId w:val="2"/>
-        </w:numPr>
-        <w:spacing w:after="60"/>
-      </w:pPr>
-      <w:r>
-        <w:rPr>
-          <w:rFonts w:ascii="Arial" w:cs="Arial" w:eastAsia="Arial" w:hAnsi="Arial"/>
-          <w:i/>
-          <w:iCs/>
+          <w:sz w:val="24"/>
+          <w:szCs w:val="24"/>
+        </w:rPr>
+        <w:t xml:space="preserve">Card crossfade transition (0.4s)</w:t>
+      </w:r>
+    </w:p>
+    <w:p>
+      <w:pPr>
+        <w:pStyle w:val="ListParagraph"/>
+        <w:numPr>
+          <w:ilvl w:val="0"/>
+          <w:numId w:val="3"/>
+        </w:numPr>
+        <w:spacing w:after="30" w:before="30"/>
+      </w:pPr>
+      <w:r>
+        <w:rPr>
+          <w:rFonts w:ascii="Arial" w:cs="Arial" w:eastAsia="Arial" w:hAnsi="Arial"/>
           <w:color w:val="64748B"/>
-          <w:sz w:val="22"/>
-          <w:szCs w:val="22"/>
-        </w:rPr>
-        <w:t xml:space="preserve">Yellow viewport frame; all design tokens; destinations.json</w:t>
-      </w:r>
-    </w:p>
-    <w:p>
-      <w:pPr>
-        <w:spacing w:after="60" w:before="160"/>
+          <w:sz w:val="24"/>
+          <w:szCs w:val="24"/>
+        </w:rPr>
+        <w:t xml:space="preserve">All other Moodboard bins (Bin 1 carousel, Bins 2, 3, 5, 6)</w:t>
+      </w:r>
+    </w:p>
+    <w:p>
+      <w:pPr>
+        <w:pStyle w:val="ListParagraph"/>
+        <w:numPr>
+          <w:ilvl w:val="0"/>
+          <w:numId w:val="3"/>
+        </w:numPr>
+        <w:spacing w:after="30" w:before="30"/>
+      </w:pPr>
+      <w:r>
+        <w:rPr>
+          <w:rFonts w:ascii="Arial" w:cs="Arial" w:eastAsia="Arial" w:hAnsi="Arial"/>
+          <w:color w:val="64748B"/>
+          <w:sz w:val="24"/>
+          <w:szCs w:val="24"/>
+        </w:rPr>
+        <w:t xml:space="preserve">destinations.json — no data changes</w:t>
+      </w:r>
+    </w:p>
+    <w:p>
+      <w:pPr>
+        <w:pStyle w:val="ListParagraph"/>
+        <w:numPr>
+          <w:ilvl w:val="0"/>
+          <w:numId w:val="3"/>
+        </w:numPr>
+        <w:spacing w:after="30" w:before="30"/>
+      </w:pPr>
+      <w:r>
+        <w:rPr>
+          <w:rFonts w:ascii="Arial" w:cs="Arial" w:eastAsia="Arial" w:hAnsi="Arial"/>
+          <w:color w:val="64748B"/>
+          <w:sz w:val="24"/>
+          <w:szCs w:val="24"/>
+        </w:rPr>
+        <w:t xml:space="preserve">All design tokens and fonts</w:t>
+      </w:r>
+    </w:p>
+    <w:p>
+      <w:pPr>
+        <w:spacing w:after="60" w:before="60"/>
+      </w:pPr>
+      <w:r>
+        <w:t xml:space="preserve"/>
+      </w:r>
+    </w:p>
+    <w:p>
+      <w:pPr>
+        <w:spacing w:after="40" w:before="80"/>
       </w:pPr>
       <w:r>
         <w:rPr>
           <w:rFonts w:ascii="Arial" w:cs="Arial" w:eastAsia="Arial" w:hAnsi="Arial"/>
           <w:b/>
           <w:bCs/>
-          <w:color w:val="334155"/>
+          <w:color w:val="1E293B"/>
           <w:sz w:val="26"/>
           <w:szCs w:val="26"/>
         </w:rPr>
@@ -1273,6 +1235,9 @@
         <w:gridCol w:w="4680"/>
       </w:tblGrid>
       <w:tr>
+        <w:trPr>
+          <w:tblHeader/>
+        </w:trPr>
         <w:tc>
           <w:tcPr>
             <w:tcW w:type="dxa" w:w="4680"/>
@@ -1296,9 +1261,8 @@
                 <w:rFonts w:ascii="Arial" w:cs="Arial" w:eastAsia="Arial" w:hAnsi="Arial"/>
                 <w:b/>
                 <w:bCs/>
-                <w:color w:val="1E293B"/>
-                <w:sz w:val="20"/>
-                <w:szCs w:val="20"/>
+                <w:sz w:val="24"/>
+                <w:szCs w:val="24"/>
               </w:rPr>
               <w:t xml:space="preserve">Document</w:t>
             </w:r>
@@ -1327,9 +1291,8 @@
                 <w:rFonts w:ascii="Arial" w:cs="Arial" w:eastAsia="Arial" w:hAnsi="Arial"/>
                 <w:b/>
                 <w:bCs/>
-                <w:color w:val="1E293B"/>
-                <w:sz w:val="20"/>
-                <w:szCs w:val="20"/>
+                <w:sz w:val="24"/>
+                <w:szCs w:val="24"/>
               </w:rPr>
               <w:t xml:space="preserve">Changed</w:t>
             </w:r>
@@ -1357,9 +1320,8 @@
             <w:r>
               <w:rPr>
                 <w:rFonts w:ascii="Arial" w:cs="Arial" w:eastAsia="Arial" w:hAnsi="Arial"/>
-                <w:color w:val="1E293B"/>
-                <w:sz w:val="20"/>
-                <w:szCs w:val="20"/>
+                <w:sz w:val="24"/>
+                <w:szCs w:val="24"/>
               </w:rPr>
               <w:t xml:space="preserve">PRD</w:t>
             </w:r>
@@ -1385,11 +1347,10 @@
             <w:r>
               <w:rPr>
                 <w:rFonts w:ascii="Arial" w:cs="Arial" w:eastAsia="Arial" w:hAnsi="Arial"/>
-                <w:color w:val="1E293B"/>
-                <w:sz w:val="20"/>
-                <w:szCs w:val="20"/>
-              </w:rPr>
-              <w:t xml:space="preserve">Yes — FR-013 added</w:t>
+                <w:sz w:val="24"/>
+                <w:szCs w:val="24"/>
+              </w:rPr>
+              <w:t xml:space="preserve">No</w:t>
             </w:r>
           </w:p>
         </w:tc>
@@ -1415,9 +1376,8 @@
             <w:r>
               <w:rPr>
                 <w:rFonts w:ascii="Arial" w:cs="Arial" w:eastAsia="Arial" w:hAnsi="Arial"/>
-                <w:color w:val="1E293B"/>
-                <w:sz w:val="20"/>
-                <w:szCs w:val="20"/>
+                <w:sz w:val="24"/>
+                <w:szCs w:val="24"/>
               </w:rPr>
               <w:t xml:space="preserve">App Flow</w:t>
             </w:r>
@@ -1443,11 +1403,10 @@
             <w:r>
               <w:rPr>
                 <w:rFonts w:ascii="Arial" w:cs="Arial" w:eastAsia="Arial" w:hAnsi="Arial"/>
-                <w:color w:val="1E293B"/>
-                <w:sz w:val="20"/>
-                <w:szCs w:val="20"/>
-              </w:rPr>
-              <w:t xml:space="preserve">Yes — §2 opening sequence</w:t>
+                <w:sz w:val="24"/>
+                <w:szCs w:val="24"/>
+              </w:rPr>
+              <w:t xml:space="preserve">No</w:t>
             </w:r>
           </w:p>
         </w:tc>
@@ -1473,9 +1432,8 @@
             <w:r>
               <w:rPr>
                 <w:rFonts w:ascii="Arial" w:cs="Arial" w:eastAsia="Arial" w:hAnsi="Arial"/>
-                <w:color w:val="1E293B"/>
-                <w:sz w:val="20"/>
-                <w:szCs w:val="20"/>
+                <w:sz w:val="24"/>
+                <w:szCs w:val="24"/>
               </w:rPr>
               <w:t xml:space="preserve">UI Guide</w:t>
             </w:r>
@@ -1501,11 +1459,10 @@
             <w:r>
               <w:rPr>
                 <w:rFonts w:ascii="Arial" w:cs="Arial" w:eastAsia="Arial" w:hAnsi="Arial"/>
-                <w:color w:val="1E293B"/>
-                <w:sz w:val="20"/>
-                <w:szCs w:val="20"/>
-              </w:rPr>
-              <w:t xml:space="preserve">Yes — §4.1 intro timing</w:t>
+                <w:sz w:val="24"/>
+                <w:szCs w:val="24"/>
+              </w:rPr>
+              <w:t xml:space="preserve">Yes — §4.7 nav position, text opacity, chart dimensions</w:t>
             </w:r>
           </w:p>
         </w:tc>
@@ -1531,9 +1488,8 @@
             <w:r>
               <w:rPr>
                 <w:rFonts w:ascii="Arial" w:cs="Arial" w:eastAsia="Arial" w:hAnsi="Arial"/>
-                <w:color w:val="1E293B"/>
-                <w:sz w:val="20"/>
-                <w:szCs w:val="20"/>
+                <w:sz w:val="24"/>
+                <w:szCs w:val="24"/>
               </w:rPr>
               <w:t xml:space="preserve">Backend Spec</w:t>
             </w:r>
@@ -1559,9 +1515,8 @@
             <w:r>
               <w:rPr>
                 <w:rFonts w:ascii="Arial" w:cs="Arial" w:eastAsia="Arial" w:hAnsi="Arial"/>
-                <w:color w:val="1E293B"/>
-                <w:sz w:val="20"/>
-                <w:szCs w:val="20"/>
+                <w:sz w:val="24"/>
+                <w:szCs w:val="24"/>
               </w:rPr>
               <w:t xml:space="preserve">No</w:t>
             </w:r>
@@ -1589,9 +1544,8 @@
             <w:r>
               <w:rPr>
                 <w:rFonts w:ascii="Arial" w:cs="Arial" w:eastAsia="Arial" w:hAnsi="Arial"/>
-                <w:color w:val="1E293B"/>
-                <w:sz w:val="20"/>
-                <w:szCs w:val="20"/>
+                <w:sz w:val="24"/>
+                <w:szCs w:val="24"/>
               </w:rPr>
               <w:t xml:space="preserve">Security Checklist</w:t>
             </w:r>
@@ -1617,9 +1571,8 @@
             <w:r>
               <w:rPr>
                 <w:rFonts w:ascii="Arial" w:cs="Arial" w:eastAsia="Arial" w:hAnsi="Arial"/>
-                <w:color w:val="1E293B"/>
-                <w:sz w:val="20"/>
-                <w:szCs w:val="20"/>
+                <w:sz w:val="24"/>
+                <w:szCs w:val="24"/>
               </w:rPr>
               <w:t xml:space="preserve">No</w:t>
             </w:r>
@@ -1629,16 +1582,18 @@
     </w:tbl>
     <w:p>
       <w:pPr>
+        <w:spacing w:after="60" w:before="60"/>
+      </w:pPr>
+      <w:r>
+        <w:t xml:space="preserve"/>
+      </w:r>
+    </w:p>
+    <w:p>
+      <w:pPr>
         <w:pBdr>
-          <w:bottom w:val="single" w:color="E2E8F0" w:sz="4"/>
+          <w:top w:val="single" w:color="E2E8F0" w:sz="4" w:space="1"/>
         </w:pBdr>
-        <w:spacing w:after="200" w:before="200"/>
-      </w:pPr>
-    </w:p>
-    <w:p>
-      <w:pPr>
-        <w:pStyle w:val="Heading2"/>
-        <w:spacing w:after="120" w:before="320"/>
+        <w:spacing w:after="140" w:before="320"/>
       </w:pPr>
       <w:r>
         <w:rPr>
@@ -1649,47 +1604,66 @@
           <w:sz w:val="48"/>
           <w:szCs w:val="48"/>
         </w:rPr>
-        <w:t xml:space="preserve">V7 — 2 May 2026</w:t>
-      </w:r>
-    </w:p>
-    <w:p>
-      <w:pPr>
-        <w:spacing w:after="80"/>
-      </w:pPr>
-      <w:r>
-        <w:rPr>
-          <w:rFonts w:ascii="Arial" w:cs="Arial" w:eastAsia="Arial" w:hAnsi="Arial"/>
-          <w:color w:val="475569"/>
-          <w:sz w:val="22"/>
-          <w:szCs w:val="22"/>
-        </w:rPr>
-        <w:t xml:space="preserve">Change: Globe Coordinate &amp; FlyTo Math Corrections</w:t>
-      </w:r>
-    </w:p>
-    <w:p>
-      <w:pPr>
-        <w:spacing w:after="80"/>
-      </w:pPr>
-      <w:r>
-        <w:rPr>
-          <w:rFonts w:ascii="Arial" w:cs="Arial" w:eastAsia="Arial" w:hAnsi="Arial"/>
-          <w:color w:val="475569"/>
-          <w:sz w:val="22"/>
-          <w:szCs w:val="22"/>
-        </w:rPr>
-        <w:t xml:space="preserve">Brief: change-brief-v7.md</w:t>
-      </w:r>
-    </w:p>
-    <w:p>
-      <w:pPr>
-        <w:spacing w:after="60" w:before="160"/>
+        <w:t xml:space="preserve">V9 — 3 May 2026</w:t>
+      </w:r>
+    </w:p>
+    <w:p>
+      <w:pPr>
+        <w:spacing w:after="30" w:before="60"/>
       </w:pPr>
       <w:r>
         <w:rPr>
           <w:rFonts w:ascii="Arial" w:cs="Arial" w:eastAsia="Arial" w:hAnsi="Arial"/>
           <w:b/>
           <w:bCs/>
-          <w:color w:val="334155"/>
+          <w:sz w:val="24"/>
+          <w:szCs w:val="24"/>
+        </w:rPr>
+        <w:t xml:space="preserve">Change: </w:t>
+      </w:r>
+      <w:r>
+        <w:rPr>
+          <w:rFonts w:ascii="Arial" w:cs="Arial" w:eastAsia="Arial" w:hAnsi="Arial"/>
+          <w:sz w:val="24"/>
+          <w:szCs w:val="24"/>
+        </w:rPr>
+        <w:t xml:space="preserve">Moodboard Bin 1 &amp; Bin 4 Upgrade (Hero Carousel + Location Card Widget)</w:t>
+      </w:r>
+    </w:p>
+    <w:p>
+      <w:pPr>
+        <w:spacing w:after="80" w:before="30"/>
+      </w:pPr>
+      <w:r>
+        <w:rPr>
+          <w:rFonts w:ascii="Arial" w:cs="Arial" w:eastAsia="Arial" w:hAnsi="Arial"/>
+          <w:b/>
+          <w:bCs/>
+          <w:sz w:val="24"/>
+          <w:szCs w:val="24"/>
+        </w:rPr>
+        <w:t xml:space="preserve">Brief: </w:t>
+      </w:r>
+      <w:r>
+        <w:rPr>
+          <w:rFonts w:ascii="Courier New" w:cs="Courier New" w:eastAsia="Courier New" w:hAnsi="Courier New"/>
+          <w:color w:val="475569"/>
+          <w:sz w:val="24"/>
+          <w:szCs w:val="24"/>
+        </w:rPr>
+        <w:t xml:space="preserve">change-brief-v9.md</w:t>
+      </w:r>
+    </w:p>
+    <w:p>
+      <w:pPr>
+        <w:spacing w:after="40" w:before="80"/>
+      </w:pPr>
+      <w:r>
+        <w:rPr>
+          <w:rFonts w:ascii="Arial" w:cs="Arial" w:eastAsia="Arial" w:hAnsi="Arial"/>
+          <w:b/>
+          <w:bCs/>
+          <w:color w:val="1E293B"/>
           <w:sz w:val="26"/>
           <w:szCs w:val="26"/>
         </w:rPr>
@@ -1703,18 +1677,16 @@
           <w:ilvl w:val="0"/>
           <w:numId w:val="2"/>
         </w:numPr>
-        <w:spacing w:after="60"/>
-      </w:pPr>
-      <w:r>
-        <w:rPr>
-          <w:rFonts w:ascii="Arial" w:cs="Arial" w:eastAsia="Arial" w:hAnsi="Arial"/>
-          <w:i w:val="false"/>
-          <w:iCs w:val="false"/>
-          <w:color w:val="1E293B"/>
-          <w:sz w:val="22"/>
-          <w:szCs w:val="22"/>
-        </w:rPr>
-        <w:t xml:space="preserve">Corrected buildTexture() canvas copy to apply horizontal mirror around x=512</w:t>
+        <w:spacing w:after="30" w:before="30"/>
+      </w:pPr>
+      <w:r>
+        <w:rPr>
+          <w:rFonts w:ascii="Arial" w:cs="Arial" w:eastAsia="Arial" w:hAnsi="Arial"/>
+          <w:color w:val="1E293B"/>
+          <w:sz w:val="24"/>
+          <w:szCs w:val="24"/>
+        </w:rPr>
+        <w:t xml:space="preserve">Bin 1: replaced single static image with 5-image ambient crossfade carousel — 6.5s auto-rotation, 1.2s crossfade</w:t>
       </w:r>
     </w:p>
     <w:p>
@@ -1724,18 +1696,16 @@
           <w:ilvl w:val="0"/>
           <w:numId w:val="2"/>
         </w:numPr>
-        <w:spacing w:after="60"/>
-      </w:pPr>
-      <w:r>
-        <w:rPr>
-          <w:rFonts w:ascii="Arial" w:cs="Arial" w:eastAsia="Arial" w:hAnsi="Arial"/>
-          <w:i w:val="false"/>
-          <w:iCs w:val="false"/>
-          <w:color w:val="1E293B"/>
-          <w:sz w:val="22"/>
-          <w:szCs w:val="22"/>
-        </w:rPr>
-        <w:t xml:space="preserve">Corrected flyTo() Y-axis target rotation from -theta + π/2 to theta - π/2</w:t>
+        <w:spacing w:after="30" w:before="30"/>
+      </w:pPr>
+      <w:r>
+        <w:rPr>
+          <w:rFonts w:ascii="Arial" w:cs="Arial" w:eastAsia="Arial" w:hAnsi="Arial"/>
+          <w:color w:val="1E293B"/>
+          <w:sz w:val="24"/>
+          <w:szCs w:val="24"/>
+        </w:rPr>
+        <w:t xml:space="preserve">Bin 4: replaced static RegionGlobe SVG with a 5-card paginated info widget — Globe, Season Wheel, Vibe Radar, Crowd Calendar, Cost Breakdown</w:t>
       </w:r>
     </w:p>
     <w:p>
@@ -1745,30 +1715,36 @@
           <w:ilvl w:val="0"/>
           <w:numId w:val="2"/>
         </w:numPr>
-        <w:spacing w:after="60"/>
-      </w:pPr>
-      <w:r>
-        <w:rPr>
-          <w:rFonts w:ascii="Arial" w:cs="Arial" w:eastAsia="Arial" w:hAnsi="Arial"/>
-          <w:i w:val="false"/>
-          <w:iCs w:val="false"/>
-          <w:color w:val="1E293B"/>
-          <w:sz w:val="22"/>
-          <w:szCs w:val="22"/>
-        </w:rPr>
-        <w:t xml:space="preserve">V6 shortest-path delta normalisation and dot-click wiring retained</w:t>
-      </w:r>
-    </w:p>
-    <w:p>
-      <w:pPr>
-        <w:spacing w:after="60" w:before="160"/>
+        <w:spacing w:after="30" w:before="30"/>
+      </w:pPr>
+      <w:r>
+        <w:rPr>
+          <w:rFonts w:ascii="Arial" w:cs="Arial" w:eastAsia="Arial" w:hAnsi="Arial"/>
+          <w:color w:val="1E293B"/>
+          <w:sz w:val="24"/>
+          <w:szCs w:val="24"/>
+        </w:rPr>
+        <w:t xml:space="preserve">destinations.json: 12 new fields added — monthly_temps, peak_months, crowd_index, vibe_scores, cost_breakdown, cost_breakdown_amounts, cost_daily_total, cost_budget_daily, timezone, flight_time_lhr, globe_path; images standardised to exactly 5</w:t>
+      </w:r>
+    </w:p>
+    <w:p>
+      <w:pPr>
+        <w:spacing w:after="60" w:before="60"/>
+      </w:pPr>
+      <w:r>
+        <w:t xml:space="preserve"/>
+      </w:r>
+    </w:p>
+    <w:p>
+      <w:pPr>
+        <w:spacing w:after="40" w:before="80"/>
       </w:pPr>
       <w:r>
         <w:rPr>
           <w:rFonts w:ascii="Arial" w:cs="Arial" w:eastAsia="Arial" w:hAnsi="Arial"/>
           <w:b/>
           <w:bCs/>
-          <w:color w:val="334155"/>
+          <w:color w:val="1E293B"/>
           <w:sz w:val="26"/>
           <w:szCs w:val="26"/>
         </w:rPr>
@@ -1780,158 +1756,76 @@
         <w:pStyle w:val="ListParagraph"/>
         <w:numPr>
           <w:ilvl w:val="0"/>
-          <w:numId w:val="2"/>
-        </w:numPr>
-        <w:spacing w:after="60"/>
-      </w:pPr>
-      <w:r>
-        <w:rPr>
-          <w:rFonts w:ascii="Arial" w:cs="Arial" w:eastAsia="Arial" w:hAnsi="Arial"/>
-          <w:i/>
-          <w:iCs/>
+          <w:numId w:val="3"/>
+        </w:numPr>
+        <w:spacing w:after="30" w:before="30"/>
+      </w:pPr>
+      <w:r>
+        <w:rPr>
+          <w:rFonts w:ascii="Arial" w:cs="Arial" w:eastAsia="Arial" w:hAnsi="Arial"/>
           <w:color w:val="64748B"/>
-          <w:sz w:val="22"/>
-          <w:szCs w:val="22"/>
-        </w:rPr>
-        <w:t xml:space="preserve">latLonToVec3 formula — locked</w:t>
-      </w:r>
-    </w:p>
-    <w:p>
-      <w:pPr>
-        <w:pStyle w:val="ListParagraph"/>
-        <w:numPr>
-          <w:ilvl w:val="0"/>
-          <w:numId w:val="2"/>
-        </w:numPr>
-        <w:spacing w:after="60"/>
-      </w:pPr>
-      <w:r>
-        <w:rPr>
-          <w:rFonts w:ascii="Arial" w:cs="Arial" w:eastAsia="Arial" w:hAnsi="Arial"/>
-          <w:i/>
-          <w:iCs/>
+          <w:sz w:val="24"/>
+          <w:szCs w:val="24"/>
+        </w:rPr>
+        <w:t xml:space="preserve">Moodboard Bins 2, 3, 5, 6 — untouched</w:t>
+      </w:r>
+    </w:p>
+    <w:p>
+      <w:pPr>
+        <w:pStyle w:val="ListParagraph"/>
+        <w:numPr>
+          <w:ilvl w:val="0"/>
+          <w:numId w:val="3"/>
+        </w:numPr>
+        <w:spacing w:after="30" w:before="30"/>
+      </w:pPr>
+      <w:r>
+        <w:rPr>
+          <w:rFonts w:ascii="Arial" w:cs="Arial" w:eastAsia="Arial" w:hAnsi="Arial"/>
           <w:color w:val="64748B"/>
-          <w:sz w:val="22"/>
-          <w:szCs w:val="22"/>
-        </w:rPr>
-        <w:t xml:space="preserve">d3 projection parameters — correct as-is</w:t>
-      </w:r>
-    </w:p>
-    <w:p>
-      <w:pPr>
-        <w:pStyle w:val="ListParagraph"/>
-        <w:numPr>
-          <w:ilvl w:val="0"/>
-          <w:numId w:val="2"/>
-        </w:numPr>
-        <w:spacing w:after="60"/>
-      </w:pPr>
-      <w:r>
-        <w:rPr>
-          <w:rFonts w:ascii="Arial" w:cs="Arial" w:eastAsia="Arial" w:hAnsi="Arial"/>
-          <w:i/>
-          <w:iCs/>
+          <w:sz w:val="24"/>
+          <w:szCs w:val="24"/>
+        </w:rPr>
+        <w:t xml:space="preserve">All design tokens and fonts</w:t>
+      </w:r>
+    </w:p>
+    <w:p>
+      <w:pPr>
+        <w:pStyle w:val="ListParagraph"/>
+        <w:numPr>
+          <w:ilvl w:val="0"/>
+          <w:numId w:val="3"/>
+        </w:numPr>
+        <w:spacing w:after="30" w:before="30"/>
+      </w:pPr>
+      <w:r>
+        <w:rPr>
+          <w:rFonts w:ascii="Arial" w:cs="Arial" w:eastAsia="Arial" w:hAnsi="Arial"/>
           <w:color w:val="64748B"/>
-          <w:sz w:val="22"/>
-          <w:szCs w:val="22"/>
-        </w:rPr>
-        <w:t xml:space="preserve">flyTo X-axis math — correct, untouched</w:t>
-      </w:r>
-    </w:p>
-    <w:p>
-      <w:pPr>
-        <w:pStyle w:val="ListParagraph"/>
-        <w:numPr>
-          <w:ilvl w:val="0"/>
-          <w:numId w:val="2"/>
-        </w:numPr>
-        <w:spacing w:after="60"/>
-      </w:pPr>
-      <w:r>
-        <w:rPr>
-          <w:rFonts w:ascii="Arial" w:cs="Arial" w:eastAsia="Arial" w:hAnsi="Arial"/>
-          <w:i/>
-          <w:iCs/>
-          <w:color w:val="64748B"/>
-          <w:sz w:val="22"/>
-          <w:szCs w:val="22"/>
-        </w:rPr>
-        <w:t xml:space="preserve">All design tokens, fonts</w:t>
-      </w:r>
-    </w:p>
-    <w:p>
-      <w:pPr>
-        <w:pStyle w:val="ListParagraph"/>
-        <w:numPr>
-          <w:ilvl w:val="0"/>
-          <w:numId w:val="2"/>
-        </w:numPr>
-        <w:spacing w:after="60"/>
-      </w:pPr>
-      <w:r>
-        <w:rPr>
-          <w:rFonts w:ascii="Arial" w:cs="Arial" w:eastAsia="Arial" w:hAnsi="Arial"/>
-          <w:i/>
-          <w:iCs/>
-          <w:color w:val="64748B"/>
-          <w:sz w:val="22"/>
-          <w:szCs w:val="22"/>
-        </w:rPr>
-        <w:t xml:space="preserve">Moodboard, SmartPicker, WishlistDrawer, BottomBar, ThemeChips</w:t>
-      </w:r>
-    </w:p>
-    <w:p>
-      <w:pPr>
-        <w:pStyle w:val="ListParagraph"/>
-        <w:numPr>
-          <w:ilvl w:val="0"/>
-          <w:numId w:val="2"/>
-        </w:numPr>
-        <w:spacing w:after="60"/>
-      </w:pPr>
-      <w:r>
-        <w:rPr>
-          <w:rFonts w:ascii="Arial" w:cs="Arial" w:eastAsia="Arial" w:hAnsi="Arial"/>
-          <w:i/>
-          <w:iCs/>
-          <w:color w:val="64748B"/>
-          <w:sz w:val="22"/>
-          <w:szCs w:val="22"/>
-        </w:rPr>
-        <w:t xml:space="preserve">Yellow viewport frame</w:t>
-      </w:r>
-    </w:p>
-    <w:p>
-      <w:pPr>
-        <w:pStyle w:val="ListParagraph"/>
-        <w:numPr>
-          <w:ilvl w:val="0"/>
-          <w:numId w:val="2"/>
-        </w:numPr>
-        <w:spacing w:after="60"/>
-      </w:pPr>
-      <w:r>
-        <w:rPr>
-          <w:rFonts w:ascii="Arial" w:cs="Arial" w:eastAsia="Arial" w:hAnsi="Arial"/>
-          <w:i/>
-          <w:iCs/>
-          <w:color w:val="64748B"/>
-          <w:sz w:val="22"/>
-          <w:szCs w:val="22"/>
-        </w:rPr>
-        <w:t xml:space="preserve">destinations.json coordinates</w:t>
-      </w:r>
-    </w:p>
-    <w:p>
-      <w:pPr>
-        <w:spacing w:after="60" w:before="160"/>
+          <w:sz w:val="24"/>
+          <w:szCs w:val="24"/>
+        </w:rPr>
+        <w:t xml:space="preserve">CultureGlobe, globe math, flyTo, resume API</w:t>
+      </w:r>
+    </w:p>
+    <w:p>
+      <w:pPr>
+        <w:spacing w:after="60" w:before="60"/>
+      </w:pPr>
+      <w:r>
+        <w:t xml:space="preserve"/>
+      </w:r>
+    </w:p>
+    <w:p>
+      <w:pPr>
+        <w:spacing w:after="40" w:before="80"/>
       </w:pPr>
       <w:r>
         <w:rPr>
           <w:rFonts w:ascii="Arial" w:cs="Arial" w:eastAsia="Arial" w:hAnsi="Arial"/>
           <w:b/>
           <w:bCs/>
-          <w:color w:val="334155"/>
+          <w:color w:val="1E293B"/>
           <w:sz w:val="26"/>
           <w:szCs w:val="26"/>
         </w:rPr>
@@ -1955,6 +1849,9 @@
         <w:gridCol w:w="4680"/>
       </w:tblGrid>
       <w:tr>
+        <w:trPr>
+          <w:tblHeader/>
+        </w:trPr>
         <w:tc>
           <w:tcPr>
             <w:tcW w:type="dxa" w:w="4680"/>
@@ -1978,9 +1875,8 @@
                 <w:rFonts w:ascii="Arial" w:cs="Arial" w:eastAsia="Arial" w:hAnsi="Arial"/>
                 <w:b/>
                 <w:bCs/>
-                <w:color w:val="1E293B"/>
-                <w:sz w:val="20"/>
-                <w:szCs w:val="20"/>
+                <w:sz w:val="24"/>
+                <w:szCs w:val="24"/>
               </w:rPr>
               <w:t xml:space="preserve">Document</w:t>
             </w:r>
@@ -2009,9 +1905,8 @@
                 <w:rFonts w:ascii="Arial" w:cs="Arial" w:eastAsia="Arial" w:hAnsi="Arial"/>
                 <w:b/>
                 <w:bCs/>
-                <w:color w:val="1E293B"/>
-                <w:sz w:val="20"/>
-                <w:szCs w:val="20"/>
+                <w:sz w:val="24"/>
+                <w:szCs w:val="24"/>
               </w:rPr>
               <w:t xml:space="preserve">Changed</w:t>
             </w:r>
@@ -2039,9 +1934,8 @@
             <w:r>
               <w:rPr>
                 <w:rFonts w:ascii="Arial" w:cs="Arial" w:eastAsia="Arial" w:hAnsi="Arial"/>
-                <w:color w:val="1E293B"/>
-                <w:sz w:val="20"/>
-                <w:szCs w:val="20"/>
+                <w:sz w:val="24"/>
+                <w:szCs w:val="24"/>
               </w:rPr>
               <w:t xml:space="preserve">PRD</w:t>
             </w:r>
@@ -2067,11 +1961,10 @@
             <w:r>
               <w:rPr>
                 <w:rFonts w:ascii="Arial" w:cs="Arial" w:eastAsia="Arial" w:hAnsi="Arial"/>
-                <w:color w:val="1E293B"/>
-                <w:sz w:val="20"/>
-                <w:szCs w:val="20"/>
-              </w:rPr>
-              <w:t xml:space="preserve">No</w:t>
+                <w:sz w:val="24"/>
+                <w:szCs w:val="24"/>
+              </w:rPr>
+              <w:t xml:space="preserve">Yes — FR-005</w:t>
             </w:r>
           </w:p>
         </w:tc>
@@ -2097,9 +1990,8 @@
             <w:r>
               <w:rPr>
                 <w:rFonts w:ascii="Arial" w:cs="Arial" w:eastAsia="Arial" w:hAnsi="Arial"/>
-                <w:color w:val="1E293B"/>
-                <w:sz w:val="20"/>
-                <w:szCs w:val="20"/>
+                <w:sz w:val="24"/>
+                <w:szCs w:val="24"/>
               </w:rPr>
               <w:t xml:space="preserve">App Flow</w:t>
             </w:r>
@@ -2125,9 +2017,8 @@
             <w:r>
               <w:rPr>
                 <w:rFonts w:ascii="Arial" w:cs="Arial" w:eastAsia="Arial" w:hAnsi="Arial"/>
-                <w:color w:val="1E293B"/>
-                <w:sz w:val="20"/>
-                <w:szCs w:val="20"/>
+                <w:sz w:val="24"/>
+                <w:szCs w:val="24"/>
               </w:rPr>
               <w:t xml:space="preserve">No</w:t>
             </w:r>
@@ -2155,9 +2046,8 @@
             <w:r>
               <w:rPr>
                 <w:rFonts w:ascii="Arial" w:cs="Arial" w:eastAsia="Arial" w:hAnsi="Arial"/>
-                <w:color w:val="1E293B"/>
-                <w:sz w:val="20"/>
-                <w:szCs w:val="20"/>
+                <w:sz w:val="24"/>
+                <w:szCs w:val="24"/>
               </w:rPr>
               <w:t xml:space="preserve">UI Guide</w:t>
             </w:r>
@@ -2183,11 +2073,10 @@
             <w:r>
               <w:rPr>
                 <w:rFonts w:ascii="Arial" w:cs="Arial" w:eastAsia="Arial" w:hAnsi="Arial"/>
-                <w:color w:val="1E293B"/>
-                <w:sz w:val="20"/>
-                <w:szCs w:val="20"/>
-              </w:rPr>
-              <w:t xml:space="preserve">No</w:t>
+                <w:sz w:val="24"/>
+                <w:szCs w:val="24"/>
+              </w:rPr>
+              <w:t xml:space="preserve">Yes — §4.7</w:t>
             </w:r>
           </w:p>
         </w:tc>
@@ -2213,9 +2102,8 @@
             <w:r>
               <w:rPr>
                 <w:rFonts w:ascii="Arial" w:cs="Arial" w:eastAsia="Arial" w:hAnsi="Arial"/>
-                <w:color w:val="1E293B"/>
-                <w:sz w:val="20"/>
-                <w:szCs w:val="20"/>
+                <w:sz w:val="24"/>
+                <w:szCs w:val="24"/>
               </w:rPr>
               <w:t xml:space="preserve">Backend Spec</w:t>
             </w:r>
@@ -2241,11 +2129,10 @@
             <w:r>
               <w:rPr>
                 <w:rFonts w:ascii="Arial" w:cs="Arial" w:eastAsia="Arial" w:hAnsi="Arial"/>
-                <w:color w:val="1E293B"/>
-                <w:sz w:val="20"/>
-                <w:szCs w:val="20"/>
-              </w:rPr>
-              <w:t xml:space="preserve">No</w:t>
+                <w:sz w:val="24"/>
+                <w:szCs w:val="24"/>
+              </w:rPr>
+              <w:t xml:space="preserve">Yes — §2.1 12 new fields</w:t>
             </w:r>
           </w:p>
         </w:tc>
@@ -2271,9 +2158,8 @@
             <w:r>
               <w:rPr>
                 <w:rFonts w:ascii="Arial" w:cs="Arial" w:eastAsia="Arial" w:hAnsi="Arial"/>
-                <w:color w:val="1E293B"/>
-                <w:sz w:val="20"/>
-                <w:szCs w:val="20"/>
+                <w:sz w:val="24"/>
+                <w:szCs w:val="24"/>
               </w:rPr>
               <w:t xml:space="preserve">Security Checklist</w:t>
             </w:r>
@@ -2299,9 +2185,8 @@
             <w:r>
               <w:rPr>
                 <w:rFonts w:ascii="Arial" w:cs="Arial" w:eastAsia="Arial" w:hAnsi="Arial"/>
-                <w:color w:val="1E293B"/>
-                <w:sz w:val="20"/>
-                <w:szCs w:val="20"/>
+                <w:sz w:val="24"/>
+                <w:szCs w:val="24"/>
               </w:rPr>
               <w:t xml:space="preserve">No</w:t>
             </w:r>
@@ -2311,16 +2196,18 @@
     </w:tbl>
     <w:p>
       <w:pPr>
+        <w:spacing w:after="60" w:before="60"/>
+      </w:pPr>
+      <w:r>
+        <w:t xml:space="preserve"/>
+      </w:r>
+    </w:p>
+    <w:p>
+      <w:pPr>
         <w:pBdr>
-          <w:bottom w:val="single" w:color="E2E8F0" w:sz="4"/>
+          <w:top w:val="single" w:color="E2E8F0" w:sz="4" w:space="1"/>
         </w:pBdr>
-        <w:spacing w:after="200" w:before="200"/>
-      </w:pPr>
-    </w:p>
-    <w:p>
-      <w:pPr>
-        <w:pStyle w:val="Heading2"/>
-        <w:spacing w:after="120" w:before="320"/>
+        <w:spacing w:after="140" w:before="320"/>
       </w:pPr>
       <w:r>
         <w:rPr>
@@ -2331,47 +2218,66 @@
           <w:sz w:val="48"/>
           <w:szCs w:val="48"/>
         </w:rPr>
-        <w:t xml:space="preserve">V6 — 2 May 2026</w:t>
-      </w:r>
-    </w:p>
-    <w:p>
-      <w:pPr>
-        <w:spacing w:after="80"/>
-      </w:pPr>
-      <w:r>
-        <w:rPr>
-          <w:rFonts w:ascii="Arial" w:cs="Arial" w:eastAsia="Arial" w:hAnsi="Arial"/>
-          <w:color w:val="475569"/>
-          <w:sz w:val="22"/>
-          <w:szCs w:val="22"/>
-        </w:rPr>
-        <w:t xml:space="preserve">Change: Globe Coordinate &amp; FlyTo Fixes</w:t>
-      </w:r>
-    </w:p>
-    <w:p>
-      <w:pPr>
-        <w:spacing w:after="80"/>
-      </w:pPr>
-      <w:r>
-        <w:rPr>
-          <w:rFonts w:ascii="Arial" w:cs="Arial" w:eastAsia="Arial" w:hAnsi="Arial"/>
-          <w:color w:val="475569"/>
-          <w:sz w:val="22"/>
-          <w:szCs w:val="22"/>
-        </w:rPr>
-        <w:t xml:space="preserve">Brief: change-brief-v6.md</w:t>
-      </w:r>
-    </w:p>
-    <w:p>
-      <w:pPr>
-        <w:spacing w:after="60" w:before="160"/>
+        <w:t xml:space="preserve">V8 — 2 May 2026</w:t>
+      </w:r>
+    </w:p>
+    <w:p>
+      <w:pPr>
+        <w:spacing w:after="30" w:before="60"/>
       </w:pPr>
       <w:r>
         <w:rPr>
           <w:rFonts w:ascii="Arial" w:cs="Arial" w:eastAsia="Arial" w:hAnsi="Arial"/>
           <w:b/>
           <w:bCs/>
-          <w:color w:val="334155"/>
+          <w:sz w:val="24"/>
+          <w:szCs w:val="24"/>
+        </w:rPr>
+        <w:t xml:space="preserve">Change: </w:t>
+      </w:r>
+      <w:r>
+        <w:rPr>
+          <w:rFonts w:ascii="Arial" w:cs="Arial" w:eastAsia="Arial" w:hAnsi="Arial"/>
+          <w:sz w:val="24"/>
+          <w:szCs w:val="24"/>
+        </w:rPr>
+        <w:t xml:space="preserve">Cinematic Opening Animation (Location-Aware Globe Reveal)</w:t>
+      </w:r>
+    </w:p>
+    <w:p>
+      <w:pPr>
+        <w:spacing w:after="80" w:before="30"/>
+      </w:pPr>
+      <w:r>
+        <w:rPr>
+          <w:rFonts w:ascii="Arial" w:cs="Arial" w:eastAsia="Arial" w:hAnsi="Arial"/>
+          <w:b/>
+          <w:bCs/>
+          <w:sz w:val="24"/>
+          <w:szCs w:val="24"/>
+        </w:rPr>
+        <w:t xml:space="preserve">Brief: </w:t>
+      </w:r>
+      <w:r>
+        <w:rPr>
+          <w:rFonts w:ascii="Courier New" w:cs="Courier New" w:eastAsia="Courier New" w:hAnsi="Courier New"/>
+          <w:color w:val="475569"/>
+          <w:sz w:val="24"/>
+          <w:szCs w:val="24"/>
+        </w:rPr>
+        <w:t xml:space="preserve">change-brief-v8.md</w:t>
+      </w:r>
+    </w:p>
+    <w:p>
+      <w:pPr>
+        <w:spacing w:after="40" w:before="80"/>
+      </w:pPr>
+      <w:r>
+        <w:rPr>
+          <w:rFonts w:ascii="Arial" w:cs="Arial" w:eastAsia="Arial" w:hAnsi="Arial"/>
+          <w:b/>
+          <w:bCs/>
+          <w:color w:val="1E293B"/>
           <w:sz w:val="26"/>
           <w:szCs w:val="26"/>
         </w:rPr>
@@ -2385,18 +2291,16 @@
           <w:ilvl w:val="0"/>
           <w:numId w:val="2"/>
         </w:numPr>
-        <w:spacing w:after="60"/>
-      </w:pPr>
-      <w:r>
-        <w:rPr>
-          <w:rFonts w:ascii="Arial" w:cs="Arial" w:eastAsia="Arial" w:hAnsi="Arial"/>
-          <w:i w:val="false"/>
-          <w:iCs w:val="false"/>
-          <w:color w:val="1E293B"/>
-          <w:sz w:val="22"/>
-          <w:szCs w:val="22"/>
-        </w:rPr>
-        <w:t xml:space="preserve">Verified and corrected d3.geoEquirectangular projection parameters in buildTexture()</w:t>
+        <w:spacing w:after="30" w:before="30"/>
+      </w:pPr>
+      <w:r>
+        <w:rPr>
+          <w:rFonts w:ascii="Arial" w:cs="Arial" w:eastAsia="Arial" w:hAnsi="Arial"/>
+          <w:color w:val="1E293B"/>
+          <w:sz w:val="24"/>
+          <w:szCs w:val="24"/>
+        </w:rPr>
+        <w:t xml:space="preserve">Added lib/locationUtils.ts with resolveStartingLocation() — timezone-based, permission-free, Malaysia default</w:t>
       </w:r>
     </w:p>
     <w:p>
@@ -2406,18 +2310,16 @@
           <w:ilvl w:val="0"/>
           <w:numId w:val="2"/>
         </w:numPr>
-        <w:spacing w:after="60"/>
-      </w:pPr>
-      <w:r>
-        <w:rPr>
-          <w:rFonts w:ascii="Arial" w:cs="Arial" w:eastAsia="Arial" w:hAnsi="Arial"/>
-          <w:i w:val="false"/>
-          <w:iCs w:val="false"/>
-          <w:color w:val="1E293B"/>
-          <w:sz w:val="22"/>
-          <w:szCs w:val="22"/>
-        </w:rPr>
-        <w:t xml:space="preserve">Audited and corrected destination lat/lon values in destinations.json</w:t>
+        <w:spacing w:after="30" w:before="30"/>
+      </w:pPr>
+      <w:r>
+        <w:rPr>
+          <w:rFonts w:ascii="Arial" w:cs="Arial" w:eastAsia="Arial" w:hAnsi="Arial"/>
+          <w:color w:val="1E293B"/>
+          <w:sz w:val="24"/>
+          <w:szCs w:val="24"/>
+        </w:rPr>
+        <w:t xml:space="preserve">CultureGlobe mounts at z=1.8, animates to z=5.0 over 600ms; auto-rotation suppressed during intro</w:t>
       </w:r>
     </w:p>
     <w:p>
@@ -2427,51 +2329,36 @@
           <w:ilvl w:val="0"/>
           <w:numId w:val="2"/>
         </w:numPr>
-        <w:spacing w:after="60"/>
-      </w:pPr>
-      <w:r>
-        <w:rPr>
-          <w:rFonts w:ascii="Arial" w:cs="Arial" w:eastAsia="Arial" w:hAnsi="Arial"/>
-          <w:i w:val="false"/>
-          <w:iCs w:val="false"/>
-          <w:color w:val="1E293B"/>
-          <w:sz w:val="22"/>
-          <w:szCs w:val="22"/>
-        </w:rPr>
-        <w:t xml:space="preserve">Fixed flyTo() rotation math: normalises accumulated rotation.y and computes shortest delta</w:t>
-      </w:r>
-    </w:p>
-    <w:p>
-      <w:pPr>
-        <w:pStyle w:val="ListParagraph"/>
-        <w:numPr>
-          <w:ilvl w:val="0"/>
-          <w:numId w:val="2"/>
-        </w:numPr>
-        <w:spacing w:after="60"/>
-      </w:pPr>
-      <w:r>
-        <w:rPr>
-          <w:rFonts w:ascii="Arial" w:cs="Arial" w:eastAsia="Arial" w:hAnsi="Arial"/>
-          <w:i w:val="false"/>
-          <w:iCs w:val="false"/>
-          <w:color w:val="1E293B"/>
-          <w:sz w:val="22"/>
-          <w:szCs w:val="22"/>
-        </w:rPr>
-        <w:t xml:space="preserve">Fixed dot click handler: onHotspotClick now calls flyTo() and delays Moodboard open by 1200ms</w:t>
-      </w:r>
-    </w:p>
-    <w:p>
-      <w:pPr>
-        <w:spacing w:after="60" w:before="160"/>
+        <w:spacing w:after="30" w:before="30"/>
+      </w:pPr>
+      <w:r>
+        <w:rPr>
+          <w:rFonts w:ascii="Arial" w:cs="Arial" w:eastAsia="Arial" w:hAnsi="Arial"/>
+          <w:color w:val="1E293B"/>
+          <w:sz w:val="24"/>
+          <w:szCs w:val="24"/>
+        </w:rPr>
+        <w:t xml:space="preserve">prefers-reduced-motion skips intro; introPlayedRef prevents replay</w:t>
+      </w:r>
+    </w:p>
+    <w:p>
+      <w:pPr>
+        <w:spacing w:after="60" w:before="60"/>
+      </w:pPr>
+      <w:r>
+        <w:t xml:space="preserve"/>
+      </w:r>
+    </w:p>
+    <w:p>
+      <w:pPr>
+        <w:spacing w:after="40" w:before="80"/>
       </w:pPr>
       <w:r>
         <w:rPr>
           <w:rFonts w:ascii="Arial" w:cs="Arial" w:eastAsia="Arial" w:hAnsi="Arial"/>
           <w:b/>
           <w:bCs/>
-          <w:color w:val="334155"/>
+          <w:color w:val="1E293B"/>
           <w:sz w:val="26"/>
           <w:szCs w:val="26"/>
         </w:rPr>
@@ -2483,116 +2370,76 @@
         <w:pStyle w:val="ListParagraph"/>
         <w:numPr>
           <w:ilvl w:val="0"/>
-          <w:numId w:val="2"/>
-        </w:numPr>
-        <w:spacing w:after="60"/>
-      </w:pPr>
-      <w:r>
-        <w:rPr>
-          <w:rFonts w:ascii="Arial" w:cs="Arial" w:eastAsia="Arial" w:hAnsi="Arial"/>
-          <w:i/>
-          <w:iCs/>
+          <w:numId w:val="3"/>
+        </w:numPr>
+        <w:spacing w:after="30" w:before="30"/>
+      </w:pPr>
+      <w:r>
+        <w:rPr>
+          <w:rFonts w:ascii="Arial" w:cs="Arial" w:eastAsia="Arial" w:hAnsi="Arial"/>
           <w:color w:val="64748B"/>
-          <w:sz w:val="22"/>
-          <w:szCs w:val="22"/>
-        </w:rPr>
-        <w:t xml:space="preserve">latLonToVec3 formula — locked</w:t>
-      </w:r>
-    </w:p>
-    <w:p>
-      <w:pPr>
-        <w:pStyle w:val="ListParagraph"/>
-        <w:numPr>
-          <w:ilvl w:val="0"/>
-          <w:numId w:val="2"/>
-        </w:numPr>
-        <w:spacing w:after="60"/>
-      </w:pPr>
-      <w:r>
-        <w:rPr>
-          <w:rFonts w:ascii="Arial" w:cs="Arial" w:eastAsia="Arial" w:hAnsi="Arial"/>
-          <w:i/>
-          <w:iCs/>
+          <w:sz w:val="24"/>
+          <w:szCs w:val="24"/>
+        </w:rPr>
+        <w:t xml:space="preserve">latLonToVec3 — locked; flyTo() math — locked; resume() API</w:t>
+      </w:r>
+    </w:p>
+    <w:p>
+      <w:pPr>
+        <w:pStyle w:val="ListParagraph"/>
+        <w:numPr>
+          <w:ilvl w:val="0"/>
+          <w:numId w:val="3"/>
+        </w:numPr>
+        <w:spacing w:after="30" w:before="30"/>
+      </w:pPr>
+      <w:r>
+        <w:rPr>
+          <w:rFonts w:ascii="Arial" w:cs="Arial" w:eastAsia="Arial" w:hAnsi="Arial"/>
           <w:color w:val="64748B"/>
-          <w:sz w:val="22"/>
-          <w:szCs w:val="22"/>
-        </w:rPr>
-        <w:t xml:space="preserve">flyTo() and resume() API signatures — unchanged</w:t>
-      </w:r>
-    </w:p>
-    <w:p>
-      <w:pPr>
-        <w:pStyle w:val="ListParagraph"/>
-        <w:numPr>
-          <w:ilvl w:val="0"/>
-          <w:numId w:val="2"/>
-        </w:numPr>
-        <w:spacing w:after="60"/>
-      </w:pPr>
-      <w:r>
-        <w:rPr>
-          <w:rFonts w:ascii="Arial" w:cs="Arial" w:eastAsia="Arial" w:hAnsi="Arial"/>
-          <w:i/>
-          <w:iCs/>
+          <w:sz w:val="24"/>
+          <w:szCs w:val="24"/>
+        </w:rPr>
+        <w:t xml:space="preserve">Globe geometry, textures, hotspots, atmosphere, stars</w:t>
+      </w:r>
+    </w:p>
+    <w:p>
+      <w:pPr>
+        <w:pStyle w:val="ListParagraph"/>
+        <w:numPr>
+          <w:ilvl w:val="0"/>
+          <w:numId w:val="3"/>
+        </w:numPr>
+        <w:spacing w:after="30" w:before="30"/>
+      </w:pPr>
+      <w:r>
+        <w:rPr>
+          <w:rFonts w:ascii="Arial" w:cs="Arial" w:eastAsia="Arial" w:hAnsi="Arial"/>
           <w:color w:val="64748B"/>
-          <w:sz w:val="22"/>
-          <w:szCs w:val="22"/>
-        </w:rPr>
-        <w:t xml:space="preserve">Globe geometry, camera, atmosphere shader</w:t>
-      </w:r>
-    </w:p>
-    <w:p>
-      <w:pPr>
-        <w:pStyle w:val="ListParagraph"/>
-        <w:numPr>
-          <w:ilvl w:val="0"/>
-          <w:numId w:val="2"/>
-        </w:numPr>
-        <w:spacing w:after="60"/>
-      </w:pPr>
-      <w:r>
-        <w:rPr>
-          <w:rFonts w:ascii="Arial" w:cs="Arial" w:eastAsia="Arial" w:hAnsi="Arial"/>
-          <w:i/>
-          <w:iCs/>
-          <w:color w:val="64748B"/>
-          <w:sz w:val="22"/>
-          <w:szCs w:val="22"/>
-        </w:rPr>
-        <w:t xml:space="preserve">All design tokens and font families</w:t>
-      </w:r>
-    </w:p>
-    <w:p>
-      <w:pPr>
-        <w:pStyle w:val="ListParagraph"/>
-        <w:numPr>
-          <w:ilvl w:val="0"/>
-          <w:numId w:val="2"/>
-        </w:numPr>
-        <w:spacing w:after="60"/>
-      </w:pPr>
-      <w:r>
-        <w:rPr>
-          <w:rFonts w:ascii="Arial" w:cs="Arial" w:eastAsia="Arial" w:hAnsi="Arial"/>
-          <w:i/>
-          <w:iCs/>
-          <w:color w:val="64748B"/>
-          <w:sz w:val="22"/>
-          <w:szCs w:val="22"/>
-        </w:rPr>
-        <w:t xml:space="preserve">destinations.json field schema</w:t>
-      </w:r>
-    </w:p>
-    <w:p>
-      <w:pPr>
-        <w:spacing w:after="60" w:before="160"/>
+          <w:sz w:val="24"/>
+          <w:szCs w:val="24"/>
+        </w:rPr>
+        <w:t xml:space="preserve">Moodboard, SmartPicker, WishlistDrawer, BottomBar, ThemeChips; destinations.json</w:t>
+      </w:r>
+    </w:p>
+    <w:p>
+      <w:pPr>
+        <w:spacing w:after="60" w:before="60"/>
+      </w:pPr>
+      <w:r>
+        <w:t xml:space="preserve"/>
+      </w:r>
+    </w:p>
+    <w:p>
+      <w:pPr>
+        <w:spacing w:after="40" w:before="80"/>
       </w:pPr>
       <w:r>
         <w:rPr>
           <w:rFonts w:ascii="Arial" w:cs="Arial" w:eastAsia="Arial" w:hAnsi="Arial"/>
           <w:b/>
           <w:bCs/>
-          <w:color w:val="334155"/>
+          <w:color w:val="1E293B"/>
           <w:sz w:val="26"/>
           <w:szCs w:val="26"/>
         </w:rPr>
@@ -2616,6 +2463,9 @@
         <w:gridCol w:w="4680"/>
       </w:tblGrid>
       <w:tr>
+        <w:trPr>
+          <w:tblHeader/>
+        </w:trPr>
         <w:tc>
           <w:tcPr>
             <w:tcW w:type="dxa" w:w="4680"/>
@@ -2639,9 +2489,8 @@
                 <w:rFonts w:ascii="Arial" w:cs="Arial" w:eastAsia="Arial" w:hAnsi="Arial"/>
                 <w:b/>
                 <w:bCs/>
-                <w:color w:val="1E293B"/>
-                <w:sz w:val="20"/>
-                <w:szCs w:val="20"/>
+                <w:sz w:val="24"/>
+                <w:szCs w:val="24"/>
               </w:rPr>
               <w:t xml:space="preserve">Document</w:t>
             </w:r>
@@ -2670,9 +2519,8 @@
                 <w:rFonts w:ascii="Arial" w:cs="Arial" w:eastAsia="Arial" w:hAnsi="Arial"/>
                 <w:b/>
                 <w:bCs/>
-                <w:color w:val="1E293B"/>
-                <w:sz w:val="20"/>
-                <w:szCs w:val="20"/>
+                <w:sz w:val="24"/>
+                <w:szCs w:val="24"/>
               </w:rPr>
               <w:t xml:space="preserve">Changed</w:t>
             </w:r>
@@ -2700,9 +2548,8 @@
             <w:r>
               <w:rPr>
                 <w:rFonts w:ascii="Arial" w:cs="Arial" w:eastAsia="Arial" w:hAnsi="Arial"/>
-                <w:color w:val="1E293B"/>
-                <w:sz w:val="20"/>
-                <w:szCs w:val="20"/>
+                <w:sz w:val="24"/>
+                <w:szCs w:val="24"/>
               </w:rPr>
               <w:t xml:space="preserve">PRD</w:t>
             </w:r>
@@ -2728,11 +2575,10 @@
             <w:r>
               <w:rPr>
                 <w:rFonts w:ascii="Arial" w:cs="Arial" w:eastAsia="Arial" w:hAnsi="Arial"/>
-                <w:color w:val="1E293B"/>
-                <w:sz w:val="20"/>
-                <w:szCs w:val="20"/>
-              </w:rPr>
-              <w:t xml:space="preserve">No</w:t>
+                <w:sz w:val="24"/>
+                <w:szCs w:val="24"/>
+              </w:rPr>
+              <w:t xml:space="preserve">Yes — FR-013</w:t>
             </w:r>
           </w:p>
         </w:tc>
@@ -2758,9 +2604,8 @@
             <w:r>
               <w:rPr>
                 <w:rFonts w:ascii="Arial" w:cs="Arial" w:eastAsia="Arial" w:hAnsi="Arial"/>
-                <w:color w:val="1E293B"/>
-                <w:sz w:val="20"/>
-                <w:szCs w:val="20"/>
+                <w:sz w:val="24"/>
+                <w:szCs w:val="24"/>
               </w:rPr>
               <w:t xml:space="preserve">App Flow</w:t>
             </w:r>
@@ -2786,11 +2631,10 @@
             <w:r>
               <w:rPr>
                 <w:rFonts w:ascii="Arial" w:cs="Arial" w:eastAsia="Arial" w:hAnsi="Arial"/>
-                <w:color w:val="1E293B"/>
-                <w:sz w:val="20"/>
-                <w:szCs w:val="20"/>
-              </w:rPr>
-              <w:t xml:space="preserve">Yes — §2 dot click wiring</w:t>
+                <w:sz w:val="24"/>
+                <w:szCs w:val="24"/>
+              </w:rPr>
+              <w:t xml:space="preserve">Yes — §2</w:t>
             </w:r>
           </w:p>
         </w:tc>
@@ -2816,9 +2660,8 @@
             <w:r>
               <w:rPr>
                 <w:rFonts w:ascii="Arial" w:cs="Arial" w:eastAsia="Arial" w:hAnsi="Arial"/>
-                <w:color w:val="1E293B"/>
-                <w:sz w:val="20"/>
-                <w:szCs w:val="20"/>
+                <w:sz w:val="24"/>
+                <w:szCs w:val="24"/>
               </w:rPr>
               <w:t xml:space="preserve">UI Guide</w:t>
             </w:r>
@@ -2844,11 +2687,10 @@
             <w:r>
               <w:rPr>
                 <w:rFonts w:ascii="Arial" w:cs="Arial" w:eastAsia="Arial" w:hAnsi="Arial"/>
-                <w:color w:val="1E293B"/>
-                <w:sz w:val="20"/>
-                <w:szCs w:val="20"/>
-              </w:rPr>
-              <w:t xml:space="preserve">No</w:t>
+                <w:sz w:val="24"/>
+                <w:szCs w:val="24"/>
+              </w:rPr>
+              <w:t xml:space="preserve">Yes — §4.1</w:t>
             </w:r>
           </w:p>
         </w:tc>
@@ -2874,9 +2716,8 @@
             <w:r>
               <w:rPr>
                 <w:rFonts w:ascii="Arial" w:cs="Arial" w:eastAsia="Arial" w:hAnsi="Arial"/>
-                <w:color w:val="1E293B"/>
-                <w:sz w:val="20"/>
-                <w:szCs w:val="20"/>
+                <w:sz w:val="24"/>
+                <w:szCs w:val="24"/>
               </w:rPr>
               <w:t xml:space="preserve">Backend Spec</w:t>
             </w:r>
@@ -2902,9 +2743,8 @@
             <w:r>
               <w:rPr>
                 <w:rFonts w:ascii="Arial" w:cs="Arial" w:eastAsia="Arial" w:hAnsi="Arial"/>
-                <w:color w:val="1E293B"/>
-                <w:sz w:val="20"/>
-                <w:szCs w:val="20"/>
+                <w:sz w:val="24"/>
+                <w:szCs w:val="24"/>
               </w:rPr>
               <w:t xml:space="preserve">No</w:t>
             </w:r>
@@ -2932,9 +2772,8 @@
             <w:r>
               <w:rPr>
                 <w:rFonts w:ascii="Arial" w:cs="Arial" w:eastAsia="Arial" w:hAnsi="Arial"/>
-                <w:color w:val="1E293B"/>
-                <w:sz w:val="20"/>
-                <w:szCs w:val="20"/>
+                <w:sz w:val="24"/>
+                <w:szCs w:val="24"/>
               </w:rPr>
               <w:t xml:space="preserve">Security Checklist</w:t>
             </w:r>
@@ -2960,9 +2799,8 @@
             <w:r>
               <w:rPr>
                 <w:rFonts w:ascii="Arial" w:cs="Arial" w:eastAsia="Arial" w:hAnsi="Arial"/>
-                <w:color w:val="1E293B"/>
-                <w:sz w:val="20"/>
-                <w:szCs w:val="20"/>
+                <w:sz w:val="24"/>
+                <w:szCs w:val="24"/>
               </w:rPr>
               <w:t xml:space="preserve">No</w:t>
             </w:r>
@@ -2972,16 +2810,18 @@
     </w:tbl>
     <w:p>
       <w:pPr>
+        <w:spacing w:after="60" w:before="60"/>
+      </w:pPr>
+      <w:r>
+        <w:t xml:space="preserve"/>
+      </w:r>
+    </w:p>
+    <w:p>
+      <w:pPr>
         <w:pBdr>
-          <w:bottom w:val="single" w:color="E2E8F0" w:sz="4"/>
+          <w:top w:val="single" w:color="E2E8F0" w:sz="4" w:space="1"/>
         </w:pBdr>
-        <w:spacing w:after="200" w:before="200"/>
-      </w:pPr>
-    </w:p>
-    <w:p>
-      <w:pPr>
-        <w:pStyle w:val="Heading2"/>
-        <w:spacing w:after="120" w:before="320"/>
+        <w:spacing w:after="140" w:before="320"/>
       </w:pPr>
       <w:r>
         <w:rPr>
@@ -2992,47 +2832,66 @@
           <w:sz w:val="48"/>
           <w:szCs w:val="48"/>
         </w:rPr>
-        <w:t xml:space="preserve">V5 — 1 May 2026</w:t>
-      </w:r>
-    </w:p>
-    <w:p>
-      <w:pPr>
-        <w:spacing w:after="80"/>
-      </w:pPr>
-      <w:r>
-        <w:rPr>
-          <w:rFonts w:ascii="Arial" w:cs="Arial" w:eastAsia="Arial" w:hAnsi="Arial"/>
-          <w:color w:val="475569"/>
-          <w:sz w:val="22"/>
-          <w:szCs w:val="22"/>
-        </w:rPr>
-        <w:t xml:space="preserve">Change: Globe Continent Upgrade (GeoJSON + Biome Texture)</w:t>
-      </w:r>
-    </w:p>
-    <w:p>
-      <w:pPr>
-        <w:spacing w:after="80"/>
-      </w:pPr>
-      <w:r>
-        <w:rPr>
-          <w:rFonts w:ascii="Arial" w:cs="Arial" w:eastAsia="Arial" w:hAnsi="Arial"/>
-          <w:color w:val="475569"/>
-          <w:sz w:val="22"/>
-          <w:szCs w:val="22"/>
-        </w:rPr>
-        <w:t xml:space="preserve">Brief: change-brief-v5.md</w:t>
-      </w:r>
-    </w:p>
-    <w:p>
-      <w:pPr>
-        <w:spacing w:after="60" w:before="160"/>
+        <w:t xml:space="preserve">V7 — 2 May 2026</w:t>
+      </w:r>
+    </w:p>
+    <w:p>
+      <w:pPr>
+        <w:spacing w:after="30" w:before="60"/>
       </w:pPr>
       <w:r>
         <w:rPr>
           <w:rFonts w:ascii="Arial" w:cs="Arial" w:eastAsia="Arial" w:hAnsi="Arial"/>
           <w:b/>
           <w:bCs/>
-          <w:color w:val="334155"/>
+          <w:sz w:val="24"/>
+          <w:szCs w:val="24"/>
+        </w:rPr>
+        <w:t xml:space="preserve">Change: </w:t>
+      </w:r>
+      <w:r>
+        <w:rPr>
+          <w:rFonts w:ascii="Arial" w:cs="Arial" w:eastAsia="Arial" w:hAnsi="Arial"/>
+          <w:sz w:val="24"/>
+          <w:szCs w:val="24"/>
+        </w:rPr>
+        <w:t xml:space="preserve">Globe Coordinate &amp; FlyTo Math Corrections</w:t>
+      </w:r>
+    </w:p>
+    <w:p>
+      <w:pPr>
+        <w:spacing w:after="80" w:before="30"/>
+      </w:pPr>
+      <w:r>
+        <w:rPr>
+          <w:rFonts w:ascii="Arial" w:cs="Arial" w:eastAsia="Arial" w:hAnsi="Arial"/>
+          <w:b/>
+          <w:bCs/>
+          <w:sz w:val="24"/>
+          <w:szCs w:val="24"/>
+        </w:rPr>
+        <w:t xml:space="preserve">Brief: </w:t>
+      </w:r>
+      <w:r>
+        <w:rPr>
+          <w:rFonts w:ascii="Courier New" w:cs="Courier New" w:eastAsia="Courier New" w:hAnsi="Courier New"/>
+          <w:color w:val="475569"/>
+          <w:sz w:val="24"/>
+          <w:szCs w:val="24"/>
+        </w:rPr>
+        <w:t xml:space="preserve">change-brief-v7.md</w:t>
+      </w:r>
+    </w:p>
+    <w:p>
+      <w:pPr>
+        <w:spacing w:after="40" w:before="80"/>
+      </w:pPr>
+      <w:r>
+        <w:rPr>
+          <w:rFonts w:ascii="Arial" w:cs="Arial" w:eastAsia="Arial" w:hAnsi="Arial"/>
+          <w:b/>
+          <w:bCs/>
+          <w:color w:val="1E293B"/>
           <w:sz w:val="26"/>
           <w:szCs w:val="26"/>
         </w:rPr>
@@ -3046,18 +2905,16 @@
           <w:ilvl w:val="0"/>
           <w:numId w:val="2"/>
         </w:numPr>
-        <w:spacing w:after="60"/>
-      </w:pPr>
-      <w:r>
-        <w:rPr>
-          <w:rFonts w:ascii="Arial" w:cs="Arial" w:eastAsia="Arial" w:hAnsi="Arial"/>
-          <w:i w:val="false"/>
-          <w:iCs w:val="false"/>
-          <w:color w:val="1E293B"/>
-          <w:sz w:val="22"/>
-          <w:szCs w:val="22"/>
-        </w:rPr>
-        <w:t xml:space="preserve">Replaced hardcoded CONTINENTS polygon array with real GeoJSON from world-atlas</w:t>
+        <w:spacing w:after="30" w:before="30"/>
+      </w:pPr>
+      <w:r>
+        <w:rPr>
+          <w:rFonts w:ascii="Arial" w:cs="Arial" w:eastAsia="Arial" w:hAnsi="Arial"/>
+          <w:color w:val="1E293B"/>
+          <w:sz w:val="24"/>
+          <w:szCs w:val="24"/>
+        </w:rPr>
+        <w:t xml:space="preserve">Corrected buildTexture() canvas mirror around x=512</w:t>
       </w:r>
     </w:p>
     <w:p>
@@ -3067,72 +2924,36 @@
           <w:ilvl w:val="0"/>
           <w:numId w:val="2"/>
         </w:numPr>
-        <w:spacing w:after="60"/>
-      </w:pPr>
-      <w:r>
-        <w:rPr>
-          <w:rFonts w:ascii="Arial" w:cs="Arial" w:eastAsia="Arial" w:hAnsi="Arial"/>
-          <w:i w:val="false"/>
-          <w:iCs w:val="false"/>
-          <w:color w:val="1E293B"/>
-          <w:sz w:val="22"/>
-          <w:szCs w:val="22"/>
-        </w:rPr>
-        <w:t xml:space="preserve">Installed d3-geo and topojson-client; added countries-110m.json</w:t>
-      </w:r>
-    </w:p>
-    <w:p>
-      <w:pPr>
-        <w:pStyle w:val="ListParagraph"/>
-        <w:numPr>
-          <w:ilvl w:val="0"/>
-          <w:numId w:val="2"/>
-        </w:numPr>
-        <w:spacing w:after="60"/>
-      </w:pPr>
-      <w:r>
-        <w:rPr>
-          <w:rFonts w:ascii="Arial" w:cs="Arial" w:eastAsia="Arial" w:hAnsi="Arial"/>
-          <w:i w:val="false"/>
-          <w:iCs w:val="false"/>
-          <w:color w:val="1E293B"/>
-          <w:sz w:val="22"/>
-          <w:szCs w:val="22"/>
-        </w:rPr>
-        <w:t xml:space="preserve">Rewrote buildTexture() to use d3.geoEquirectangular + d3.geoPath on 2048×1024 canvas</w:t>
-      </w:r>
-    </w:p>
-    <w:p>
-      <w:pPr>
-        <w:pStyle w:val="ListParagraph"/>
-        <w:numPr>
-          <w:ilvl w:val="0"/>
-          <w:numId w:val="2"/>
-        </w:numPr>
-        <w:spacing w:after="60"/>
-      </w:pPr>
-      <w:r>
-        <w:rPr>
-          <w:rFonts w:ascii="Arial" w:cs="Arial" w:eastAsia="Arial" w:hAnsi="Arial"/>
-          <w:i w:val="false"/>
-          <w:iCs w:val="false"/>
-          <w:color w:val="1E293B"/>
-          <w:sz w:val="22"/>
-          <w:szCs w:val="22"/>
-        </w:rPr>
-        <w:t xml:space="preserve">Added biome colour overlay: 5 lat-band zones applied via canvas clipping</w:t>
-      </w:r>
-    </w:p>
-    <w:p>
-      <w:pPr>
-        <w:spacing w:after="60" w:before="160"/>
+        <w:spacing w:after="30" w:before="30"/>
+      </w:pPr>
+      <w:r>
+        <w:rPr>
+          <w:rFonts w:ascii="Arial" w:cs="Arial" w:eastAsia="Arial" w:hAnsi="Arial"/>
+          <w:color w:val="1E293B"/>
+          <w:sz w:val="24"/>
+          <w:szCs w:val="24"/>
+        </w:rPr>
+        <w:t xml:space="preserve">Corrected flyTo() Y-axis formula from -theta + π/2 to theta - π/2</w:t>
+      </w:r>
+    </w:p>
+    <w:p>
+      <w:pPr>
+        <w:spacing w:after="60" w:before="60"/>
+      </w:pPr>
+      <w:r>
+        <w:t xml:space="preserve"/>
+      </w:r>
+    </w:p>
+    <w:p>
+      <w:pPr>
+        <w:spacing w:after="40" w:before="80"/>
       </w:pPr>
       <w:r>
         <w:rPr>
           <w:rFonts w:ascii="Arial" w:cs="Arial" w:eastAsia="Arial" w:hAnsi="Arial"/>
           <w:b/>
           <w:bCs/>
-          <w:color w:val="334155"/>
+          <w:color w:val="1E293B"/>
           <w:sz w:val="26"/>
           <w:szCs w:val="26"/>
         </w:rPr>
@@ -3144,116 +2965,57 @@
         <w:pStyle w:val="ListParagraph"/>
         <w:numPr>
           <w:ilvl w:val="0"/>
-          <w:numId w:val="2"/>
-        </w:numPr>
-        <w:spacing w:after="60"/>
-      </w:pPr>
-      <w:r>
-        <w:rPr>
-          <w:rFonts w:ascii="Arial" w:cs="Arial" w:eastAsia="Arial" w:hAnsi="Arial"/>
-          <w:i/>
-          <w:iCs/>
+          <w:numId w:val="3"/>
+        </w:numPr>
+        <w:spacing w:after="30" w:before="30"/>
+      </w:pPr>
+      <w:r>
+        <w:rPr>
+          <w:rFonts w:ascii="Arial" w:cs="Arial" w:eastAsia="Arial" w:hAnsi="Arial"/>
           <w:color w:val="64748B"/>
-          <w:sz w:val="22"/>
-          <w:szCs w:val="22"/>
-        </w:rPr>
-        <w:t xml:space="preserve">latLonToVec3 formula — locked</w:t>
-      </w:r>
-    </w:p>
-    <w:p>
-      <w:pPr>
-        <w:pStyle w:val="ListParagraph"/>
-        <w:numPr>
-          <w:ilvl w:val="0"/>
-          <w:numId w:val="2"/>
-        </w:numPr>
-        <w:spacing w:after="60"/>
-      </w:pPr>
-      <w:r>
-        <w:rPr>
-          <w:rFonts w:ascii="Arial" w:cs="Arial" w:eastAsia="Arial" w:hAnsi="Arial"/>
-          <w:i/>
-          <w:iCs/>
+          <w:sz w:val="24"/>
+          <w:szCs w:val="24"/>
+        </w:rPr>
+        <w:t xml:space="preserve">latLonToVec3 — locked; d3 projection — correct; flyTo X-axis — correct</w:t>
+      </w:r>
+    </w:p>
+    <w:p>
+      <w:pPr>
+        <w:pStyle w:val="ListParagraph"/>
+        <w:numPr>
+          <w:ilvl w:val="0"/>
+          <w:numId w:val="3"/>
+        </w:numPr>
+        <w:spacing w:after="30" w:before="30"/>
+      </w:pPr>
+      <w:r>
+        <w:rPr>
+          <w:rFonts w:ascii="Arial" w:cs="Arial" w:eastAsia="Arial" w:hAnsi="Arial"/>
           <w:color w:val="64748B"/>
-          <w:sz w:val="22"/>
-          <w:szCs w:val="22"/>
-        </w:rPr>
-        <w:t xml:space="preserve">flyTo() and resume() API — locked</w:t>
-      </w:r>
-    </w:p>
-    <w:p>
-      <w:pPr>
-        <w:pStyle w:val="ListParagraph"/>
-        <w:numPr>
-          <w:ilvl w:val="0"/>
-          <w:numId w:val="2"/>
-        </w:numPr>
-        <w:spacing w:after="60"/>
-      </w:pPr>
-      <w:r>
-        <w:rPr>
-          <w:rFonts w:ascii="Arial" w:cs="Arial" w:eastAsia="Arial" w:hAnsi="Arial"/>
-          <w:i/>
-          <w:iCs/>
-          <w:color w:val="64748B"/>
-          <w:sz w:val="22"/>
-          <w:szCs w:val="22"/>
-        </w:rPr>
-        <w:t xml:space="preserve">All design tokens</w:t>
-      </w:r>
-    </w:p>
-    <w:p>
-      <w:pPr>
-        <w:pStyle w:val="ListParagraph"/>
-        <w:numPr>
-          <w:ilvl w:val="0"/>
-          <w:numId w:val="2"/>
-        </w:numPr>
-        <w:spacing w:after="60"/>
-      </w:pPr>
-      <w:r>
-        <w:rPr>
-          <w:rFonts w:ascii="Arial" w:cs="Arial" w:eastAsia="Arial" w:hAnsi="Arial"/>
-          <w:i/>
-          <w:iCs/>
-          <w:color w:val="64748B"/>
-          <w:sz w:val="22"/>
-          <w:szCs w:val="22"/>
-        </w:rPr>
-        <w:t xml:space="preserve">Moodboard, SmartPicker, WishlistDrawer, BottomBar, ThemeChips</w:t>
-      </w:r>
-    </w:p>
-    <w:p>
-      <w:pPr>
-        <w:pStyle w:val="ListParagraph"/>
-        <w:numPr>
-          <w:ilvl w:val="0"/>
-          <w:numId w:val="2"/>
-        </w:numPr>
-        <w:spacing w:after="60"/>
-      </w:pPr>
-      <w:r>
-        <w:rPr>
-          <w:rFonts w:ascii="Arial" w:cs="Arial" w:eastAsia="Arial" w:hAnsi="Arial"/>
-          <w:i/>
-          <w:iCs/>
-          <w:color w:val="64748B"/>
-          <w:sz w:val="22"/>
-          <w:szCs w:val="22"/>
-        </w:rPr>
-        <w:t xml:space="preserve">destinations.json</w:t>
-      </w:r>
-    </w:p>
-    <w:p>
-      <w:pPr>
-        <w:spacing w:after="60" w:before="160"/>
+          <w:sz w:val="24"/>
+          <w:szCs w:val="24"/>
+        </w:rPr>
+        <w:t xml:space="preserve">All tokens, fonts, components; destinations.json coordinates</w:t>
+      </w:r>
+    </w:p>
+    <w:p>
+      <w:pPr>
+        <w:spacing w:after="60" w:before="60"/>
+      </w:pPr>
+      <w:r>
+        <w:t xml:space="preserve"/>
+      </w:r>
+    </w:p>
+    <w:p>
+      <w:pPr>
+        <w:spacing w:after="40" w:before="80"/>
       </w:pPr>
       <w:r>
         <w:rPr>
           <w:rFonts w:ascii="Arial" w:cs="Arial" w:eastAsia="Arial" w:hAnsi="Arial"/>
           <w:b/>
           <w:bCs/>
-          <w:color w:val="334155"/>
+          <w:color w:val="1E293B"/>
           <w:sz w:val="26"/>
           <w:szCs w:val="26"/>
         </w:rPr>
@@ -3277,6 +3039,9 @@
         <w:gridCol w:w="4680"/>
       </w:tblGrid>
       <w:tr>
+        <w:trPr>
+          <w:tblHeader/>
+        </w:trPr>
         <w:tc>
           <w:tcPr>
             <w:tcW w:type="dxa" w:w="4680"/>
@@ -3300,9 +3065,8 @@
                 <w:rFonts w:ascii="Arial" w:cs="Arial" w:eastAsia="Arial" w:hAnsi="Arial"/>
                 <w:b/>
                 <w:bCs/>
-                <w:color w:val="1E293B"/>
-                <w:sz w:val="20"/>
-                <w:szCs w:val="20"/>
+                <w:sz w:val="24"/>
+                <w:szCs w:val="24"/>
               </w:rPr>
               <w:t xml:space="preserve">Document</w:t>
             </w:r>
@@ -3331,9 +3095,8 @@
                 <w:rFonts w:ascii="Arial" w:cs="Arial" w:eastAsia="Arial" w:hAnsi="Arial"/>
                 <w:b/>
                 <w:bCs/>
-                <w:color w:val="1E293B"/>
-                <w:sz w:val="20"/>
-                <w:szCs w:val="20"/>
+                <w:sz w:val="24"/>
+                <w:szCs w:val="24"/>
               </w:rPr>
               <w:t xml:space="preserve">Changed</w:t>
             </w:r>
@@ -3361,9 +3124,8 @@
             <w:r>
               <w:rPr>
                 <w:rFonts w:ascii="Arial" w:cs="Arial" w:eastAsia="Arial" w:hAnsi="Arial"/>
-                <w:color w:val="1E293B"/>
-                <w:sz w:val="20"/>
-                <w:szCs w:val="20"/>
+                <w:sz w:val="24"/>
+                <w:szCs w:val="24"/>
               </w:rPr>
               <w:t xml:space="preserve">PRD</w:t>
             </w:r>
@@ -3389,9 +3151,8 @@
             <w:r>
               <w:rPr>
                 <w:rFonts w:ascii="Arial" w:cs="Arial" w:eastAsia="Arial" w:hAnsi="Arial"/>
-                <w:color w:val="1E293B"/>
-                <w:sz w:val="20"/>
-                <w:szCs w:val="20"/>
+                <w:sz w:val="24"/>
+                <w:szCs w:val="24"/>
               </w:rPr>
               <w:t xml:space="preserve">No</w:t>
             </w:r>
@@ -3419,9 +3180,8 @@
             <w:r>
               <w:rPr>
                 <w:rFonts w:ascii="Arial" w:cs="Arial" w:eastAsia="Arial" w:hAnsi="Arial"/>
-                <w:color w:val="1E293B"/>
-                <w:sz w:val="20"/>
-                <w:szCs w:val="20"/>
+                <w:sz w:val="24"/>
+                <w:szCs w:val="24"/>
               </w:rPr>
               <w:t xml:space="preserve">App Flow</w:t>
             </w:r>
@@ -3447,9 +3207,8 @@
             <w:r>
               <w:rPr>
                 <w:rFonts w:ascii="Arial" w:cs="Arial" w:eastAsia="Arial" w:hAnsi="Arial"/>
-                <w:color w:val="1E293B"/>
-                <w:sz w:val="20"/>
-                <w:szCs w:val="20"/>
+                <w:sz w:val="24"/>
+                <w:szCs w:val="24"/>
               </w:rPr>
               <w:t xml:space="preserve">No</w:t>
             </w:r>
@@ -3477,9 +3236,8 @@
             <w:r>
               <w:rPr>
                 <w:rFonts w:ascii="Arial" w:cs="Arial" w:eastAsia="Arial" w:hAnsi="Arial"/>
-                <w:color w:val="1E293B"/>
-                <w:sz w:val="20"/>
-                <w:szCs w:val="20"/>
+                <w:sz w:val="24"/>
+                <w:szCs w:val="24"/>
               </w:rPr>
               <w:t xml:space="preserve">UI Guide</w:t>
             </w:r>
@@ -3505,11 +3263,10 @@
             <w:r>
               <w:rPr>
                 <w:rFonts w:ascii="Arial" w:cs="Arial" w:eastAsia="Arial" w:hAnsi="Arial"/>
-                <w:color w:val="1E293B"/>
-                <w:sz w:val="20"/>
-                <w:szCs w:val="20"/>
-              </w:rPr>
-              <w:t xml:space="preserve">Yes — §4.1 continent shape</w:t>
+                <w:sz w:val="24"/>
+                <w:szCs w:val="24"/>
+              </w:rPr>
+              <w:t xml:space="preserve">No</w:t>
             </w:r>
           </w:p>
         </w:tc>
@@ -3535,9 +3292,8 @@
             <w:r>
               <w:rPr>
                 <w:rFonts w:ascii="Arial" w:cs="Arial" w:eastAsia="Arial" w:hAnsi="Arial"/>
-                <w:color w:val="1E293B"/>
-                <w:sz w:val="20"/>
-                <w:szCs w:val="20"/>
+                <w:sz w:val="24"/>
+                <w:szCs w:val="24"/>
               </w:rPr>
               <w:t xml:space="preserve">Backend Spec</w:t>
             </w:r>
@@ -3563,9 +3319,8 @@
             <w:r>
               <w:rPr>
                 <w:rFonts w:ascii="Arial" w:cs="Arial" w:eastAsia="Arial" w:hAnsi="Arial"/>
-                <w:color w:val="1E293B"/>
-                <w:sz w:val="20"/>
-                <w:szCs w:val="20"/>
+                <w:sz w:val="24"/>
+                <w:szCs w:val="24"/>
               </w:rPr>
               <w:t xml:space="preserve">No</w:t>
             </w:r>
@@ -3593,9 +3348,8 @@
             <w:r>
               <w:rPr>
                 <w:rFonts w:ascii="Arial" w:cs="Arial" w:eastAsia="Arial" w:hAnsi="Arial"/>
-                <w:color w:val="1E293B"/>
-                <w:sz w:val="20"/>
-                <w:szCs w:val="20"/>
+                <w:sz w:val="24"/>
+                <w:szCs w:val="24"/>
               </w:rPr>
               <w:t xml:space="preserve">Security Checklist</w:t>
             </w:r>
@@ -3621,9 +3375,8 @@
             <w:r>
               <w:rPr>
                 <w:rFonts w:ascii="Arial" w:cs="Arial" w:eastAsia="Arial" w:hAnsi="Arial"/>
-                <w:color w:val="1E293B"/>
-                <w:sz w:val="20"/>
-                <w:szCs w:val="20"/>
+                <w:sz w:val="24"/>
+                <w:szCs w:val="24"/>
               </w:rPr>
               <w:t xml:space="preserve">No</w:t>
             </w:r>
@@ -3633,16 +3386,18 @@
     </w:tbl>
     <w:p>
       <w:pPr>
+        <w:spacing w:after="60" w:before="60"/>
+      </w:pPr>
+      <w:r>
+        <w:t xml:space="preserve"/>
+      </w:r>
+    </w:p>
+    <w:p>
+      <w:pPr>
         <w:pBdr>
-          <w:bottom w:val="single" w:color="E2E8F0" w:sz="4"/>
+          <w:top w:val="single" w:color="E2E8F0" w:sz="4" w:space="1"/>
         </w:pBdr>
-        <w:spacing w:after="200" w:before="200"/>
-      </w:pPr>
-    </w:p>
-    <w:p>
-      <w:pPr>
-        <w:pStyle w:val="Heading2"/>
-        <w:spacing w:after="120" w:before="320"/>
+        <w:spacing w:after="140" w:before="320"/>
       </w:pPr>
       <w:r>
         <w:rPr>
@@ -3653,47 +3408,66 @@
           <w:sz w:val="48"/>
           <w:szCs w:val="48"/>
         </w:rPr>
-        <w:t xml:space="preserve">V4 — 1 May 2026</w:t>
-      </w:r>
-    </w:p>
-    <w:p>
-      <w:pPr>
-        <w:spacing w:after="80"/>
-      </w:pPr>
-      <w:r>
-        <w:rPr>
-          <w:rFonts w:ascii="Arial" w:cs="Arial" w:eastAsia="Arial" w:hAnsi="Arial"/>
-          <w:color w:val="475569"/>
-          <w:sz w:val="22"/>
-          <w:szCs w:val="22"/>
-        </w:rPr>
-        <w:t xml:space="preserve">Change: Globe Polish &amp; UX Fixes (9 changes shipped)</w:t>
-      </w:r>
-    </w:p>
-    <w:p>
-      <w:pPr>
-        <w:spacing w:after="80"/>
-      </w:pPr>
-      <w:r>
-        <w:rPr>
-          <w:rFonts w:ascii="Arial" w:cs="Arial" w:eastAsia="Arial" w:hAnsi="Arial"/>
-          <w:color w:val="475569"/>
-          <w:sz w:val="22"/>
-          <w:szCs w:val="22"/>
-        </w:rPr>
-        <w:t xml:space="preserve">Brief: change-brief-v4.md</w:t>
-      </w:r>
-    </w:p>
-    <w:p>
-      <w:pPr>
-        <w:spacing w:after="60" w:before="160"/>
+        <w:t xml:space="preserve">V6 — 2 May 2026</w:t>
+      </w:r>
+    </w:p>
+    <w:p>
+      <w:pPr>
+        <w:spacing w:after="30" w:before="60"/>
       </w:pPr>
       <w:r>
         <w:rPr>
           <w:rFonts w:ascii="Arial" w:cs="Arial" w:eastAsia="Arial" w:hAnsi="Arial"/>
           <w:b/>
           <w:bCs/>
-          <w:color w:val="334155"/>
+          <w:sz w:val="24"/>
+          <w:szCs w:val="24"/>
+        </w:rPr>
+        <w:t xml:space="preserve">Change: </w:t>
+      </w:r>
+      <w:r>
+        <w:rPr>
+          <w:rFonts w:ascii="Arial" w:cs="Arial" w:eastAsia="Arial" w:hAnsi="Arial"/>
+          <w:sz w:val="24"/>
+          <w:szCs w:val="24"/>
+        </w:rPr>
+        <w:t xml:space="preserve">Globe Coordinate &amp; FlyTo Fixes</w:t>
+      </w:r>
+    </w:p>
+    <w:p>
+      <w:pPr>
+        <w:spacing w:after="80" w:before="30"/>
+      </w:pPr>
+      <w:r>
+        <w:rPr>
+          <w:rFonts w:ascii="Arial" w:cs="Arial" w:eastAsia="Arial" w:hAnsi="Arial"/>
+          <w:b/>
+          <w:bCs/>
+          <w:sz w:val="24"/>
+          <w:szCs w:val="24"/>
+        </w:rPr>
+        <w:t xml:space="preserve">Brief: </w:t>
+      </w:r>
+      <w:r>
+        <w:rPr>
+          <w:rFonts w:ascii="Courier New" w:cs="Courier New" w:eastAsia="Courier New" w:hAnsi="Courier New"/>
+          <w:color w:val="475569"/>
+          <w:sz w:val="24"/>
+          <w:szCs w:val="24"/>
+        </w:rPr>
+        <w:t xml:space="preserve">change-brief-v6.md</w:t>
+      </w:r>
+    </w:p>
+    <w:p>
+      <w:pPr>
+        <w:spacing w:after="40" w:before="80"/>
+      </w:pPr>
+      <w:r>
+        <w:rPr>
+          <w:rFonts w:ascii="Arial" w:cs="Arial" w:eastAsia="Arial" w:hAnsi="Arial"/>
+          <w:b/>
+          <w:bCs/>
+          <w:color w:val="1E293B"/>
           <w:sz w:val="26"/>
           <w:szCs w:val="26"/>
         </w:rPr>
@@ -3707,18 +3481,16 @@
           <w:ilvl w:val="0"/>
           <w:numId w:val="2"/>
         </w:numPr>
-        <w:spacing w:after="60"/>
-      </w:pPr>
-      <w:r>
-        <w:rPr>
-          <w:rFonts w:ascii="Arial" w:cs="Arial" w:eastAsia="Arial" w:hAnsi="Arial"/>
-          <w:i w:val="false"/>
-          <w:iCs w:val="false"/>
-          <w:color w:val="1E293B"/>
-          <w:sz w:val="22"/>
-          <w:szCs w:val="22"/>
-        </w:rPr>
-        <w:t xml:space="preserve">Yellow viewport border — gold frame #ffd100, position fixed, inset 14px</w:t>
+        <w:spacing w:after="30" w:before="30"/>
+      </w:pPr>
+      <w:r>
+        <w:rPr>
+          <w:rFonts w:ascii="Arial" w:cs="Arial" w:eastAsia="Arial" w:hAnsi="Arial"/>
+          <w:color w:val="1E293B"/>
+          <w:sz w:val="24"/>
+          <w:szCs w:val="24"/>
+        </w:rPr>
+        <w:t xml:space="preserve">Corrected d3.geoEquirectangular projection parameters</w:t>
       </w:r>
     </w:p>
     <w:p>
@@ -3728,18 +3500,16 @@
           <w:ilvl w:val="0"/>
           <w:numId w:val="2"/>
         </w:numPr>
-        <w:spacing w:after="60"/>
-      </w:pPr>
-      <w:r>
-        <w:rPr>
-          <w:rFonts w:ascii="Arial" w:cs="Arial" w:eastAsia="Arial" w:hAnsi="Arial"/>
-          <w:i w:val="false"/>
-          <w:iCs w:val="false"/>
-          <w:color w:val="1E293B"/>
-          <w:sz w:val="22"/>
-          <w:szCs w:val="22"/>
-        </w:rPr>
-        <w:t xml:space="preserve">Globe camera zoom pulled back ~20–30%</w:t>
+        <w:spacing w:after="30" w:before="30"/>
+      </w:pPr>
+      <w:r>
+        <w:rPr>
+          <w:rFonts w:ascii="Arial" w:cs="Arial" w:eastAsia="Arial" w:hAnsi="Arial"/>
+          <w:color w:val="1E293B"/>
+          <w:sz w:val="24"/>
+          <w:szCs w:val="24"/>
+        </w:rPr>
+        <w:t xml:space="preserve">Audited and corrected destination lat/lon values</w:t>
       </w:r>
     </w:p>
     <w:p>
@@ -3749,18 +3519,16 @@
           <w:ilvl w:val="0"/>
           <w:numId w:val="2"/>
         </w:numPr>
-        <w:spacing w:after="60"/>
-      </w:pPr>
-      <w:r>
-        <w:rPr>
-          <w:rFonts w:ascii="Arial" w:cs="Arial" w:eastAsia="Arial" w:hAnsi="Arial"/>
-          <w:i w:val="false"/>
-          <w:iCs w:val="false"/>
-          <w:color w:val="1E293B"/>
-          <w:sz w:val="22"/>
-          <w:szCs w:val="22"/>
-        </w:rPr>
-        <w:t xml:space="preserve">Spin speed slider added for real-time auto-rotation control</w:t>
+        <w:spacing w:after="30" w:before="30"/>
+      </w:pPr>
+      <w:r>
+        <w:rPr>
+          <w:rFonts w:ascii="Arial" w:cs="Arial" w:eastAsia="Arial" w:hAnsi="Arial"/>
+          <w:color w:val="1E293B"/>
+          <w:sz w:val="24"/>
+          <w:szCs w:val="24"/>
+        </w:rPr>
+        <w:t xml:space="preserve">Fixed flyTo() shortest-path delta normalisation</w:t>
       </w:r>
     </w:p>
     <w:p>
@@ -3770,135 +3538,36 @@
           <w:ilvl w:val="0"/>
           <w:numId w:val="2"/>
         </w:numPr>
-        <w:spacing w:after="60"/>
-      </w:pPr>
-      <w:r>
-        <w:rPr>
-          <w:rFonts w:ascii="Arial" w:cs="Arial" w:eastAsia="Arial" w:hAnsi="Arial"/>
-          <w:i w:val="false"/>
-          <w:iCs w:val="false"/>
-          <w:color w:val="1E293B"/>
-          <w:sz w:val="22"/>
-          <w:szCs w:val="22"/>
-        </w:rPr>
-        <w:t xml:space="preserve">Stars made brighter, more numerous, slightly faster</w:t>
-      </w:r>
-    </w:p>
-    <w:p>
-      <w:pPr>
-        <w:pStyle w:val="ListParagraph"/>
-        <w:numPr>
-          <w:ilvl w:val="0"/>
-          <w:numId w:val="2"/>
-        </w:numPr>
-        <w:spacing w:after="60"/>
-      </w:pPr>
-      <w:r>
-        <w:rPr>
-          <w:rFonts w:ascii="Arial" w:cs="Arial" w:eastAsia="Arial" w:hAnsi="Arial"/>
-          <w:i w:val="false"/>
-          <w:iCs w:val="false"/>
-          <w:color w:val="1E293B"/>
-          <w:sz w:val="22"/>
-          <w:szCs w:val="22"/>
-        </w:rPr>
-        <w:t xml:space="preserve">Hover cards shrunk ~35%, cursor-following, gold border; list hover decoupled</w:t>
-      </w:r>
-    </w:p>
-    <w:p>
-      <w:pPr>
-        <w:pStyle w:val="ListParagraph"/>
-        <w:numPr>
-          <w:ilvl w:val="0"/>
-          <w:numId w:val="2"/>
-        </w:numPr>
-        <w:spacing w:after="60"/>
-      </w:pPr>
-      <w:r>
-        <w:rPr>
-          <w:rFonts w:ascii="Arial" w:cs="Arial" w:eastAsia="Arial" w:hAnsi="Arial"/>
-          <w:i w:val="false"/>
-          <w:iCs w:val="false"/>
-          <w:color w:val="1E293B"/>
-          <w:sz w:val="22"/>
-          <w:szCs w:val="22"/>
-        </w:rPr>
-        <w:t xml:space="preserve">SmartPicker dropdowns replaced with custom-styled navy/gold components</w:t>
-      </w:r>
-    </w:p>
-    <w:p>
-      <w:pPr>
-        <w:pStyle w:val="ListParagraph"/>
-        <w:numPr>
-          <w:ilvl w:val="0"/>
-          <w:numId w:val="2"/>
-        </w:numPr>
-        <w:spacing w:after="60"/>
-      </w:pPr>
-      <w:r>
-        <w:rPr>
-          <w:rFonts w:ascii="Arial" w:cs="Arial" w:eastAsia="Arial" w:hAnsi="Arial"/>
-          <w:i w:val="false"/>
-          <w:iCs w:val="false"/>
-          <w:color w:val="1E293B"/>
-          <w:sz w:val="22"/>
-          <w:szCs w:val="22"/>
-        </w:rPr>
-        <w:t xml:space="preserve">Moodboard tile hover lift + gold border glow</w:t>
-      </w:r>
-    </w:p>
-    <w:p>
-      <w:pPr>
-        <w:pStyle w:val="ListParagraph"/>
-        <w:numPr>
-          <w:ilvl w:val="0"/>
-          <w:numId w:val="2"/>
-        </w:numPr>
-        <w:spacing w:after="60"/>
-      </w:pPr>
-      <w:r>
-        <w:rPr>
-          <w:rFonts w:ascii="Arial" w:cs="Arial" w:eastAsia="Arial" w:hAnsi="Arial"/>
-          <w:i w:val="false"/>
-          <w:iCs w:val="false"/>
-          <w:color w:val="1E293B"/>
-          <w:sz w:val="22"/>
-          <w:szCs w:val="22"/>
-        </w:rPr>
-        <w:t xml:space="preserve">Bug fix: FlyTo animation now visibly rotates globe before Moodboard opens</w:t>
-      </w:r>
-    </w:p>
-    <w:p>
-      <w:pPr>
-        <w:pStyle w:val="ListParagraph"/>
-        <w:numPr>
-          <w:ilvl w:val="0"/>
-          <w:numId w:val="2"/>
-        </w:numPr>
-        <w:spacing w:after="60"/>
-      </w:pPr>
-      <w:r>
-        <w:rPr>
-          <w:rFonts w:ascii="Arial" w:cs="Arial" w:eastAsia="Arial" w:hAnsi="Arial"/>
-          <w:i w:val="false"/>
-          <w:iCs w:val="false"/>
-          <w:color w:val="1E293B"/>
-          <w:sz w:val="22"/>
-          <w:szCs w:val="22"/>
-        </w:rPr>
-        <w:t xml:space="preserve">Bug fix: Wishlist removal race condition resolved</w:t>
-      </w:r>
-    </w:p>
-    <w:p>
-      <w:pPr>
-        <w:spacing w:after="60" w:before="160"/>
+        <w:spacing w:after="30" w:before="30"/>
+      </w:pPr>
+      <w:r>
+        <w:rPr>
+          <w:rFonts w:ascii="Arial" w:cs="Arial" w:eastAsia="Arial" w:hAnsi="Arial"/>
+          <w:color w:val="1E293B"/>
+          <w:sz w:val="24"/>
+          <w:szCs w:val="24"/>
+        </w:rPr>
+        <w:t xml:space="preserve">Fixed dot click: onHotspotClick now calls flyTo() then delays Moodboard by 1200ms</w:t>
+      </w:r>
+    </w:p>
+    <w:p>
+      <w:pPr>
+        <w:spacing w:after="60" w:before="60"/>
+      </w:pPr>
+      <w:r>
+        <w:t xml:space="preserve"/>
+      </w:r>
+    </w:p>
+    <w:p>
+      <w:pPr>
+        <w:spacing w:after="40" w:before="80"/>
       </w:pPr>
       <w:r>
         <w:rPr>
           <w:rFonts w:ascii="Arial" w:cs="Arial" w:eastAsia="Arial" w:hAnsi="Arial"/>
           <w:b/>
           <w:bCs/>
-          <w:color w:val="334155"/>
+          <w:color w:val="1E293B"/>
           <w:sz w:val="26"/>
           <w:szCs w:val="26"/>
         </w:rPr>
@@ -3910,116 +3579,57 @@
         <w:pStyle w:val="ListParagraph"/>
         <w:numPr>
           <w:ilvl w:val="0"/>
-          <w:numId w:val="2"/>
-        </w:numPr>
-        <w:spacing w:after="60"/>
-      </w:pPr>
-      <w:r>
-        <w:rPr>
-          <w:rFonts w:ascii="Arial" w:cs="Arial" w:eastAsia="Arial" w:hAnsi="Arial"/>
-          <w:i/>
-          <w:iCs/>
+          <w:numId w:val="3"/>
+        </w:numPr>
+        <w:spacing w:after="30" w:before="30"/>
+      </w:pPr>
+      <w:r>
+        <w:rPr>
+          <w:rFonts w:ascii="Arial" w:cs="Arial" w:eastAsia="Arial" w:hAnsi="Arial"/>
           <w:color w:val="64748B"/>
-          <w:sz w:val="22"/>
-          <w:szCs w:val="22"/>
-        </w:rPr>
-        <w:t xml:space="preserve">latLonToVec3 formula — locked</w:t>
-      </w:r>
-    </w:p>
-    <w:p>
-      <w:pPr>
-        <w:pStyle w:val="ListParagraph"/>
-        <w:numPr>
-          <w:ilvl w:val="0"/>
-          <w:numId w:val="2"/>
-        </w:numPr>
-        <w:spacing w:after="60"/>
-      </w:pPr>
-      <w:r>
-        <w:rPr>
-          <w:rFonts w:ascii="Arial" w:cs="Arial" w:eastAsia="Arial" w:hAnsi="Arial"/>
-          <w:i/>
-          <w:iCs/>
+          <w:sz w:val="24"/>
+          <w:szCs w:val="24"/>
+        </w:rPr>
+        <w:t xml:space="preserve">latLonToVec3 — locked; flyTo()/resume() signatures; globe geometry</w:t>
+      </w:r>
+    </w:p>
+    <w:p>
+      <w:pPr>
+        <w:pStyle w:val="ListParagraph"/>
+        <w:numPr>
+          <w:ilvl w:val="0"/>
+          <w:numId w:val="3"/>
+        </w:numPr>
+        <w:spacing w:after="30" w:before="30"/>
+      </w:pPr>
+      <w:r>
+        <w:rPr>
+          <w:rFonts w:ascii="Arial" w:cs="Arial" w:eastAsia="Arial" w:hAnsi="Arial"/>
           <w:color w:val="64748B"/>
-          <w:sz w:val="22"/>
-          <w:szCs w:val="22"/>
-        </w:rPr>
-        <w:t xml:space="preserve">Globe geometry, continent meshes</w:t>
-      </w:r>
-    </w:p>
-    <w:p>
-      <w:pPr>
-        <w:pStyle w:val="ListParagraph"/>
-        <w:numPr>
-          <w:ilvl w:val="0"/>
-          <w:numId w:val="2"/>
-        </w:numPr>
-        <w:spacing w:after="60"/>
-      </w:pPr>
-      <w:r>
-        <w:rPr>
-          <w:rFonts w:ascii="Arial" w:cs="Arial" w:eastAsia="Arial" w:hAnsi="Arial"/>
-          <w:i/>
-          <w:iCs/>
-          <w:color w:val="64748B"/>
-          <w:sz w:val="22"/>
-          <w:szCs w:val="22"/>
-        </w:rPr>
-        <w:t xml:space="preserve">flyTo() and resume() API signature</w:t>
-      </w:r>
-    </w:p>
-    <w:p>
-      <w:pPr>
-        <w:pStyle w:val="ListParagraph"/>
-        <w:numPr>
-          <w:ilvl w:val="0"/>
-          <w:numId w:val="2"/>
-        </w:numPr>
-        <w:spacing w:after="60"/>
-      </w:pPr>
-      <w:r>
-        <w:rPr>
-          <w:rFonts w:ascii="Arial" w:cs="Arial" w:eastAsia="Arial" w:hAnsi="Arial"/>
-          <w:i/>
-          <w:iCs/>
-          <w:color w:val="64748B"/>
-          <w:sz w:val="22"/>
-          <w:szCs w:val="22"/>
-        </w:rPr>
-        <w:t xml:space="preserve">All design tokens and font families</w:t>
-      </w:r>
-    </w:p>
-    <w:p>
-      <w:pPr>
-        <w:pStyle w:val="ListParagraph"/>
-        <w:numPr>
-          <w:ilvl w:val="0"/>
-          <w:numId w:val="2"/>
-        </w:numPr>
-        <w:spacing w:after="60"/>
-      </w:pPr>
-      <w:r>
-        <w:rPr>
-          <w:rFonts w:ascii="Arial" w:cs="Arial" w:eastAsia="Arial" w:hAnsi="Arial"/>
-          <w:i/>
-          <w:iCs/>
-          <w:color w:val="64748B"/>
-          <w:sz w:val="22"/>
-          <w:szCs w:val="22"/>
-        </w:rPr>
-        <w:t xml:space="preserve">destinations.json field schema</w:t>
-      </w:r>
-    </w:p>
-    <w:p>
-      <w:pPr>
-        <w:spacing w:after="60" w:before="160"/>
+          <w:sz w:val="24"/>
+          <w:szCs w:val="24"/>
+        </w:rPr>
+        <w:t xml:space="preserve">All design tokens; destinations.json field schema</w:t>
+      </w:r>
+    </w:p>
+    <w:p>
+      <w:pPr>
+        <w:spacing w:after="60" w:before="60"/>
+      </w:pPr>
+      <w:r>
+        <w:t xml:space="preserve"/>
+      </w:r>
+    </w:p>
+    <w:p>
+      <w:pPr>
+        <w:spacing w:after="40" w:before="80"/>
       </w:pPr>
       <w:r>
         <w:rPr>
           <w:rFonts w:ascii="Arial" w:cs="Arial" w:eastAsia="Arial" w:hAnsi="Arial"/>
           <w:b/>
           <w:bCs/>
-          <w:color w:val="334155"/>
+          <w:color w:val="1E293B"/>
           <w:sz w:val="26"/>
           <w:szCs w:val="26"/>
         </w:rPr>
@@ -4043,6 +3653,9 @@
         <w:gridCol w:w="4680"/>
       </w:tblGrid>
       <w:tr>
+        <w:trPr>
+          <w:tblHeader/>
+        </w:trPr>
         <w:tc>
           <w:tcPr>
             <w:tcW w:type="dxa" w:w="4680"/>
@@ -4066,9 +3679,8 @@
                 <w:rFonts w:ascii="Arial" w:cs="Arial" w:eastAsia="Arial" w:hAnsi="Arial"/>
                 <w:b/>
                 <w:bCs/>
-                <w:color w:val="1E293B"/>
-                <w:sz w:val="20"/>
-                <w:szCs w:val="20"/>
+                <w:sz w:val="24"/>
+                <w:szCs w:val="24"/>
               </w:rPr>
               <w:t xml:space="preserve">Document</w:t>
             </w:r>
@@ -4097,9 +3709,8 @@
                 <w:rFonts w:ascii="Arial" w:cs="Arial" w:eastAsia="Arial" w:hAnsi="Arial"/>
                 <w:b/>
                 <w:bCs/>
-                <w:color w:val="1E293B"/>
-                <w:sz w:val="20"/>
-                <w:szCs w:val="20"/>
+                <w:sz w:val="24"/>
+                <w:szCs w:val="24"/>
               </w:rPr>
               <w:t xml:space="preserve">Changed</w:t>
             </w:r>
@@ -4127,9 +3738,8 @@
             <w:r>
               <w:rPr>
                 <w:rFonts w:ascii="Arial" w:cs="Arial" w:eastAsia="Arial" w:hAnsi="Arial"/>
-                <w:color w:val="1E293B"/>
-                <w:sz w:val="20"/>
-                <w:szCs w:val="20"/>
+                <w:sz w:val="24"/>
+                <w:szCs w:val="24"/>
               </w:rPr>
               <w:t xml:space="preserve">PRD</w:t>
             </w:r>
@@ -4155,11 +3765,10 @@
             <w:r>
               <w:rPr>
                 <w:rFonts w:ascii="Arial" w:cs="Arial" w:eastAsia="Arial" w:hAnsi="Arial"/>
-                <w:color w:val="1E293B"/>
-                <w:sz w:val="20"/>
-                <w:szCs w:val="20"/>
-              </w:rPr>
-              <w:t xml:space="preserve">Yes — FR-003</w:t>
+                <w:sz w:val="24"/>
+                <w:szCs w:val="24"/>
+              </w:rPr>
+              <w:t xml:space="preserve">No</w:t>
             </w:r>
           </w:p>
         </w:tc>
@@ -4185,9 +3794,8 @@
             <w:r>
               <w:rPr>
                 <w:rFonts w:ascii="Arial" w:cs="Arial" w:eastAsia="Arial" w:hAnsi="Arial"/>
-                <w:color w:val="1E293B"/>
-                <w:sz w:val="20"/>
-                <w:szCs w:val="20"/>
+                <w:sz w:val="24"/>
+                <w:szCs w:val="24"/>
               </w:rPr>
               <w:t xml:space="preserve">App Flow</w:t>
             </w:r>
@@ -4213,9 +3821,8 @@
             <w:r>
               <w:rPr>
                 <w:rFonts w:ascii="Arial" w:cs="Arial" w:eastAsia="Arial" w:hAnsi="Arial"/>
-                <w:color w:val="1E293B"/>
-                <w:sz w:val="20"/>
-                <w:szCs w:val="20"/>
+                <w:sz w:val="24"/>
+                <w:szCs w:val="24"/>
               </w:rPr>
               <w:t xml:space="preserve">Yes — §2</w:t>
             </w:r>
@@ -4243,9 +3850,8 @@
             <w:r>
               <w:rPr>
                 <w:rFonts w:ascii="Arial" w:cs="Arial" w:eastAsia="Arial" w:hAnsi="Arial"/>
-                <w:color w:val="1E293B"/>
-                <w:sz w:val="20"/>
-                <w:szCs w:val="20"/>
+                <w:sz w:val="24"/>
+                <w:szCs w:val="24"/>
               </w:rPr>
               <w:t xml:space="preserve">UI Guide</w:t>
             </w:r>
@@ -4271,11 +3877,10 @@
             <w:r>
               <w:rPr>
                 <w:rFonts w:ascii="Arial" w:cs="Arial" w:eastAsia="Arial" w:hAnsi="Arial"/>
-                <w:color w:val="1E293B"/>
-                <w:sz w:val="20"/>
-                <w:szCs w:val="20"/>
-              </w:rPr>
-              <w:t xml:space="preserve">Yes — §4.2, 4.5, 4.6, 4.7</w:t>
+                <w:sz w:val="24"/>
+                <w:szCs w:val="24"/>
+              </w:rPr>
+              <w:t xml:space="preserve">No</w:t>
             </w:r>
           </w:p>
         </w:tc>
@@ -4301,9 +3906,8 @@
             <w:r>
               <w:rPr>
                 <w:rFonts w:ascii="Arial" w:cs="Arial" w:eastAsia="Arial" w:hAnsi="Arial"/>
-                <w:color w:val="1E293B"/>
-                <w:sz w:val="20"/>
-                <w:szCs w:val="20"/>
+                <w:sz w:val="24"/>
+                <w:szCs w:val="24"/>
               </w:rPr>
               <w:t xml:space="preserve">Backend Spec</w:t>
             </w:r>
@@ -4329,9 +3933,8 @@
             <w:r>
               <w:rPr>
                 <w:rFonts w:ascii="Arial" w:cs="Arial" w:eastAsia="Arial" w:hAnsi="Arial"/>
-                <w:color w:val="1E293B"/>
-                <w:sz w:val="20"/>
-                <w:szCs w:val="20"/>
+                <w:sz w:val="24"/>
+                <w:szCs w:val="24"/>
               </w:rPr>
               <w:t xml:space="preserve">No</w:t>
             </w:r>
@@ -4359,9 +3962,8 @@
             <w:r>
               <w:rPr>
                 <w:rFonts w:ascii="Arial" w:cs="Arial" w:eastAsia="Arial" w:hAnsi="Arial"/>
-                <w:color w:val="1E293B"/>
-                <w:sz w:val="20"/>
-                <w:szCs w:val="20"/>
+                <w:sz w:val="24"/>
+                <w:szCs w:val="24"/>
               </w:rPr>
               <w:t xml:space="preserve">Security Checklist</w:t>
             </w:r>
@@ -4387,9 +3989,8 @@
             <w:r>
               <w:rPr>
                 <w:rFonts w:ascii="Arial" w:cs="Arial" w:eastAsia="Arial" w:hAnsi="Arial"/>
-                <w:color w:val="1E293B"/>
-                <w:sz w:val="20"/>
-                <w:szCs w:val="20"/>
+                <w:sz w:val="24"/>
+                <w:szCs w:val="24"/>
               </w:rPr>
               <w:t xml:space="preserve">No</w:t>
             </w:r>
@@ -4399,16 +4000,18 @@
     </w:tbl>
     <w:p>
       <w:pPr>
+        <w:spacing w:after="60" w:before="60"/>
+      </w:pPr>
+      <w:r>
+        <w:t xml:space="preserve"/>
+      </w:r>
+    </w:p>
+    <w:p>
+      <w:pPr>
         <w:pBdr>
-          <w:bottom w:val="single" w:color="E2E8F0" w:sz="4"/>
+          <w:top w:val="single" w:color="E2E8F0" w:sz="4" w:space="1"/>
         </w:pBdr>
-        <w:spacing w:after="200" w:before="200"/>
-      </w:pPr>
-    </w:p>
-    <w:p>
-      <w:pPr>
-        <w:pStyle w:val="Heading2"/>
-        <w:spacing w:after="120" w:before="320"/>
+        <w:spacing w:after="140" w:before="320"/>
       </w:pPr>
       <w:r>
         <w:rPr>
@@ -4419,47 +4022,66 @@
           <w:sz w:val="48"/>
           <w:szCs w:val="48"/>
         </w:rPr>
-        <w:t xml:space="preserve">V3 — 30 April 2026</w:t>
-      </w:r>
-    </w:p>
-    <w:p>
-      <w:pPr>
-        <w:spacing w:after="80"/>
-      </w:pPr>
-      <w:r>
-        <w:rPr>
-          <w:rFonts w:ascii="Arial" w:cs="Arial" w:eastAsia="Arial" w:hAnsi="Arial"/>
-          <w:color w:val="475569"/>
-          <w:sz w:val="22"/>
-          <w:szCs w:val="22"/>
-        </w:rPr>
-        <w:t xml:space="preserve">Change: Moodboard Complete Rebuild (Bento Dashboard)</w:t>
-      </w:r>
-    </w:p>
-    <w:p>
-      <w:pPr>
-        <w:spacing w:after="80"/>
-      </w:pPr>
-      <w:r>
-        <w:rPr>
-          <w:rFonts w:ascii="Arial" w:cs="Arial" w:eastAsia="Arial" w:hAnsi="Arial"/>
-          <w:color w:val="475569"/>
-          <w:sz w:val="22"/>
-          <w:szCs w:val="22"/>
-        </w:rPr>
-        <w:t xml:space="preserve">Brief: change-brief-v3.md</w:t>
-      </w:r>
-    </w:p>
-    <w:p>
-      <w:pPr>
-        <w:spacing w:after="60" w:before="160"/>
+        <w:t xml:space="preserve">V5 — 1 May 2026</w:t>
+      </w:r>
+    </w:p>
+    <w:p>
+      <w:pPr>
+        <w:spacing w:after="30" w:before="60"/>
       </w:pPr>
       <w:r>
         <w:rPr>
           <w:rFonts w:ascii="Arial" w:cs="Arial" w:eastAsia="Arial" w:hAnsi="Arial"/>
           <w:b/>
           <w:bCs/>
-          <w:color w:val="334155"/>
+          <w:sz w:val="24"/>
+          <w:szCs w:val="24"/>
+        </w:rPr>
+        <w:t xml:space="preserve">Change: </w:t>
+      </w:r>
+      <w:r>
+        <w:rPr>
+          <w:rFonts w:ascii="Arial" w:cs="Arial" w:eastAsia="Arial" w:hAnsi="Arial"/>
+          <w:sz w:val="24"/>
+          <w:szCs w:val="24"/>
+        </w:rPr>
+        <w:t xml:space="preserve">Globe Continent Upgrade (GeoJSON + Biome Texture)</w:t>
+      </w:r>
+    </w:p>
+    <w:p>
+      <w:pPr>
+        <w:spacing w:after="80" w:before="30"/>
+      </w:pPr>
+      <w:r>
+        <w:rPr>
+          <w:rFonts w:ascii="Arial" w:cs="Arial" w:eastAsia="Arial" w:hAnsi="Arial"/>
+          <w:b/>
+          <w:bCs/>
+          <w:sz w:val="24"/>
+          <w:szCs w:val="24"/>
+        </w:rPr>
+        <w:t xml:space="preserve">Brief: </w:t>
+      </w:r>
+      <w:r>
+        <w:rPr>
+          <w:rFonts w:ascii="Courier New" w:cs="Courier New" w:eastAsia="Courier New" w:hAnsi="Courier New"/>
+          <w:color w:val="475569"/>
+          <w:sz w:val="24"/>
+          <w:szCs w:val="24"/>
+        </w:rPr>
+        <w:t xml:space="preserve">change-brief-v5.md</w:t>
+      </w:r>
+    </w:p>
+    <w:p>
+      <w:pPr>
+        <w:spacing w:after="40" w:before="80"/>
+      </w:pPr>
+      <w:r>
+        <w:rPr>
+          <w:rFonts w:ascii="Arial" w:cs="Arial" w:eastAsia="Arial" w:hAnsi="Arial"/>
+          <w:b/>
+          <w:bCs/>
+          <w:color w:val="1E293B"/>
           <w:sz w:val="26"/>
           <w:szCs w:val="26"/>
         </w:rPr>
@@ -4473,18 +4095,16 @@
           <w:ilvl w:val="0"/>
           <w:numId w:val="2"/>
         </w:numPr>
-        <w:spacing w:after="60"/>
-      </w:pPr>
-      <w:r>
-        <w:rPr>
-          <w:rFonts w:ascii="Arial" w:cs="Arial" w:eastAsia="Arial" w:hAnsi="Arial"/>
-          <w:i w:val="false"/>
-          <w:iCs w:val="false"/>
-          <w:color w:val="1E293B"/>
-          <w:sz w:val="22"/>
-          <w:szCs w:val="22"/>
-        </w:rPr>
-        <w:t xml:space="preserve">Replaced entire Moodboard with fixed-viewport bento dashboard (6 tiles, 12-col × 6-row)</w:t>
+        <w:spacing w:after="30" w:before="30"/>
+      </w:pPr>
+      <w:r>
+        <w:rPr>
+          <w:rFonts w:ascii="Arial" w:cs="Arial" w:eastAsia="Arial" w:hAnsi="Arial"/>
+          <w:color w:val="1E293B"/>
+          <w:sz w:val="24"/>
+          <w:szCs w:val="24"/>
+        </w:rPr>
+        <w:t xml:space="preserve">Replaced hardcoded CONTINENTS array with GeoJSON from world-atlas</w:t>
       </w:r>
     </w:p>
     <w:p>
@@ -4494,18 +4114,16 @@
           <w:ilvl w:val="0"/>
           <w:numId w:val="2"/>
         </w:numPr>
-        <w:spacing w:after="60"/>
-      </w:pPr>
-      <w:r>
-        <w:rPr>
-          <w:rFonts w:ascii="Arial" w:cs="Arial" w:eastAsia="Arial" w:hAnsi="Arial"/>
-          <w:i w:val="false"/>
-          <w:iCs w:val="false"/>
-          <w:color w:val="1E293B"/>
-          <w:sz w:val="22"/>
-          <w:szCs w:val="22"/>
-        </w:rPr>
-        <w:t xml:space="preserve">Added RegionGlobe SVG sub-component for globe tile</w:t>
+        <w:spacing w:after="30" w:before="30"/>
+      </w:pPr>
+      <w:r>
+        <w:rPr>
+          <w:rFonts w:ascii="Arial" w:cs="Arial" w:eastAsia="Arial" w:hAnsi="Arial"/>
+          <w:color w:val="1E293B"/>
+          <w:sz w:val="24"/>
+          <w:szCs w:val="24"/>
+        </w:rPr>
+        <w:t xml:space="preserve">d3-geo + topojson-client installed; countries-110m.json added</w:t>
       </w:r>
     </w:p>
     <w:p>
@@ -4515,93 +4133,36 @@
           <w:ilvl w:val="0"/>
           <w:numId w:val="2"/>
         </w:numPr>
-        <w:spacing w:after="60"/>
-      </w:pPr>
-      <w:r>
-        <w:rPr>
-          <w:rFonts w:ascii="Arial" w:cs="Arial" w:eastAsia="Arial" w:hAnsi="Arial"/>
-          <w:i w:val="false"/>
-          <w:iCs w:val="false"/>
-          <w:color w:val="1E293B"/>
-          <w:sz w:val="22"/>
-          <w:szCs w:val="22"/>
-        </w:rPr>
-        <w:t xml:space="preserve">Removed scrolling, parallax, multi-section layout</w:t>
-      </w:r>
-    </w:p>
-    <w:p>
-      <w:pPr>
-        <w:pStyle w:val="ListParagraph"/>
-        <w:numPr>
-          <w:ilvl w:val="0"/>
-          <w:numId w:val="2"/>
-        </w:numPr>
-        <w:spacing w:after="60"/>
-      </w:pPr>
-      <w:r>
-        <w:rPr>
-          <w:rFonts w:ascii="Arial" w:cs="Arial" w:eastAsia="Arial" w:hAnsi="Arial"/>
-          <w:i w:val="false"/>
-          <w:iCs w:val="false"/>
-          <w:color w:val="1E293B"/>
-          <w:sz w:val="22"/>
-          <w:szCs w:val="22"/>
-        </w:rPr>
-        <w:t xml:space="preserve">Added mounted state-driven stagger entry animations (pure CSS)</w:t>
-      </w:r>
-    </w:p>
-    <w:p>
-      <w:pPr>
-        <w:pStyle w:val="ListParagraph"/>
-        <w:numPr>
-          <w:ilvl w:val="0"/>
-          <w:numId w:val="2"/>
-        </w:numPr>
-        <w:spacing w:after="60"/>
-      </w:pPr>
-      <w:r>
-        <w:rPr>
-          <w:rFonts w:ascii="Arial" w:cs="Arial" w:eastAsia="Arial" w:hAnsi="Arial"/>
-          <w:i w:val="false"/>
-          <w:iCs w:val="false"/>
-          <w:color w:val="1E293B"/>
-          <w:sz w:val="22"/>
-          <w:szCs w:val="22"/>
-        </w:rPr>
-        <w:t xml:space="preserve">New topbar: brand, issue number, region, SAVE/SAVED, close</w:t>
-      </w:r>
-    </w:p>
-    <w:p>
-      <w:pPr>
-        <w:pStyle w:val="ListParagraph"/>
-        <w:numPr>
-          <w:ilvl w:val="0"/>
-          <w:numId w:val="2"/>
-        </w:numPr>
-        <w:spacing w:after="60"/>
-      </w:pPr>
-      <w:r>
-        <w:rPr>
-          <w:rFonts w:ascii="Arial" w:cs="Arial" w:eastAsia="Arial" w:hAnsi="Arial"/>
-          <w:i w:val="false"/>
-          <w:iCs w:val="false"/>
-          <w:color w:val="1E293B"/>
-          <w:sz w:val="22"/>
-          <w:szCs w:val="22"/>
-        </w:rPr>
-        <w:t xml:space="preserve">New bottom colophon row; radial gradient background</w:t>
-      </w:r>
-    </w:p>
-    <w:p>
-      <w:pPr>
-        <w:spacing w:after="60" w:before="160"/>
+        <w:spacing w:after="30" w:before="30"/>
+      </w:pPr>
+      <w:r>
+        <w:rPr>
+          <w:rFonts w:ascii="Arial" w:cs="Arial" w:eastAsia="Arial" w:hAnsi="Arial"/>
+          <w:color w:val="1E293B"/>
+          <w:sz w:val="24"/>
+          <w:szCs w:val="24"/>
+        </w:rPr>
+        <w:t xml:space="preserve">buildTexture() rewritten with d3.geoEquirectangular + 5 biome lat-band zones</w:t>
+      </w:r>
+    </w:p>
+    <w:p>
+      <w:pPr>
+        <w:spacing w:after="60" w:before="60"/>
+      </w:pPr>
+      <w:r>
+        <w:t xml:space="preserve"/>
+      </w:r>
+    </w:p>
+    <w:p>
+      <w:pPr>
+        <w:spacing w:after="40" w:before="80"/>
       </w:pPr>
       <w:r>
         <w:rPr>
           <w:rFonts w:ascii="Arial" w:cs="Arial" w:eastAsia="Arial" w:hAnsi="Arial"/>
           <w:b/>
           <w:bCs/>
-          <w:color w:val="334155"/>
+          <w:color w:val="1E293B"/>
           <w:sz w:val="26"/>
           <w:szCs w:val="26"/>
         </w:rPr>
@@ -4613,158 +4174,57 @@
         <w:pStyle w:val="ListParagraph"/>
         <w:numPr>
           <w:ilvl w:val="0"/>
-          <w:numId w:val="2"/>
-        </w:numPr>
-        <w:spacing w:after="60"/>
-      </w:pPr>
-      <w:r>
-        <w:rPr>
-          <w:rFonts w:ascii="Arial" w:cs="Arial" w:eastAsia="Arial" w:hAnsi="Arial"/>
-          <w:i/>
-          <w:iCs/>
+          <w:numId w:val="3"/>
+        </w:numPr>
+        <w:spacing w:after="30" w:before="30"/>
+      </w:pPr>
+      <w:r>
+        <w:rPr>
+          <w:rFonts w:ascii="Arial" w:cs="Arial" w:eastAsia="Arial" w:hAnsi="Arial"/>
           <w:color w:val="64748B"/>
-          <w:sz w:val="22"/>
-          <w:szCs w:val="22"/>
-        </w:rPr>
-        <w:t xml:space="preserve">Props interface — identical</w:t>
-      </w:r>
-    </w:p>
-    <w:p>
-      <w:pPr>
-        <w:pStyle w:val="ListParagraph"/>
-        <w:numPr>
-          <w:ilvl w:val="0"/>
-          <w:numId w:val="2"/>
-        </w:numPr>
-        <w:spacing w:after="60"/>
-      </w:pPr>
-      <w:r>
-        <w:rPr>
-          <w:rFonts w:ascii="Arial" w:cs="Arial" w:eastAsia="Arial" w:hAnsi="Arial"/>
-          <w:i/>
-          <w:iCs/>
+          <w:sz w:val="24"/>
+          <w:szCs w:val="24"/>
+        </w:rPr>
+        <w:t xml:space="preserve">latLonToVec3 — locked; flyTo()/resume() — locked; all design tokens</w:t>
+      </w:r>
+    </w:p>
+    <w:p>
+      <w:pPr>
+        <w:pStyle w:val="ListParagraph"/>
+        <w:numPr>
+          <w:ilvl w:val="0"/>
+          <w:numId w:val="3"/>
+        </w:numPr>
+        <w:spacing w:after="30" w:before="30"/>
+      </w:pPr>
+      <w:r>
+        <w:rPr>
+          <w:rFonts w:ascii="Arial" w:cs="Arial" w:eastAsia="Arial" w:hAnsi="Arial"/>
           <w:color w:val="64748B"/>
-          <w:sz w:val="22"/>
-          <w:szCs w:val="22"/>
-        </w:rPr>
-        <w:t xml:space="preserve">All data bindings</w:t>
-      </w:r>
-    </w:p>
-    <w:p>
-      <w:pPr>
-        <w:pStyle w:val="ListParagraph"/>
-        <w:numPr>
-          <w:ilvl w:val="0"/>
-          <w:numId w:val="2"/>
-        </w:numPr>
-        <w:spacing w:after="60"/>
-      </w:pPr>
-      <w:r>
-        <w:rPr>
-          <w:rFonts w:ascii="Arial" w:cs="Arial" w:eastAsia="Arial" w:hAnsi="Arial"/>
-          <w:i/>
-          <w:iCs/>
-          <w:color w:val="64748B"/>
-          <w:sz w:val="22"/>
-          <w:szCs w:val="22"/>
-        </w:rPr>
-        <w:t xml:space="preserve">Escape key listener</w:t>
-      </w:r>
-    </w:p>
-    <w:p>
-      <w:pPr>
-        <w:pStyle w:val="ListParagraph"/>
-        <w:numPr>
-          <w:ilvl w:val="0"/>
-          <w:numId w:val="2"/>
-        </w:numPr>
-        <w:spacing w:after="60"/>
-      </w:pPr>
-      <w:r>
-        <w:rPr>
-          <w:rFonts w:ascii="Arial" w:cs="Arial" w:eastAsia="Arial" w:hAnsi="Arial"/>
-          <w:i/>
-          <w:iCs/>
-          <w:color w:val="64748B"/>
-          <w:sz w:val="22"/>
-          <w:szCs w:val="22"/>
-        </w:rPr>
-        <w:t xml:space="preserve">localStorage wishlist logic</w:t>
-      </w:r>
-    </w:p>
-    <w:p>
-      <w:pPr>
-        <w:pStyle w:val="ListParagraph"/>
-        <w:numPr>
-          <w:ilvl w:val="0"/>
-          <w:numId w:val="2"/>
-        </w:numPr>
-        <w:spacing w:after="60"/>
-      </w:pPr>
-      <w:r>
-        <w:rPr>
-          <w:rFonts w:ascii="Arial" w:cs="Arial" w:eastAsia="Arial" w:hAnsi="Arial"/>
-          <w:i/>
-          <w:iCs/>
-          <w:color w:val="64748B"/>
-          <w:sz w:val="22"/>
-          <w:szCs w:val="22"/>
-        </w:rPr>
-        <w:t xml:space="preserve">Yellow frame; design tokens</w:t>
-      </w:r>
-    </w:p>
-    <w:p>
-      <w:pPr>
-        <w:pStyle w:val="ListParagraph"/>
-        <w:numPr>
-          <w:ilvl w:val="0"/>
-          <w:numId w:val="2"/>
-        </w:numPr>
-        <w:spacing w:after="60"/>
-      </w:pPr>
-      <w:r>
-        <w:rPr>
-          <w:rFonts w:ascii="Arial" w:cs="Arial" w:eastAsia="Arial" w:hAnsi="Arial"/>
-          <w:i/>
-          <w:iCs/>
-          <w:color w:val="64748B"/>
-          <w:sz w:val="22"/>
-          <w:szCs w:val="22"/>
-        </w:rPr>
-        <w:t xml:space="preserve">CultureGlobe, App, SmartPicker, WishlistDrawer</w:t>
-      </w:r>
-    </w:p>
-    <w:p>
-      <w:pPr>
-        <w:pStyle w:val="ListParagraph"/>
-        <w:numPr>
-          <w:ilvl w:val="0"/>
-          <w:numId w:val="2"/>
-        </w:numPr>
-        <w:spacing w:after="60"/>
-      </w:pPr>
-      <w:r>
-        <w:rPr>
-          <w:rFonts w:ascii="Arial" w:cs="Arial" w:eastAsia="Arial" w:hAnsi="Arial"/>
-          <w:i/>
-          <w:iCs/>
-          <w:color w:val="64748B"/>
-          <w:sz w:val="22"/>
-          <w:szCs w:val="22"/>
-        </w:rPr>
-        <w:t xml:space="preserve">destinations.json</w:t>
-      </w:r>
-    </w:p>
-    <w:p>
-      <w:pPr>
-        <w:spacing w:after="60" w:before="160"/>
+          <w:sz w:val="24"/>
+          <w:szCs w:val="24"/>
+        </w:rPr>
+        <w:t xml:space="preserve">Moodboard, SmartPicker, WishlistDrawer, BottomBar, ThemeChips; destinations.json</w:t>
+      </w:r>
+    </w:p>
+    <w:p>
+      <w:pPr>
+        <w:spacing w:after="60" w:before="60"/>
+      </w:pPr>
+      <w:r>
+        <w:t xml:space="preserve"/>
+      </w:r>
+    </w:p>
+    <w:p>
+      <w:pPr>
+        <w:spacing w:after="40" w:before="80"/>
       </w:pPr>
       <w:r>
         <w:rPr>
           <w:rFonts w:ascii="Arial" w:cs="Arial" w:eastAsia="Arial" w:hAnsi="Arial"/>
           <w:b/>
           <w:bCs/>
-          <w:color w:val="334155"/>
+          <w:color w:val="1E293B"/>
           <w:sz w:val="26"/>
           <w:szCs w:val="26"/>
         </w:rPr>
@@ -4788,6 +4248,9 @@
         <w:gridCol w:w="4680"/>
       </w:tblGrid>
       <w:tr>
+        <w:trPr>
+          <w:tblHeader/>
+        </w:trPr>
         <w:tc>
           <w:tcPr>
             <w:tcW w:type="dxa" w:w="4680"/>
@@ -4811,9 +4274,8 @@
                 <w:rFonts w:ascii="Arial" w:cs="Arial" w:eastAsia="Arial" w:hAnsi="Arial"/>
                 <w:b/>
                 <w:bCs/>
-                <w:color w:val="1E293B"/>
-                <w:sz w:val="20"/>
-                <w:szCs w:val="20"/>
+                <w:sz w:val="24"/>
+                <w:szCs w:val="24"/>
               </w:rPr>
               <w:t xml:space="preserve">Document</w:t>
             </w:r>
@@ -4842,9 +4304,8 @@
                 <w:rFonts w:ascii="Arial" w:cs="Arial" w:eastAsia="Arial" w:hAnsi="Arial"/>
                 <w:b/>
                 <w:bCs/>
-                <w:color w:val="1E293B"/>
-                <w:sz w:val="20"/>
-                <w:szCs w:val="20"/>
+                <w:sz w:val="24"/>
+                <w:szCs w:val="24"/>
               </w:rPr>
               <w:t xml:space="preserve">Changed</w:t>
             </w:r>
@@ -4872,9 +4333,8 @@
             <w:r>
               <w:rPr>
                 <w:rFonts w:ascii="Arial" w:cs="Arial" w:eastAsia="Arial" w:hAnsi="Arial"/>
-                <w:color w:val="1E293B"/>
-                <w:sz w:val="20"/>
-                <w:szCs w:val="20"/>
+                <w:sz w:val="24"/>
+                <w:szCs w:val="24"/>
               </w:rPr>
               <w:t xml:space="preserve">PRD</w:t>
             </w:r>
@@ -4900,9 +4360,8 @@
             <w:r>
               <w:rPr>
                 <w:rFonts w:ascii="Arial" w:cs="Arial" w:eastAsia="Arial" w:hAnsi="Arial"/>
-                <w:color w:val="1E293B"/>
-                <w:sz w:val="20"/>
-                <w:szCs w:val="20"/>
+                <w:sz w:val="24"/>
+                <w:szCs w:val="24"/>
               </w:rPr>
               <w:t xml:space="preserve">No</w:t>
             </w:r>
@@ -4930,9 +4389,8 @@
             <w:r>
               <w:rPr>
                 <w:rFonts w:ascii="Arial" w:cs="Arial" w:eastAsia="Arial" w:hAnsi="Arial"/>
-                <w:color w:val="1E293B"/>
-                <w:sz w:val="20"/>
-                <w:szCs w:val="20"/>
+                <w:sz w:val="24"/>
+                <w:szCs w:val="24"/>
               </w:rPr>
               <w:t xml:space="preserve">App Flow</w:t>
             </w:r>
@@ -4958,9 +4416,8 @@
             <w:r>
               <w:rPr>
                 <w:rFonts w:ascii="Arial" w:cs="Arial" w:eastAsia="Arial" w:hAnsi="Arial"/>
-                <w:color w:val="1E293B"/>
-                <w:sz w:val="20"/>
-                <w:szCs w:val="20"/>
+                <w:sz w:val="24"/>
+                <w:szCs w:val="24"/>
               </w:rPr>
               <w:t xml:space="preserve">No</w:t>
             </w:r>
@@ -4988,9 +4445,8 @@
             <w:r>
               <w:rPr>
                 <w:rFonts w:ascii="Arial" w:cs="Arial" w:eastAsia="Arial" w:hAnsi="Arial"/>
-                <w:color w:val="1E293B"/>
-                <w:sz w:val="20"/>
-                <w:szCs w:val="20"/>
+                <w:sz w:val="24"/>
+                <w:szCs w:val="24"/>
               </w:rPr>
               <w:t xml:space="preserve">UI Guide</w:t>
             </w:r>
@@ -5016,11 +4472,10 @@
             <w:r>
               <w:rPr>
                 <w:rFonts w:ascii="Arial" w:cs="Arial" w:eastAsia="Arial" w:hAnsi="Arial"/>
-                <w:color w:val="1E293B"/>
-                <w:sz w:val="20"/>
-                <w:szCs w:val="20"/>
-              </w:rPr>
-              <w:t xml:space="preserve">Yes — §4.7 full rewrite</w:t>
+                <w:sz w:val="24"/>
+                <w:szCs w:val="24"/>
+              </w:rPr>
+              <w:t xml:space="preserve">Yes — §4.1</w:t>
             </w:r>
           </w:p>
         </w:tc>
@@ -5046,9 +4501,8 @@
             <w:r>
               <w:rPr>
                 <w:rFonts w:ascii="Arial" w:cs="Arial" w:eastAsia="Arial" w:hAnsi="Arial"/>
-                <w:color w:val="1E293B"/>
-                <w:sz w:val="20"/>
-                <w:szCs w:val="20"/>
+                <w:sz w:val="24"/>
+                <w:szCs w:val="24"/>
               </w:rPr>
               <w:t xml:space="preserve">Backend Spec</w:t>
             </w:r>
@@ -5074,9 +4528,8 @@
             <w:r>
               <w:rPr>
                 <w:rFonts w:ascii="Arial" w:cs="Arial" w:eastAsia="Arial" w:hAnsi="Arial"/>
-                <w:color w:val="1E293B"/>
-                <w:sz w:val="20"/>
-                <w:szCs w:val="20"/>
+                <w:sz w:val="24"/>
+                <w:szCs w:val="24"/>
               </w:rPr>
               <w:t xml:space="preserve">No</w:t>
             </w:r>
@@ -5104,9 +4557,8 @@
             <w:r>
               <w:rPr>
                 <w:rFonts w:ascii="Arial" w:cs="Arial" w:eastAsia="Arial" w:hAnsi="Arial"/>
-                <w:color w:val="1E293B"/>
-                <w:sz w:val="20"/>
-                <w:szCs w:val="20"/>
+                <w:sz w:val="24"/>
+                <w:szCs w:val="24"/>
               </w:rPr>
               <w:t xml:space="preserve">Security Checklist</w:t>
             </w:r>
@@ -5132,9 +4584,8 @@
             <w:r>
               <w:rPr>
                 <w:rFonts w:ascii="Arial" w:cs="Arial" w:eastAsia="Arial" w:hAnsi="Arial"/>
-                <w:color w:val="1E293B"/>
-                <w:sz w:val="20"/>
-                <w:szCs w:val="20"/>
+                <w:sz w:val="24"/>
+                <w:szCs w:val="24"/>
               </w:rPr>
               <w:t xml:space="preserve">No</w:t>
             </w:r>
@@ -5144,16 +4595,18 @@
     </w:tbl>
     <w:p>
       <w:pPr>
+        <w:spacing w:after="60" w:before="60"/>
+      </w:pPr>
+      <w:r>
+        <w:t xml:space="preserve"/>
+      </w:r>
+    </w:p>
+    <w:p>
+      <w:pPr>
         <w:pBdr>
-          <w:bottom w:val="single" w:color="E2E8F0" w:sz="4"/>
+          <w:top w:val="single" w:color="E2E8F0" w:sz="4" w:space="1"/>
         </w:pBdr>
-        <w:spacing w:after="200" w:before="200"/>
-      </w:pPr>
-    </w:p>
-    <w:p>
-      <w:pPr>
-        <w:pStyle w:val="Heading2"/>
-        <w:spacing w:after="120" w:before="320"/>
+        <w:spacing w:after="140" w:before="320"/>
       </w:pPr>
       <w:r>
         <w:rPr>
@@ -5164,47 +4617,66 @@
           <w:sz w:val="48"/>
           <w:szCs w:val="48"/>
         </w:rPr>
-        <w:t xml:space="preserve">V2 — 30 April 2026</w:t>
-      </w:r>
-    </w:p>
-    <w:p>
-      <w:pPr>
-        <w:spacing w:after="80"/>
-      </w:pPr>
-      <w:r>
-        <w:rPr>
-          <w:rFonts w:ascii="Arial" w:cs="Arial" w:eastAsia="Arial" w:hAnsi="Arial"/>
-          <w:color w:val="475569"/>
-          <w:sz w:val="22"/>
-          <w:szCs w:val="22"/>
-        </w:rPr>
-        <w:t xml:space="preserve">Change: Animated Bento Grid in Moodboard</w:t>
-      </w:r>
-    </w:p>
-    <w:p>
-      <w:pPr>
-        <w:spacing w:after="80"/>
-      </w:pPr>
-      <w:r>
-        <w:rPr>
-          <w:rFonts w:ascii="Arial" w:cs="Arial" w:eastAsia="Arial" w:hAnsi="Arial"/>
-          <w:color w:val="475569"/>
-          <w:sz w:val="22"/>
-          <w:szCs w:val="22"/>
-        </w:rPr>
-        <w:t xml:space="preserve">Brief: change-brief-v2.md</w:t>
-      </w:r>
-    </w:p>
-    <w:p>
-      <w:pPr>
-        <w:spacing w:after="60" w:before="160"/>
+        <w:t xml:space="preserve">V4 — 1 May 2026</w:t>
+      </w:r>
+    </w:p>
+    <w:p>
+      <w:pPr>
+        <w:spacing w:after="30" w:before="60"/>
       </w:pPr>
       <w:r>
         <w:rPr>
           <w:rFonts w:ascii="Arial" w:cs="Arial" w:eastAsia="Arial" w:hAnsi="Arial"/>
           <w:b/>
           <w:bCs/>
-          <w:color w:val="334155"/>
+          <w:sz w:val="24"/>
+          <w:szCs w:val="24"/>
+        </w:rPr>
+        <w:t xml:space="preserve">Change: </w:t>
+      </w:r>
+      <w:r>
+        <w:rPr>
+          <w:rFonts w:ascii="Arial" w:cs="Arial" w:eastAsia="Arial" w:hAnsi="Arial"/>
+          <w:sz w:val="24"/>
+          <w:szCs w:val="24"/>
+        </w:rPr>
+        <w:t xml:space="preserve">Globe Polish &amp; UX Fixes (9 changes)</w:t>
+      </w:r>
+    </w:p>
+    <w:p>
+      <w:pPr>
+        <w:spacing w:after="80" w:before="30"/>
+      </w:pPr>
+      <w:r>
+        <w:rPr>
+          <w:rFonts w:ascii="Arial" w:cs="Arial" w:eastAsia="Arial" w:hAnsi="Arial"/>
+          <w:b/>
+          <w:bCs/>
+          <w:sz w:val="24"/>
+          <w:szCs w:val="24"/>
+        </w:rPr>
+        <w:t xml:space="preserve">Brief: </w:t>
+      </w:r>
+      <w:r>
+        <w:rPr>
+          <w:rFonts w:ascii="Courier New" w:cs="Courier New" w:eastAsia="Courier New" w:hAnsi="Courier New"/>
+          <w:color w:val="475569"/>
+          <w:sz w:val="24"/>
+          <w:szCs w:val="24"/>
+        </w:rPr>
+        <w:t xml:space="preserve">change-brief-v4.md</w:t>
+      </w:r>
+    </w:p>
+    <w:p>
+      <w:pPr>
+        <w:spacing w:after="40" w:before="80"/>
+      </w:pPr>
+      <w:r>
+        <w:rPr>
+          <w:rFonts w:ascii="Arial" w:cs="Arial" w:eastAsia="Arial" w:hAnsi="Arial"/>
+          <w:b/>
+          <w:bCs/>
+          <w:color w:val="1E293B"/>
           <w:sz w:val="26"/>
           <w:szCs w:val="26"/>
         </w:rPr>
@@ -5218,18 +4690,16 @@
           <w:ilvl w:val="0"/>
           <w:numId w:val="2"/>
         </w:numPr>
-        <w:spacing w:after="60"/>
-      </w:pPr>
-      <w:r>
-        <w:rPr>
-          <w:rFonts w:ascii="Arial" w:cs="Arial" w:eastAsia="Arial" w:hAnsi="Arial"/>
-          <w:i w:val="false"/>
-          <w:iCs w:val="false"/>
-          <w:color w:val="1E293B"/>
-          <w:sz w:val="22"/>
-          <w:szCs w:val="22"/>
-        </w:rPr>
-        <w:t xml:space="preserve">Replaced static bento grid with animated bento-grid-01 from 21st.dev</w:t>
+        <w:spacing w:after="30" w:before="30"/>
+      </w:pPr>
+      <w:r>
+        <w:rPr>
+          <w:rFonts w:ascii="Arial" w:cs="Arial" w:eastAsia="Arial" w:hAnsi="Arial"/>
+          <w:color w:val="1E293B"/>
+          <w:sz w:val="24"/>
+          <w:szCs w:val="24"/>
+        </w:rPr>
+        <w:t xml:space="preserve">Yellow viewport border; camera zoom; spin speed slider; brighter stars</w:t>
       </w:r>
     </w:p>
     <w:p>
@@ -5239,18 +4709,16 @@
           <w:ilvl w:val="0"/>
           <w:numId w:val="2"/>
         </w:numPr>
-        <w:spacing w:after="60"/>
-      </w:pPr>
-      <w:r>
-        <w:rPr>
-          <w:rFonts w:ascii="Arial" w:cs="Arial" w:eastAsia="Arial" w:hAnsi="Arial"/>
-          <w:i w:val="false"/>
-          <w:iCs w:val="false"/>
-          <w:color w:val="1E293B"/>
-          <w:sz w:val="22"/>
-          <w:szCs w:val="22"/>
-        </w:rPr>
-        <w:t xml:space="preserve">Added framer-motion entry animations (opacity + translateY, staggered)</w:t>
+        <w:spacing w:after="30" w:before="30"/>
+      </w:pPr>
+      <w:r>
+        <w:rPr>
+          <w:rFonts w:ascii="Arial" w:cs="Arial" w:eastAsia="Arial" w:hAnsi="Arial"/>
+          <w:color w:val="1E293B"/>
+          <w:sz w:val="24"/>
+          <w:szCs w:val="24"/>
+        </w:rPr>
+        <w:t xml:space="preserve">Hover cards cursor-follow + gold border; SmartPicker custom dropdowns</w:t>
       </w:r>
     </w:p>
     <w:p>
@@ -5260,51 +4728,36 @@
           <w:ilvl w:val="0"/>
           <w:numId w:val="2"/>
         </w:numPr>
-        <w:spacing w:after="60"/>
-      </w:pPr>
-      <w:r>
-        <w:rPr>
-          <w:rFonts w:ascii="Arial" w:cs="Arial" w:eastAsia="Arial" w:hAnsi="Arial"/>
-          <w:i w:val="false"/>
-          <w:iCs w:val="false"/>
-          <w:color w:val="1E293B"/>
-          <w:sz w:val="22"/>
-          <w:szCs w:val="22"/>
-        </w:rPr>
-        <w:t xml:space="preserve">Added lucide-react icon accents to climate and dish cells</w:t>
-      </w:r>
-    </w:p>
-    <w:p>
-      <w:pPr>
-        <w:pStyle w:val="ListParagraph"/>
-        <w:numPr>
-          <w:ilvl w:val="0"/>
-          <w:numId w:val="2"/>
-        </w:numPr>
-        <w:spacing w:after="60"/>
-      </w:pPr>
-      <w:r>
-        <w:rPr>
-          <w:rFonts w:ascii="Arial" w:cs="Arial" w:eastAsia="Arial" w:hAnsi="Arial"/>
-          <w:i w:val="false"/>
-          <w:iCs w:val="false"/>
-          <w:color w:val="1E293B"/>
-          <w:sz w:val="22"/>
-          <w:szCs w:val="22"/>
-        </w:rPr>
-        <w:t xml:space="preserve">Installed framer-motion, lucide-react, shadcn bento-grid-01</w:t>
-      </w:r>
-    </w:p>
-    <w:p>
-      <w:pPr>
-        <w:spacing w:after="60" w:before="160"/>
+        <w:spacing w:after="30" w:before="30"/>
+      </w:pPr>
+      <w:r>
+        <w:rPr>
+          <w:rFonts w:ascii="Arial" w:cs="Arial" w:eastAsia="Arial" w:hAnsi="Arial"/>
+          <w:color w:val="1E293B"/>
+          <w:sz w:val="24"/>
+          <w:szCs w:val="24"/>
+        </w:rPr>
+        <w:t xml:space="preserve">Moodboard tile hover lift; flyTo bug fix; wishlist race condition fix</w:t>
+      </w:r>
+    </w:p>
+    <w:p>
+      <w:pPr>
+        <w:spacing w:after="60" w:before="60"/>
+      </w:pPr>
+      <w:r>
+        <w:t xml:space="preserve"/>
+      </w:r>
+    </w:p>
+    <w:p>
+      <w:pPr>
+        <w:spacing w:after="40" w:before="80"/>
       </w:pPr>
       <w:r>
         <w:rPr>
           <w:rFonts w:ascii="Arial" w:cs="Arial" w:eastAsia="Arial" w:hAnsi="Arial"/>
           <w:b/>
           <w:bCs/>
-          <w:color w:val="334155"/>
+          <w:color w:val="1E293B"/>
           <w:sz w:val="26"/>
           <w:szCs w:val="26"/>
         </w:rPr>
@@ -5316,137 +4769,57 @@
         <w:pStyle w:val="ListParagraph"/>
         <w:numPr>
           <w:ilvl w:val="0"/>
-          <w:numId w:val="2"/>
-        </w:numPr>
-        <w:spacing w:after="60"/>
-      </w:pPr>
-      <w:r>
-        <w:rPr>
-          <w:rFonts w:ascii="Arial" w:cs="Arial" w:eastAsia="Arial" w:hAnsi="Arial"/>
-          <w:i/>
-          <w:iCs/>
+          <w:numId w:val="3"/>
+        </w:numPr>
+        <w:spacing w:after="30" w:before="30"/>
+      </w:pPr>
+      <w:r>
+        <w:rPr>
+          <w:rFonts w:ascii="Arial" w:cs="Arial" w:eastAsia="Arial" w:hAnsi="Arial"/>
           <w:color w:val="64748B"/>
-          <w:sz w:val="22"/>
-          <w:szCs w:val="22"/>
-        </w:rPr>
-        <w:t xml:space="preserve">All other moodboard sections</w:t>
-      </w:r>
-    </w:p>
-    <w:p>
-      <w:pPr>
-        <w:pStyle w:val="ListParagraph"/>
-        <w:numPr>
-          <w:ilvl w:val="0"/>
-          <w:numId w:val="2"/>
-        </w:numPr>
-        <w:spacing w:after="60"/>
-      </w:pPr>
-      <w:r>
-        <w:rPr>
-          <w:rFonts w:ascii="Arial" w:cs="Arial" w:eastAsia="Arial" w:hAnsi="Arial"/>
-          <w:i/>
-          <w:iCs/>
+          <w:sz w:val="24"/>
+          <w:szCs w:val="24"/>
+        </w:rPr>
+        <w:t xml:space="preserve">latLonToVec3 — locked; globe geometry; flyTo()/resume() signatures</w:t>
+      </w:r>
+    </w:p>
+    <w:p>
+      <w:pPr>
+        <w:pStyle w:val="ListParagraph"/>
+        <w:numPr>
+          <w:ilvl w:val="0"/>
+          <w:numId w:val="3"/>
+        </w:numPr>
+        <w:spacing w:after="30" w:before="30"/>
+      </w:pPr>
+      <w:r>
+        <w:rPr>
+          <w:rFonts w:ascii="Arial" w:cs="Arial" w:eastAsia="Arial" w:hAnsi="Arial"/>
           <w:color w:val="64748B"/>
-          <w:sz w:val="22"/>
-          <w:szCs w:val="22"/>
-        </w:rPr>
-        <w:t xml:space="preserve">All data bindings (country.* props)</w:t>
-      </w:r>
-    </w:p>
-    <w:p>
-      <w:pPr>
-        <w:pStyle w:val="ListParagraph"/>
-        <w:numPr>
-          <w:ilvl w:val="0"/>
-          <w:numId w:val="2"/>
-        </w:numPr>
-        <w:spacing w:after="60"/>
-      </w:pPr>
-      <w:r>
-        <w:rPr>
-          <w:rFonts w:ascii="Arial" w:cs="Arial" w:eastAsia="Arial" w:hAnsi="Arial"/>
-          <w:i/>
-          <w:iCs/>
-          <w:color w:val="64748B"/>
-          <w:sz w:val="22"/>
-          <w:szCs w:val="22"/>
-        </w:rPr>
-        <w:t xml:space="preserve">All design tokens; yellow outer frame</w:t>
-      </w:r>
-    </w:p>
-    <w:p>
-      <w:pPr>
-        <w:pStyle w:val="ListParagraph"/>
-        <w:numPr>
-          <w:ilvl w:val="0"/>
-          <w:numId w:val="2"/>
-        </w:numPr>
-        <w:spacing w:after="60"/>
-      </w:pPr>
-      <w:r>
-        <w:rPr>
-          <w:rFonts w:ascii="Arial" w:cs="Arial" w:eastAsia="Arial" w:hAnsi="Arial"/>
-          <w:i/>
-          <w:iCs/>
-          <w:color w:val="64748B"/>
-          <w:sz w:val="22"/>
-          <w:szCs w:val="22"/>
-        </w:rPr>
-        <w:t xml:space="preserve">Scroll parallax behaviour</w:t>
-      </w:r>
-    </w:p>
-    <w:p>
-      <w:pPr>
-        <w:pStyle w:val="ListParagraph"/>
-        <w:numPr>
-          <w:ilvl w:val="0"/>
-          <w:numId w:val="2"/>
-        </w:numPr>
-        <w:spacing w:after="60"/>
-      </w:pPr>
-      <w:r>
-        <w:rPr>
-          <w:rFonts w:ascii="Arial" w:cs="Arial" w:eastAsia="Arial" w:hAnsi="Arial"/>
-          <w:i/>
-          <w:iCs/>
-          <w:color w:val="64748B"/>
-          <w:sz w:val="22"/>
-          <w:szCs w:val="22"/>
-        </w:rPr>
-        <w:t xml:space="preserve">CultureGlobe, App, SmartPicker, WishlistDrawer</w:t>
-      </w:r>
-    </w:p>
-    <w:p>
-      <w:pPr>
-        <w:pStyle w:val="ListParagraph"/>
-        <w:numPr>
-          <w:ilvl w:val="0"/>
-          <w:numId w:val="2"/>
-        </w:numPr>
-        <w:spacing w:after="60"/>
-      </w:pPr>
-      <w:r>
-        <w:rPr>
-          <w:rFonts w:ascii="Arial" w:cs="Arial" w:eastAsia="Arial" w:hAnsi="Arial"/>
-          <w:i/>
-          <w:iCs/>
-          <w:color w:val="64748B"/>
-          <w:sz w:val="22"/>
-          <w:szCs w:val="22"/>
-        </w:rPr>
-        <w:t xml:space="preserve">destinations.json data</w:t>
-      </w:r>
-    </w:p>
-    <w:p>
-      <w:pPr>
-        <w:spacing w:after="60" w:before="160"/>
+          <w:sz w:val="24"/>
+          <w:szCs w:val="24"/>
+        </w:rPr>
+        <w:t xml:space="preserve">All design tokens; destinations.json schema</w:t>
+      </w:r>
+    </w:p>
+    <w:p>
+      <w:pPr>
+        <w:spacing w:after="60" w:before="60"/>
+      </w:pPr>
+      <w:r>
+        <w:t xml:space="preserve"/>
+      </w:r>
+    </w:p>
+    <w:p>
+      <w:pPr>
+        <w:spacing w:after="40" w:before="80"/>
       </w:pPr>
       <w:r>
         <w:rPr>
           <w:rFonts w:ascii="Arial" w:cs="Arial" w:eastAsia="Arial" w:hAnsi="Arial"/>
           <w:b/>
           <w:bCs/>
-          <w:color w:val="334155"/>
+          <w:color w:val="1E293B"/>
           <w:sz w:val="26"/>
           <w:szCs w:val="26"/>
         </w:rPr>
@@ -5470,6 +4843,9 @@
         <w:gridCol w:w="4680"/>
       </w:tblGrid>
       <w:tr>
+        <w:trPr>
+          <w:tblHeader/>
+        </w:trPr>
         <w:tc>
           <w:tcPr>
             <w:tcW w:type="dxa" w:w="4680"/>
@@ -5493,9 +4869,8 @@
                 <w:rFonts w:ascii="Arial" w:cs="Arial" w:eastAsia="Arial" w:hAnsi="Arial"/>
                 <w:b/>
                 <w:bCs/>
-                <w:color w:val="1E293B"/>
-                <w:sz w:val="20"/>
-                <w:szCs w:val="20"/>
+                <w:sz w:val="24"/>
+                <w:szCs w:val="24"/>
               </w:rPr>
               <w:t xml:space="preserve">Document</w:t>
             </w:r>
@@ -5524,9 +4899,8 @@
                 <w:rFonts w:ascii="Arial" w:cs="Arial" w:eastAsia="Arial" w:hAnsi="Arial"/>
                 <w:b/>
                 <w:bCs/>
-                <w:color w:val="1E293B"/>
-                <w:sz w:val="20"/>
-                <w:szCs w:val="20"/>
+                <w:sz w:val="24"/>
+                <w:szCs w:val="24"/>
               </w:rPr>
               <w:t xml:space="preserve">Changed</w:t>
             </w:r>
@@ -5554,9 +4928,8 @@
             <w:r>
               <w:rPr>
                 <w:rFonts w:ascii="Arial" w:cs="Arial" w:eastAsia="Arial" w:hAnsi="Arial"/>
-                <w:color w:val="1E293B"/>
-                <w:sz w:val="20"/>
-                <w:szCs w:val="20"/>
+                <w:sz w:val="24"/>
+                <w:szCs w:val="24"/>
               </w:rPr>
               <w:t xml:space="preserve">PRD</w:t>
             </w:r>
@@ -5582,11 +4955,10 @@
             <w:r>
               <w:rPr>
                 <w:rFonts w:ascii="Arial" w:cs="Arial" w:eastAsia="Arial" w:hAnsi="Arial"/>
-                <w:color w:val="1E293B"/>
-                <w:sz w:val="20"/>
-                <w:szCs w:val="20"/>
-              </w:rPr>
-              <w:t xml:space="preserve">No</w:t>
+                <w:sz w:val="24"/>
+                <w:szCs w:val="24"/>
+              </w:rPr>
+              <w:t xml:space="preserve">Yes — FR-003</w:t>
             </w:r>
           </w:p>
         </w:tc>
@@ -5612,9 +4984,8 @@
             <w:r>
               <w:rPr>
                 <w:rFonts w:ascii="Arial" w:cs="Arial" w:eastAsia="Arial" w:hAnsi="Arial"/>
-                <w:color w:val="1E293B"/>
-                <w:sz w:val="20"/>
-                <w:szCs w:val="20"/>
+                <w:sz w:val="24"/>
+                <w:szCs w:val="24"/>
               </w:rPr>
               <w:t xml:space="preserve">App Flow</w:t>
             </w:r>
@@ -5640,11 +5011,10 @@
             <w:r>
               <w:rPr>
                 <w:rFonts w:ascii="Arial" w:cs="Arial" w:eastAsia="Arial" w:hAnsi="Arial"/>
-                <w:color w:val="1E293B"/>
-                <w:sz w:val="20"/>
-                <w:szCs w:val="20"/>
-              </w:rPr>
-              <w:t xml:space="preserve">No</w:t>
+                <w:sz w:val="24"/>
+                <w:szCs w:val="24"/>
+              </w:rPr>
+              <w:t xml:space="preserve">Yes — §2</w:t>
             </w:r>
           </w:p>
         </w:tc>
@@ -5670,9 +5040,8 @@
             <w:r>
               <w:rPr>
                 <w:rFonts w:ascii="Arial" w:cs="Arial" w:eastAsia="Arial" w:hAnsi="Arial"/>
-                <w:color w:val="1E293B"/>
-                <w:sz w:val="20"/>
-                <w:szCs w:val="20"/>
+                <w:sz w:val="24"/>
+                <w:szCs w:val="24"/>
               </w:rPr>
               <w:t xml:space="preserve">UI Guide</w:t>
             </w:r>
@@ -5698,11 +5067,10 @@
             <w:r>
               <w:rPr>
                 <w:rFonts w:ascii="Arial" w:cs="Arial" w:eastAsia="Arial" w:hAnsi="Arial"/>
-                <w:color w:val="1E293B"/>
-                <w:sz w:val="20"/>
-                <w:szCs w:val="20"/>
-              </w:rPr>
-              <w:t xml:space="preserve">Yes — §4.7</w:t>
+                <w:sz w:val="24"/>
+                <w:szCs w:val="24"/>
+              </w:rPr>
+              <w:t xml:space="preserve">Yes — §4.2, 4.5, 4.6, 4.7</w:t>
             </w:r>
           </w:p>
         </w:tc>
@@ -5728,9 +5096,8 @@
             <w:r>
               <w:rPr>
                 <w:rFonts w:ascii="Arial" w:cs="Arial" w:eastAsia="Arial" w:hAnsi="Arial"/>
-                <w:color w:val="1E293B"/>
-                <w:sz w:val="20"/>
-                <w:szCs w:val="20"/>
+                <w:sz w:val="24"/>
+                <w:szCs w:val="24"/>
               </w:rPr>
               <w:t xml:space="preserve">Backend Spec</w:t>
             </w:r>
@@ -5756,9 +5123,8 @@
             <w:r>
               <w:rPr>
                 <w:rFonts w:ascii="Arial" w:cs="Arial" w:eastAsia="Arial" w:hAnsi="Arial"/>
-                <w:color w:val="1E293B"/>
-                <w:sz w:val="20"/>
-                <w:szCs w:val="20"/>
+                <w:sz w:val="24"/>
+                <w:szCs w:val="24"/>
               </w:rPr>
               <w:t xml:space="preserve">No</w:t>
             </w:r>
@@ -5786,9 +5152,8 @@
             <w:r>
               <w:rPr>
                 <w:rFonts w:ascii="Arial" w:cs="Arial" w:eastAsia="Arial" w:hAnsi="Arial"/>
-                <w:color w:val="1E293B"/>
-                <w:sz w:val="20"/>
-                <w:szCs w:val="20"/>
+                <w:sz w:val="24"/>
+                <w:szCs w:val="24"/>
               </w:rPr>
               <w:t xml:space="preserve">Security Checklist</w:t>
             </w:r>
@@ -5814,9 +5179,8 @@
             <w:r>
               <w:rPr>
                 <w:rFonts w:ascii="Arial" w:cs="Arial" w:eastAsia="Arial" w:hAnsi="Arial"/>
-                <w:color w:val="1E293B"/>
-                <w:sz w:val="20"/>
-                <w:szCs w:val="20"/>
+                <w:sz w:val="24"/>
+                <w:szCs w:val="24"/>
               </w:rPr>
               <w:t xml:space="preserve">No</w:t>
             </w:r>
@@ -5824,6 +5188,1185 @@
         </w:tc>
       </w:tr>
     </w:tbl>
+    <w:p>
+      <w:pPr>
+        <w:spacing w:after="60" w:before="60"/>
+      </w:pPr>
+      <w:r>
+        <w:t xml:space="preserve"/>
+      </w:r>
+    </w:p>
+    <w:p>
+      <w:pPr>
+        <w:pBdr>
+          <w:top w:val="single" w:color="E2E8F0" w:sz="4" w:space="1"/>
+        </w:pBdr>
+        <w:spacing w:after="140" w:before="320"/>
+      </w:pPr>
+      <w:r>
+        <w:rPr>
+          <w:rFonts w:ascii="Arial" w:cs="Arial" w:eastAsia="Arial" w:hAnsi="Arial"/>
+          <w:b/>
+          <w:bCs/>
+          <w:color w:val="1E293B"/>
+          <w:sz w:val="48"/>
+          <w:szCs w:val="48"/>
+        </w:rPr>
+        <w:t xml:space="preserve">V3 — 30 April 2026</w:t>
+      </w:r>
+    </w:p>
+    <w:p>
+      <w:pPr>
+        <w:spacing w:after="30" w:before="60"/>
+      </w:pPr>
+      <w:r>
+        <w:rPr>
+          <w:rFonts w:ascii="Arial" w:cs="Arial" w:eastAsia="Arial" w:hAnsi="Arial"/>
+          <w:b/>
+          <w:bCs/>
+          <w:sz w:val="24"/>
+          <w:szCs w:val="24"/>
+        </w:rPr>
+        <w:t xml:space="preserve">Change: </w:t>
+      </w:r>
+      <w:r>
+        <w:rPr>
+          <w:rFonts w:ascii="Arial" w:cs="Arial" w:eastAsia="Arial" w:hAnsi="Arial"/>
+          <w:sz w:val="24"/>
+          <w:szCs w:val="24"/>
+        </w:rPr>
+        <w:t xml:space="preserve">Moodboard Complete Rebuild (Bento Dashboard)</w:t>
+      </w:r>
+    </w:p>
+    <w:p>
+      <w:pPr>
+        <w:spacing w:after="80" w:before="30"/>
+      </w:pPr>
+      <w:r>
+        <w:rPr>
+          <w:rFonts w:ascii="Arial" w:cs="Arial" w:eastAsia="Arial" w:hAnsi="Arial"/>
+          <w:b/>
+          <w:bCs/>
+          <w:sz w:val="24"/>
+          <w:szCs w:val="24"/>
+        </w:rPr>
+        <w:t xml:space="preserve">Brief: </w:t>
+      </w:r>
+      <w:r>
+        <w:rPr>
+          <w:rFonts w:ascii="Courier New" w:cs="Courier New" w:eastAsia="Courier New" w:hAnsi="Courier New"/>
+          <w:color w:val="475569"/>
+          <w:sz w:val="24"/>
+          <w:szCs w:val="24"/>
+        </w:rPr>
+        <w:t xml:space="preserve">change-brief-v3.md</w:t>
+      </w:r>
+    </w:p>
+    <w:p>
+      <w:pPr>
+        <w:spacing w:after="40" w:before="80"/>
+      </w:pPr>
+      <w:r>
+        <w:rPr>
+          <w:rFonts w:ascii="Arial" w:cs="Arial" w:eastAsia="Arial" w:hAnsi="Arial"/>
+          <w:b/>
+          <w:bCs/>
+          <w:color w:val="1E293B"/>
+          <w:sz w:val="26"/>
+          <w:szCs w:val="26"/>
+        </w:rPr>
+        <w:t xml:space="preserve">What Changed</w:t>
+      </w:r>
+    </w:p>
+    <w:p>
+      <w:pPr>
+        <w:pStyle w:val="ListParagraph"/>
+        <w:numPr>
+          <w:ilvl w:val="0"/>
+          <w:numId w:val="2"/>
+        </w:numPr>
+        <w:spacing w:after="30" w:before="30"/>
+      </w:pPr>
+      <w:r>
+        <w:rPr>
+          <w:rFonts w:ascii="Arial" w:cs="Arial" w:eastAsia="Arial" w:hAnsi="Arial"/>
+          <w:color w:val="1E293B"/>
+          <w:sz w:val="24"/>
+          <w:szCs w:val="24"/>
+        </w:rPr>
+        <w:t xml:space="preserve">Full Moodboard rebuild as fixed-viewport 6-tile bento dashboard</w:t>
+      </w:r>
+    </w:p>
+    <w:p>
+      <w:pPr>
+        <w:pStyle w:val="ListParagraph"/>
+        <w:numPr>
+          <w:ilvl w:val="0"/>
+          <w:numId w:val="2"/>
+        </w:numPr>
+        <w:spacing w:after="30" w:before="30"/>
+      </w:pPr>
+      <w:r>
+        <w:rPr>
+          <w:rFonts w:ascii="Arial" w:cs="Arial" w:eastAsia="Arial" w:hAnsi="Arial"/>
+          <w:color w:val="1E293B"/>
+          <w:sz w:val="24"/>
+          <w:szCs w:val="24"/>
+        </w:rPr>
+        <w:t xml:space="preserve">RegionGlobe SVG sub-component added; stagger entry animations</w:t>
+      </w:r>
+    </w:p>
+    <w:p>
+      <w:pPr>
+        <w:pStyle w:val="ListParagraph"/>
+        <w:numPr>
+          <w:ilvl w:val="0"/>
+          <w:numId w:val="2"/>
+        </w:numPr>
+        <w:spacing w:after="30" w:before="30"/>
+      </w:pPr>
+      <w:r>
+        <w:rPr>
+          <w:rFonts w:ascii="Arial" w:cs="Arial" w:eastAsia="Arial" w:hAnsi="Arial"/>
+          <w:color w:val="1E293B"/>
+          <w:sz w:val="24"/>
+          <w:szCs w:val="24"/>
+        </w:rPr>
+        <w:t xml:space="preserve">New topbar + colophon; radial gradient background</w:t>
+      </w:r>
+    </w:p>
+    <w:p>
+      <w:pPr>
+        <w:spacing w:after="60" w:before="60"/>
+      </w:pPr>
+      <w:r>
+        <w:t xml:space="preserve"/>
+      </w:r>
+    </w:p>
+    <w:p>
+      <w:pPr>
+        <w:spacing w:after="40" w:before="80"/>
+      </w:pPr>
+      <w:r>
+        <w:rPr>
+          <w:rFonts w:ascii="Arial" w:cs="Arial" w:eastAsia="Arial" w:hAnsi="Arial"/>
+          <w:b/>
+          <w:bCs/>
+          <w:color w:val="1E293B"/>
+          <w:sz w:val="26"/>
+          <w:szCs w:val="26"/>
+        </w:rPr>
+        <w:t xml:space="preserve">What Didn't Change</w:t>
+      </w:r>
+    </w:p>
+    <w:p>
+      <w:pPr>
+        <w:pStyle w:val="ListParagraph"/>
+        <w:numPr>
+          <w:ilvl w:val="0"/>
+          <w:numId w:val="3"/>
+        </w:numPr>
+        <w:spacing w:after="30" w:before="30"/>
+      </w:pPr>
+      <w:r>
+        <w:rPr>
+          <w:rFonts w:ascii="Arial" w:cs="Arial" w:eastAsia="Arial" w:hAnsi="Arial"/>
+          <w:color w:val="64748B"/>
+          <w:sz w:val="24"/>
+          <w:szCs w:val="24"/>
+        </w:rPr>
+        <w:t xml:space="preserve">Props interface; data bindings; Escape key; localStorage wishlist</w:t>
+      </w:r>
+    </w:p>
+    <w:p>
+      <w:pPr>
+        <w:pStyle w:val="ListParagraph"/>
+        <w:numPr>
+          <w:ilvl w:val="0"/>
+          <w:numId w:val="3"/>
+        </w:numPr>
+        <w:spacing w:after="30" w:before="30"/>
+      </w:pPr>
+      <w:r>
+        <w:rPr>
+          <w:rFonts w:ascii="Arial" w:cs="Arial" w:eastAsia="Arial" w:hAnsi="Arial"/>
+          <w:color w:val="64748B"/>
+          <w:sz w:val="24"/>
+          <w:szCs w:val="24"/>
+        </w:rPr>
+        <w:t xml:space="preserve">Yellow frame; design tokens; CultureGlobe, App, SmartPicker, WishlistDrawer</w:t>
+      </w:r>
+    </w:p>
+    <w:p>
+      <w:pPr>
+        <w:spacing w:after="60" w:before="60"/>
+      </w:pPr>
+      <w:r>
+        <w:t xml:space="preserve"/>
+      </w:r>
+    </w:p>
+    <w:p>
+      <w:pPr>
+        <w:spacing w:after="40" w:before="80"/>
+      </w:pPr>
+      <w:r>
+        <w:rPr>
+          <w:rFonts w:ascii="Arial" w:cs="Arial" w:eastAsia="Arial" w:hAnsi="Arial"/>
+          <w:b/>
+          <w:bCs/>
+          <w:color w:val="1E293B"/>
+          <w:sz w:val="26"/>
+          <w:szCs w:val="26"/>
+        </w:rPr>
+        <w:t xml:space="preserve">Affected Documents</w:t>
+      </w:r>
+    </w:p>
+    <w:tbl>
+      <w:tblPr>
+        <w:tblW w:type="dxa" w:w="9360"/>
+        <w:tblBorders>
+          <w:top w:val="single" w:color="auto" w:sz="4"/>
+          <w:left w:val="single" w:color="auto" w:sz="4"/>
+          <w:bottom w:val="single" w:color="auto" w:sz="4"/>
+          <w:right w:val="single" w:color="auto" w:sz="4"/>
+          <w:insideH w:val="single" w:color="auto" w:sz="4"/>
+          <w:insideV w:val="single" w:color="auto" w:sz="4"/>
+        </w:tblBorders>
+      </w:tblPr>
+      <w:tblGrid>
+        <w:gridCol w:w="4680"/>
+        <w:gridCol w:w="4680"/>
+      </w:tblGrid>
+      <w:tr>
+        <w:trPr>
+          <w:tblHeader/>
+        </w:trPr>
+        <w:tc>
+          <w:tcPr>
+            <w:tcW w:type="dxa" w:w="4680"/>
+            <w:tcBorders>
+              <w:top w:val="single" w:color="CCCCCC" w:sz="1"/>
+              <w:left w:val="single" w:color="CCCCCC" w:sz="1"/>
+              <w:bottom w:val="single" w:color="CCCCCC" w:sz="1"/>
+              <w:right w:val="single" w:color="CCCCCC" w:sz="1"/>
+            </w:tcBorders>
+            <w:shd w:fill="F1F5F9" w:val="clear"/>
+            <w:tcMar>
+              <w:top w:type="dxa" w:w="80"/>
+              <w:left w:type="dxa" w:w="120"/>
+              <w:bottom w:type="dxa" w:w="80"/>
+              <w:right w:type="dxa" w:w="120"/>
+            </w:tcMar>
+          </w:tcPr>
+          <w:p>
+            <w:r>
+              <w:rPr>
+                <w:rFonts w:ascii="Arial" w:cs="Arial" w:eastAsia="Arial" w:hAnsi="Arial"/>
+                <w:b/>
+                <w:bCs/>
+                <w:sz w:val="24"/>
+                <w:szCs w:val="24"/>
+              </w:rPr>
+              <w:t xml:space="preserve">Document</w:t>
+            </w:r>
+          </w:p>
+        </w:tc>
+        <w:tc>
+          <w:tcPr>
+            <w:tcW w:type="dxa" w:w="4680"/>
+            <w:tcBorders>
+              <w:top w:val="single" w:color="CCCCCC" w:sz="1"/>
+              <w:left w:val="single" w:color="CCCCCC" w:sz="1"/>
+              <w:bottom w:val="single" w:color="CCCCCC" w:sz="1"/>
+              <w:right w:val="single" w:color="CCCCCC" w:sz="1"/>
+            </w:tcBorders>
+            <w:shd w:fill="F1F5F9" w:val="clear"/>
+            <w:tcMar>
+              <w:top w:type="dxa" w:w="80"/>
+              <w:left w:type="dxa" w:w="120"/>
+              <w:bottom w:type="dxa" w:w="80"/>
+              <w:right w:type="dxa" w:w="120"/>
+            </w:tcMar>
+          </w:tcPr>
+          <w:p>
+            <w:r>
+              <w:rPr>
+                <w:rFonts w:ascii="Arial" w:cs="Arial" w:eastAsia="Arial" w:hAnsi="Arial"/>
+                <w:b/>
+                <w:bCs/>
+                <w:sz w:val="24"/>
+                <w:szCs w:val="24"/>
+              </w:rPr>
+              <w:t xml:space="preserve">Changed</w:t>
+            </w:r>
+          </w:p>
+        </w:tc>
+      </w:tr>
+      <w:tr>
+        <w:tc>
+          <w:tcPr>
+            <w:tcW w:type="dxa" w:w="4680"/>
+            <w:tcBorders>
+              <w:top w:val="single" w:color="CCCCCC" w:sz="1"/>
+              <w:left w:val="single" w:color="CCCCCC" w:sz="1"/>
+              <w:bottom w:val="single" w:color="CCCCCC" w:sz="1"/>
+              <w:right w:val="single" w:color="CCCCCC" w:sz="1"/>
+            </w:tcBorders>
+            <w:tcMar>
+              <w:top w:type="dxa" w:w="80"/>
+              <w:left w:type="dxa" w:w="120"/>
+              <w:bottom w:type="dxa" w:w="80"/>
+              <w:right w:type="dxa" w:w="120"/>
+            </w:tcMar>
+          </w:tcPr>
+          <w:p>
+            <w:r>
+              <w:rPr>
+                <w:rFonts w:ascii="Arial" w:cs="Arial" w:eastAsia="Arial" w:hAnsi="Arial"/>
+                <w:sz w:val="24"/>
+                <w:szCs w:val="24"/>
+              </w:rPr>
+              <w:t xml:space="preserve">PRD</w:t>
+            </w:r>
+          </w:p>
+        </w:tc>
+        <w:tc>
+          <w:tcPr>
+            <w:tcW w:type="dxa" w:w="4680"/>
+            <w:tcBorders>
+              <w:top w:val="single" w:color="CCCCCC" w:sz="1"/>
+              <w:left w:val="single" w:color="CCCCCC" w:sz="1"/>
+              <w:bottom w:val="single" w:color="CCCCCC" w:sz="1"/>
+              <w:right w:val="single" w:color="CCCCCC" w:sz="1"/>
+            </w:tcBorders>
+            <w:tcMar>
+              <w:top w:type="dxa" w:w="80"/>
+              <w:left w:type="dxa" w:w="120"/>
+              <w:bottom w:type="dxa" w:w="80"/>
+              <w:right w:type="dxa" w:w="120"/>
+            </w:tcMar>
+          </w:tcPr>
+          <w:p>
+            <w:r>
+              <w:rPr>
+                <w:rFonts w:ascii="Arial" w:cs="Arial" w:eastAsia="Arial" w:hAnsi="Arial"/>
+                <w:sz w:val="24"/>
+                <w:szCs w:val="24"/>
+              </w:rPr>
+              <w:t xml:space="preserve">No</w:t>
+            </w:r>
+          </w:p>
+        </w:tc>
+      </w:tr>
+      <w:tr>
+        <w:tc>
+          <w:tcPr>
+            <w:tcW w:type="dxa" w:w="4680"/>
+            <w:tcBorders>
+              <w:top w:val="single" w:color="CCCCCC" w:sz="1"/>
+              <w:left w:val="single" w:color="CCCCCC" w:sz="1"/>
+              <w:bottom w:val="single" w:color="CCCCCC" w:sz="1"/>
+              <w:right w:val="single" w:color="CCCCCC" w:sz="1"/>
+            </w:tcBorders>
+            <w:tcMar>
+              <w:top w:type="dxa" w:w="80"/>
+              <w:left w:type="dxa" w:w="120"/>
+              <w:bottom w:type="dxa" w:w="80"/>
+              <w:right w:type="dxa" w:w="120"/>
+            </w:tcMar>
+          </w:tcPr>
+          <w:p>
+            <w:r>
+              <w:rPr>
+                <w:rFonts w:ascii="Arial" w:cs="Arial" w:eastAsia="Arial" w:hAnsi="Arial"/>
+                <w:sz w:val="24"/>
+                <w:szCs w:val="24"/>
+              </w:rPr>
+              <w:t xml:space="preserve">App Flow</w:t>
+            </w:r>
+          </w:p>
+        </w:tc>
+        <w:tc>
+          <w:tcPr>
+            <w:tcW w:type="dxa" w:w="4680"/>
+            <w:tcBorders>
+              <w:top w:val="single" w:color="CCCCCC" w:sz="1"/>
+              <w:left w:val="single" w:color="CCCCCC" w:sz="1"/>
+              <w:bottom w:val="single" w:color="CCCCCC" w:sz="1"/>
+              <w:right w:val="single" w:color="CCCCCC" w:sz="1"/>
+            </w:tcBorders>
+            <w:tcMar>
+              <w:top w:type="dxa" w:w="80"/>
+              <w:left w:type="dxa" w:w="120"/>
+              <w:bottom w:type="dxa" w:w="80"/>
+              <w:right w:type="dxa" w:w="120"/>
+            </w:tcMar>
+          </w:tcPr>
+          <w:p>
+            <w:r>
+              <w:rPr>
+                <w:rFonts w:ascii="Arial" w:cs="Arial" w:eastAsia="Arial" w:hAnsi="Arial"/>
+                <w:sz w:val="24"/>
+                <w:szCs w:val="24"/>
+              </w:rPr>
+              <w:t xml:space="preserve">No</w:t>
+            </w:r>
+          </w:p>
+        </w:tc>
+      </w:tr>
+      <w:tr>
+        <w:tc>
+          <w:tcPr>
+            <w:tcW w:type="dxa" w:w="4680"/>
+            <w:tcBorders>
+              <w:top w:val="single" w:color="CCCCCC" w:sz="1"/>
+              <w:left w:val="single" w:color="CCCCCC" w:sz="1"/>
+              <w:bottom w:val="single" w:color="CCCCCC" w:sz="1"/>
+              <w:right w:val="single" w:color="CCCCCC" w:sz="1"/>
+            </w:tcBorders>
+            <w:tcMar>
+              <w:top w:type="dxa" w:w="80"/>
+              <w:left w:type="dxa" w:w="120"/>
+              <w:bottom w:type="dxa" w:w="80"/>
+              <w:right w:type="dxa" w:w="120"/>
+            </w:tcMar>
+          </w:tcPr>
+          <w:p>
+            <w:r>
+              <w:rPr>
+                <w:rFonts w:ascii="Arial" w:cs="Arial" w:eastAsia="Arial" w:hAnsi="Arial"/>
+                <w:sz w:val="24"/>
+                <w:szCs w:val="24"/>
+              </w:rPr>
+              <w:t xml:space="preserve">UI Guide</w:t>
+            </w:r>
+          </w:p>
+        </w:tc>
+        <w:tc>
+          <w:tcPr>
+            <w:tcW w:type="dxa" w:w="4680"/>
+            <w:tcBorders>
+              <w:top w:val="single" w:color="CCCCCC" w:sz="1"/>
+              <w:left w:val="single" w:color="CCCCCC" w:sz="1"/>
+              <w:bottom w:val="single" w:color="CCCCCC" w:sz="1"/>
+              <w:right w:val="single" w:color="CCCCCC" w:sz="1"/>
+            </w:tcBorders>
+            <w:tcMar>
+              <w:top w:type="dxa" w:w="80"/>
+              <w:left w:type="dxa" w:w="120"/>
+              <w:bottom w:type="dxa" w:w="80"/>
+              <w:right w:type="dxa" w:w="120"/>
+            </w:tcMar>
+          </w:tcPr>
+          <w:p>
+            <w:r>
+              <w:rPr>
+                <w:rFonts w:ascii="Arial" w:cs="Arial" w:eastAsia="Arial" w:hAnsi="Arial"/>
+                <w:sz w:val="24"/>
+                <w:szCs w:val="24"/>
+              </w:rPr>
+              <w:t xml:space="preserve">Yes — §4.7 full rewrite</w:t>
+            </w:r>
+          </w:p>
+        </w:tc>
+      </w:tr>
+      <w:tr>
+        <w:tc>
+          <w:tcPr>
+            <w:tcW w:type="dxa" w:w="4680"/>
+            <w:tcBorders>
+              <w:top w:val="single" w:color="CCCCCC" w:sz="1"/>
+              <w:left w:val="single" w:color="CCCCCC" w:sz="1"/>
+              <w:bottom w:val="single" w:color="CCCCCC" w:sz="1"/>
+              <w:right w:val="single" w:color="CCCCCC" w:sz="1"/>
+            </w:tcBorders>
+            <w:tcMar>
+              <w:top w:type="dxa" w:w="80"/>
+              <w:left w:type="dxa" w:w="120"/>
+              <w:bottom w:type="dxa" w:w="80"/>
+              <w:right w:type="dxa" w:w="120"/>
+            </w:tcMar>
+          </w:tcPr>
+          <w:p>
+            <w:r>
+              <w:rPr>
+                <w:rFonts w:ascii="Arial" w:cs="Arial" w:eastAsia="Arial" w:hAnsi="Arial"/>
+                <w:sz w:val="24"/>
+                <w:szCs w:val="24"/>
+              </w:rPr>
+              <w:t xml:space="preserve">Backend Spec</w:t>
+            </w:r>
+          </w:p>
+        </w:tc>
+        <w:tc>
+          <w:tcPr>
+            <w:tcW w:type="dxa" w:w="4680"/>
+            <w:tcBorders>
+              <w:top w:val="single" w:color="CCCCCC" w:sz="1"/>
+              <w:left w:val="single" w:color="CCCCCC" w:sz="1"/>
+              <w:bottom w:val="single" w:color="CCCCCC" w:sz="1"/>
+              <w:right w:val="single" w:color="CCCCCC" w:sz="1"/>
+            </w:tcBorders>
+            <w:tcMar>
+              <w:top w:type="dxa" w:w="80"/>
+              <w:left w:type="dxa" w:w="120"/>
+              <w:bottom w:type="dxa" w:w="80"/>
+              <w:right w:type="dxa" w:w="120"/>
+            </w:tcMar>
+          </w:tcPr>
+          <w:p>
+            <w:r>
+              <w:rPr>
+                <w:rFonts w:ascii="Arial" w:cs="Arial" w:eastAsia="Arial" w:hAnsi="Arial"/>
+                <w:sz w:val="24"/>
+                <w:szCs w:val="24"/>
+              </w:rPr>
+              <w:t xml:space="preserve">No</w:t>
+            </w:r>
+          </w:p>
+        </w:tc>
+      </w:tr>
+      <w:tr>
+        <w:tc>
+          <w:tcPr>
+            <w:tcW w:type="dxa" w:w="4680"/>
+            <w:tcBorders>
+              <w:top w:val="single" w:color="CCCCCC" w:sz="1"/>
+              <w:left w:val="single" w:color="CCCCCC" w:sz="1"/>
+              <w:bottom w:val="single" w:color="CCCCCC" w:sz="1"/>
+              <w:right w:val="single" w:color="CCCCCC" w:sz="1"/>
+            </w:tcBorders>
+            <w:tcMar>
+              <w:top w:type="dxa" w:w="80"/>
+              <w:left w:type="dxa" w:w="120"/>
+              <w:bottom w:type="dxa" w:w="80"/>
+              <w:right w:type="dxa" w:w="120"/>
+            </w:tcMar>
+          </w:tcPr>
+          <w:p>
+            <w:r>
+              <w:rPr>
+                <w:rFonts w:ascii="Arial" w:cs="Arial" w:eastAsia="Arial" w:hAnsi="Arial"/>
+                <w:sz w:val="24"/>
+                <w:szCs w:val="24"/>
+              </w:rPr>
+              <w:t xml:space="preserve">Security Checklist</w:t>
+            </w:r>
+          </w:p>
+        </w:tc>
+        <w:tc>
+          <w:tcPr>
+            <w:tcW w:type="dxa" w:w="4680"/>
+            <w:tcBorders>
+              <w:top w:val="single" w:color="CCCCCC" w:sz="1"/>
+              <w:left w:val="single" w:color="CCCCCC" w:sz="1"/>
+              <w:bottom w:val="single" w:color="CCCCCC" w:sz="1"/>
+              <w:right w:val="single" w:color="CCCCCC" w:sz="1"/>
+            </w:tcBorders>
+            <w:tcMar>
+              <w:top w:type="dxa" w:w="80"/>
+              <w:left w:type="dxa" w:w="120"/>
+              <w:bottom w:type="dxa" w:w="80"/>
+              <w:right w:type="dxa" w:w="120"/>
+            </w:tcMar>
+          </w:tcPr>
+          <w:p>
+            <w:r>
+              <w:rPr>
+                <w:rFonts w:ascii="Arial" w:cs="Arial" w:eastAsia="Arial" w:hAnsi="Arial"/>
+                <w:sz w:val="24"/>
+                <w:szCs w:val="24"/>
+              </w:rPr>
+              <w:t xml:space="preserve">No</w:t>
+            </w:r>
+          </w:p>
+        </w:tc>
+      </w:tr>
+    </w:tbl>
+    <w:p>
+      <w:pPr>
+        <w:spacing w:after="60" w:before="60"/>
+      </w:pPr>
+      <w:r>
+        <w:t xml:space="preserve"/>
+      </w:r>
+    </w:p>
+    <w:p>
+      <w:pPr>
+        <w:pBdr>
+          <w:top w:val="single" w:color="E2E8F0" w:sz="4" w:space="1"/>
+        </w:pBdr>
+        <w:spacing w:after="140" w:before="320"/>
+      </w:pPr>
+      <w:r>
+        <w:rPr>
+          <w:rFonts w:ascii="Arial" w:cs="Arial" w:eastAsia="Arial" w:hAnsi="Arial"/>
+          <w:b/>
+          <w:bCs/>
+          <w:color w:val="1E293B"/>
+          <w:sz w:val="48"/>
+          <w:szCs w:val="48"/>
+        </w:rPr>
+        <w:t xml:space="preserve">V2 — 30 April 2026</w:t>
+      </w:r>
+    </w:p>
+    <w:p>
+      <w:pPr>
+        <w:spacing w:after="30" w:before="60"/>
+      </w:pPr>
+      <w:r>
+        <w:rPr>
+          <w:rFonts w:ascii="Arial" w:cs="Arial" w:eastAsia="Arial" w:hAnsi="Arial"/>
+          <w:b/>
+          <w:bCs/>
+          <w:sz w:val="24"/>
+          <w:szCs w:val="24"/>
+        </w:rPr>
+        <w:t xml:space="preserve">Change: </w:t>
+      </w:r>
+      <w:r>
+        <w:rPr>
+          <w:rFonts w:ascii="Arial" w:cs="Arial" w:eastAsia="Arial" w:hAnsi="Arial"/>
+          <w:sz w:val="24"/>
+          <w:szCs w:val="24"/>
+        </w:rPr>
+        <w:t xml:space="preserve">Animated Bento Grid in Moodboard</w:t>
+      </w:r>
+    </w:p>
+    <w:p>
+      <w:pPr>
+        <w:spacing w:after="80" w:before="30"/>
+      </w:pPr>
+      <w:r>
+        <w:rPr>
+          <w:rFonts w:ascii="Arial" w:cs="Arial" w:eastAsia="Arial" w:hAnsi="Arial"/>
+          <w:b/>
+          <w:bCs/>
+          <w:sz w:val="24"/>
+          <w:szCs w:val="24"/>
+        </w:rPr>
+        <w:t xml:space="preserve">Brief: </w:t>
+      </w:r>
+      <w:r>
+        <w:rPr>
+          <w:rFonts w:ascii="Courier New" w:cs="Courier New" w:eastAsia="Courier New" w:hAnsi="Courier New"/>
+          <w:color w:val="475569"/>
+          <w:sz w:val="24"/>
+          <w:szCs w:val="24"/>
+        </w:rPr>
+        <w:t xml:space="preserve">change-brief-v2.md</w:t>
+      </w:r>
+    </w:p>
+    <w:p>
+      <w:pPr>
+        <w:spacing w:after="40" w:before="80"/>
+      </w:pPr>
+      <w:r>
+        <w:rPr>
+          <w:rFonts w:ascii="Arial" w:cs="Arial" w:eastAsia="Arial" w:hAnsi="Arial"/>
+          <w:b/>
+          <w:bCs/>
+          <w:color w:val="1E293B"/>
+          <w:sz w:val="26"/>
+          <w:szCs w:val="26"/>
+        </w:rPr>
+        <w:t xml:space="preserve">What Changed</w:t>
+      </w:r>
+    </w:p>
+    <w:p>
+      <w:pPr>
+        <w:pStyle w:val="ListParagraph"/>
+        <w:numPr>
+          <w:ilvl w:val="0"/>
+          <w:numId w:val="2"/>
+        </w:numPr>
+        <w:spacing w:after="30" w:before="30"/>
+      </w:pPr>
+      <w:r>
+        <w:rPr>
+          <w:rFonts w:ascii="Arial" w:cs="Arial" w:eastAsia="Arial" w:hAnsi="Arial"/>
+          <w:color w:val="1E293B"/>
+          <w:sz w:val="24"/>
+          <w:szCs w:val="24"/>
+        </w:rPr>
+        <w:t xml:space="preserve">Animated bento-grid-01 from 21st.dev; framer-motion stagger animations</w:t>
+      </w:r>
+    </w:p>
+    <w:p>
+      <w:pPr>
+        <w:pStyle w:val="ListParagraph"/>
+        <w:numPr>
+          <w:ilvl w:val="0"/>
+          <w:numId w:val="2"/>
+        </w:numPr>
+        <w:spacing w:after="30" w:before="30"/>
+      </w:pPr>
+      <w:r>
+        <w:rPr>
+          <w:rFonts w:ascii="Arial" w:cs="Arial" w:eastAsia="Arial" w:hAnsi="Arial"/>
+          <w:color w:val="1E293B"/>
+          <w:sz w:val="24"/>
+          <w:szCs w:val="24"/>
+        </w:rPr>
+        <w:t xml:space="preserve">lucide-react icon accents; installed framer-motion, lucide-react, shadcn bento-grid-01</w:t>
+      </w:r>
+    </w:p>
+    <w:p>
+      <w:pPr>
+        <w:spacing w:after="60" w:before="60"/>
+      </w:pPr>
+      <w:r>
+        <w:t xml:space="preserve"/>
+      </w:r>
+    </w:p>
+    <w:p>
+      <w:pPr>
+        <w:spacing w:after="40" w:before="80"/>
+      </w:pPr>
+      <w:r>
+        <w:rPr>
+          <w:rFonts w:ascii="Arial" w:cs="Arial" w:eastAsia="Arial" w:hAnsi="Arial"/>
+          <w:b/>
+          <w:bCs/>
+          <w:color w:val="1E293B"/>
+          <w:sz w:val="26"/>
+          <w:szCs w:val="26"/>
+        </w:rPr>
+        <w:t xml:space="preserve">What Didn't Change</w:t>
+      </w:r>
+    </w:p>
+    <w:p>
+      <w:pPr>
+        <w:pStyle w:val="ListParagraph"/>
+        <w:numPr>
+          <w:ilvl w:val="0"/>
+          <w:numId w:val="3"/>
+        </w:numPr>
+        <w:spacing w:after="30" w:before="30"/>
+      </w:pPr>
+      <w:r>
+        <w:rPr>
+          <w:rFonts w:ascii="Arial" w:cs="Arial" w:eastAsia="Arial" w:hAnsi="Arial"/>
+          <w:color w:val="64748B"/>
+          <w:sz w:val="24"/>
+          <w:szCs w:val="24"/>
+        </w:rPr>
+        <w:t xml:space="preserve">All moodboard sections; data bindings; design tokens; yellow frame</w:t>
+      </w:r>
+    </w:p>
+    <w:p>
+      <w:pPr>
+        <w:pStyle w:val="ListParagraph"/>
+        <w:numPr>
+          <w:ilvl w:val="0"/>
+          <w:numId w:val="3"/>
+        </w:numPr>
+        <w:spacing w:after="30" w:before="30"/>
+      </w:pPr>
+      <w:r>
+        <w:rPr>
+          <w:rFonts w:ascii="Arial" w:cs="Arial" w:eastAsia="Arial" w:hAnsi="Arial"/>
+          <w:color w:val="64748B"/>
+          <w:sz w:val="24"/>
+          <w:szCs w:val="24"/>
+        </w:rPr>
+        <w:t xml:space="preserve">CultureGlobe, App, SmartPicker, WishlistDrawer; destinations.json</w:t>
+      </w:r>
+    </w:p>
+    <w:p>
+      <w:pPr>
+        <w:spacing w:after="60" w:before="60"/>
+      </w:pPr>
+      <w:r>
+        <w:t xml:space="preserve"/>
+      </w:r>
+    </w:p>
+    <w:p>
+      <w:pPr>
+        <w:spacing w:after="40" w:before="80"/>
+      </w:pPr>
+      <w:r>
+        <w:rPr>
+          <w:rFonts w:ascii="Arial" w:cs="Arial" w:eastAsia="Arial" w:hAnsi="Arial"/>
+          <w:b/>
+          <w:bCs/>
+          <w:color w:val="1E293B"/>
+          <w:sz w:val="26"/>
+          <w:szCs w:val="26"/>
+        </w:rPr>
+        <w:t xml:space="preserve">Affected Documents</w:t>
+      </w:r>
+    </w:p>
+    <w:tbl>
+      <w:tblPr>
+        <w:tblW w:type="dxa" w:w="9360"/>
+        <w:tblBorders>
+          <w:top w:val="single" w:color="auto" w:sz="4"/>
+          <w:left w:val="single" w:color="auto" w:sz="4"/>
+          <w:bottom w:val="single" w:color="auto" w:sz="4"/>
+          <w:right w:val="single" w:color="auto" w:sz="4"/>
+          <w:insideH w:val="single" w:color="auto" w:sz="4"/>
+          <w:insideV w:val="single" w:color="auto" w:sz="4"/>
+        </w:tblBorders>
+      </w:tblPr>
+      <w:tblGrid>
+        <w:gridCol w:w="4680"/>
+        <w:gridCol w:w="4680"/>
+      </w:tblGrid>
+      <w:tr>
+        <w:trPr>
+          <w:tblHeader/>
+        </w:trPr>
+        <w:tc>
+          <w:tcPr>
+            <w:tcW w:type="dxa" w:w="4680"/>
+            <w:tcBorders>
+              <w:top w:val="single" w:color="CCCCCC" w:sz="1"/>
+              <w:left w:val="single" w:color="CCCCCC" w:sz="1"/>
+              <w:bottom w:val="single" w:color="CCCCCC" w:sz="1"/>
+              <w:right w:val="single" w:color="CCCCCC" w:sz="1"/>
+            </w:tcBorders>
+            <w:shd w:fill="F1F5F9" w:val="clear"/>
+            <w:tcMar>
+              <w:top w:type="dxa" w:w="80"/>
+              <w:left w:type="dxa" w:w="120"/>
+              <w:bottom w:type="dxa" w:w="80"/>
+              <w:right w:type="dxa" w:w="120"/>
+            </w:tcMar>
+          </w:tcPr>
+          <w:p>
+            <w:r>
+              <w:rPr>
+                <w:rFonts w:ascii="Arial" w:cs="Arial" w:eastAsia="Arial" w:hAnsi="Arial"/>
+                <w:b/>
+                <w:bCs/>
+                <w:sz w:val="24"/>
+                <w:szCs w:val="24"/>
+              </w:rPr>
+              <w:t xml:space="preserve">Document</w:t>
+            </w:r>
+          </w:p>
+        </w:tc>
+        <w:tc>
+          <w:tcPr>
+            <w:tcW w:type="dxa" w:w="4680"/>
+            <w:tcBorders>
+              <w:top w:val="single" w:color="CCCCCC" w:sz="1"/>
+              <w:left w:val="single" w:color="CCCCCC" w:sz="1"/>
+              <w:bottom w:val="single" w:color="CCCCCC" w:sz="1"/>
+              <w:right w:val="single" w:color="CCCCCC" w:sz="1"/>
+            </w:tcBorders>
+            <w:shd w:fill="F1F5F9" w:val="clear"/>
+            <w:tcMar>
+              <w:top w:type="dxa" w:w="80"/>
+              <w:left w:type="dxa" w:w="120"/>
+              <w:bottom w:type="dxa" w:w="80"/>
+              <w:right w:type="dxa" w:w="120"/>
+            </w:tcMar>
+          </w:tcPr>
+          <w:p>
+            <w:r>
+              <w:rPr>
+                <w:rFonts w:ascii="Arial" w:cs="Arial" w:eastAsia="Arial" w:hAnsi="Arial"/>
+                <w:b/>
+                <w:bCs/>
+                <w:sz w:val="24"/>
+                <w:szCs w:val="24"/>
+              </w:rPr>
+              <w:t xml:space="preserve">Changed</w:t>
+            </w:r>
+          </w:p>
+        </w:tc>
+      </w:tr>
+      <w:tr>
+        <w:tc>
+          <w:tcPr>
+            <w:tcW w:type="dxa" w:w="4680"/>
+            <w:tcBorders>
+              <w:top w:val="single" w:color="CCCCCC" w:sz="1"/>
+              <w:left w:val="single" w:color="CCCCCC" w:sz="1"/>
+              <w:bottom w:val="single" w:color="CCCCCC" w:sz="1"/>
+              <w:right w:val="single" w:color="CCCCCC" w:sz="1"/>
+            </w:tcBorders>
+            <w:tcMar>
+              <w:top w:type="dxa" w:w="80"/>
+              <w:left w:type="dxa" w:w="120"/>
+              <w:bottom w:type="dxa" w:w="80"/>
+              <w:right w:type="dxa" w:w="120"/>
+            </w:tcMar>
+          </w:tcPr>
+          <w:p>
+            <w:r>
+              <w:rPr>
+                <w:rFonts w:ascii="Arial" w:cs="Arial" w:eastAsia="Arial" w:hAnsi="Arial"/>
+                <w:sz w:val="24"/>
+                <w:szCs w:val="24"/>
+              </w:rPr>
+              <w:t xml:space="preserve">PRD</w:t>
+            </w:r>
+          </w:p>
+        </w:tc>
+        <w:tc>
+          <w:tcPr>
+            <w:tcW w:type="dxa" w:w="4680"/>
+            <w:tcBorders>
+              <w:top w:val="single" w:color="CCCCCC" w:sz="1"/>
+              <w:left w:val="single" w:color="CCCCCC" w:sz="1"/>
+              <w:bottom w:val="single" w:color="CCCCCC" w:sz="1"/>
+              <w:right w:val="single" w:color="CCCCCC" w:sz="1"/>
+            </w:tcBorders>
+            <w:tcMar>
+              <w:top w:type="dxa" w:w="80"/>
+              <w:left w:type="dxa" w:w="120"/>
+              <w:bottom w:type="dxa" w:w="80"/>
+              <w:right w:type="dxa" w:w="120"/>
+            </w:tcMar>
+          </w:tcPr>
+          <w:p>
+            <w:r>
+              <w:rPr>
+                <w:rFonts w:ascii="Arial" w:cs="Arial" w:eastAsia="Arial" w:hAnsi="Arial"/>
+                <w:sz w:val="24"/>
+                <w:szCs w:val="24"/>
+              </w:rPr>
+              <w:t xml:space="preserve">No</w:t>
+            </w:r>
+          </w:p>
+        </w:tc>
+      </w:tr>
+      <w:tr>
+        <w:tc>
+          <w:tcPr>
+            <w:tcW w:type="dxa" w:w="4680"/>
+            <w:tcBorders>
+              <w:top w:val="single" w:color="CCCCCC" w:sz="1"/>
+              <w:left w:val="single" w:color="CCCCCC" w:sz="1"/>
+              <w:bottom w:val="single" w:color="CCCCCC" w:sz="1"/>
+              <w:right w:val="single" w:color="CCCCCC" w:sz="1"/>
+            </w:tcBorders>
+            <w:tcMar>
+              <w:top w:type="dxa" w:w="80"/>
+              <w:left w:type="dxa" w:w="120"/>
+              <w:bottom w:type="dxa" w:w="80"/>
+              <w:right w:type="dxa" w:w="120"/>
+            </w:tcMar>
+          </w:tcPr>
+          <w:p>
+            <w:r>
+              <w:rPr>
+                <w:rFonts w:ascii="Arial" w:cs="Arial" w:eastAsia="Arial" w:hAnsi="Arial"/>
+                <w:sz w:val="24"/>
+                <w:szCs w:val="24"/>
+              </w:rPr>
+              <w:t xml:space="preserve">App Flow</w:t>
+            </w:r>
+          </w:p>
+        </w:tc>
+        <w:tc>
+          <w:tcPr>
+            <w:tcW w:type="dxa" w:w="4680"/>
+            <w:tcBorders>
+              <w:top w:val="single" w:color="CCCCCC" w:sz="1"/>
+              <w:left w:val="single" w:color="CCCCCC" w:sz="1"/>
+              <w:bottom w:val="single" w:color="CCCCCC" w:sz="1"/>
+              <w:right w:val="single" w:color="CCCCCC" w:sz="1"/>
+            </w:tcBorders>
+            <w:tcMar>
+              <w:top w:type="dxa" w:w="80"/>
+              <w:left w:type="dxa" w:w="120"/>
+              <w:bottom w:type="dxa" w:w="80"/>
+              <w:right w:type="dxa" w:w="120"/>
+            </w:tcMar>
+          </w:tcPr>
+          <w:p>
+            <w:r>
+              <w:rPr>
+                <w:rFonts w:ascii="Arial" w:cs="Arial" w:eastAsia="Arial" w:hAnsi="Arial"/>
+                <w:sz w:val="24"/>
+                <w:szCs w:val="24"/>
+              </w:rPr>
+              <w:t xml:space="preserve">No</w:t>
+            </w:r>
+          </w:p>
+        </w:tc>
+      </w:tr>
+      <w:tr>
+        <w:tc>
+          <w:tcPr>
+            <w:tcW w:type="dxa" w:w="4680"/>
+            <w:tcBorders>
+              <w:top w:val="single" w:color="CCCCCC" w:sz="1"/>
+              <w:left w:val="single" w:color="CCCCCC" w:sz="1"/>
+              <w:bottom w:val="single" w:color="CCCCCC" w:sz="1"/>
+              <w:right w:val="single" w:color="CCCCCC" w:sz="1"/>
+            </w:tcBorders>
+            <w:tcMar>
+              <w:top w:type="dxa" w:w="80"/>
+              <w:left w:type="dxa" w:w="120"/>
+              <w:bottom w:type="dxa" w:w="80"/>
+              <w:right w:type="dxa" w:w="120"/>
+            </w:tcMar>
+          </w:tcPr>
+          <w:p>
+            <w:r>
+              <w:rPr>
+                <w:rFonts w:ascii="Arial" w:cs="Arial" w:eastAsia="Arial" w:hAnsi="Arial"/>
+                <w:sz w:val="24"/>
+                <w:szCs w:val="24"/>
+              </w:rPr>
+              <w:t xml:space="preserve">UI Guide</w:t>
+            </w:r>
+          </w:p>
+        </w:tc>
+        <w:tc>
+          <w:tcPr>
+            <w:tcW w:type="dxa" w:w="4680"/>
+            <w:tcBorders>
+              <w:top w:val="single" w:color="CCCCCC" w:sz="1"/>
+              <w:left w:val="single" w:color="CCCCCC" w:sz="1"/>
+              <w:bottom w:val="single" w:color="CCCCCC" w:sz="1"/>
+              <w:right w:val="single" w:color="CCCCCC" w:sz="1"/>
+            </w:tcBorders>
+            <w:tcMar>
+              <w:top w:type="dxa" w:w="80"/>
+              <w:left w:type="dxa" w:w="120"/>
+              <w:bottom w:type="dxa" w:w="80"/>
+              <w:right w:type="dxa" w:w="120"/>
+            </w:tcMar>
+          </w:tcPr>
+          <w:p>
+            <w:r>
+              <w:rPr>
+                <w:rFonts w:ascii="Arial" w:cs="Arial" w:eastAsia="Arial" w:hAnsi="Arial"/>
+                <w:sz w:val="24"/>
+                <w:szCs w:val="24"/>
+              </w:rPr>
+              <w:t xml:space="preserve">Yes — §4.7</w:t>
+            </w:r>
+          </w:p>
+        </w:tc>
+      </w:tr>
+      <w:tr>
+        <w:tc>
+          <w:tcPr>
+            <w:tcW w:type="dxa" w:w="4680"/>
+            <w:tcBorders>
+              <w:top w:val="single" w:color="CCCCCC" w:sz="1"/>
+              <w:left w:val="single" w:color="CCCCCC" w:sz="1"/>
+              <w:bottom w:val="single" w:color="CCCCCC" w:sz="1"/>
+              <w:right w:val="single" w:color="CCCCCC" w:sz="1"/>
+            </w:tcBorders>
+            <w:tcMar>
+              <w:top w:type="dxa" w:w="80"/>
+              <w:left w:type="dxa" w:w="120"/>
+              <w:bottom w:type="dxa" w:w="80"/>
+              <w:right w:type="dxa" w:w="120"/>
+            </w:tcMar>
+          </w:tcPr>
+          <w:p>
+            <w:r>
+              <w:rPr>
+                <w:rFonts w:ascii="Arial" w:cs="Arial" w:eastAsia="Arial" w:hAnsi="Arial"/>
+                <w:sz w:val="24"/>
+                <w:szCs w:val="24"/>
+              </w:rPr>
+              <w:t xml:space="preserve">Backend Spec</w:t>
+            </w:r>
+          </w:p>
+        </w:tc>
+        <w:tc>
+          <w:tcPr>
+            <w:tcW w:type="dxa" w:w="4680"/>
+            <w:tcBorders>
+              <w:top w:val="single" w:color="CCCCCC" w:sz="1"/>
+              <w:left w:val="single" w:color="CCCCCC" w:sz="1"/>
+              <w:bottom w:val="single" w:color="CCCCCC" w:sz="1"/>
+              <w:right w:val="single" w:color="CCCCCC" w:sz="1"/>
+            </w:tcBorders>
+            <w:tcMar>
+              <w:top w:type="dxa" w:w="80"/>
+              <w:left w:type="dxa" w:w="120"/>
+              <w:bottom w:type="dxa" w:w="80"/>
+              <w:right w:type="dxa" w:w="120"/>
+            </w:tcMar>
+          </w:tcPr>
+          <w:p>
+            <w:r>
+              <w:rPr>
+                <w:rFonts w:ascii="Arial" w:cs="Arial" w:eastAsia="Arial" w:hAnsi="Arial"/>
+                <w:sz w:val="24"/>
+                <w:szCs w:val="24"/>
+              </w:rPr>
+              <w:t xml:space="preserve">No</w:t>
+            </w:r>
+          </w:p>
+        </w:tc>
+      </w:tr>
+      <w:tr>
+        <w:tc>
+          <w:tcPr>
+            <w:tcW w:type="dxa" w:w="4680"/>
+            <w:tcBorders>
+              <w:top w:val="single" w:color="CCCCCC" w:sz="1"/>
+              <w:left w:val="single" w:color="CCCCCC" w:sz="1"/>
+              <w:bottom w:val="single" w:color="CCCCCC" w:sz="1"/>
+              <w:right w:val="single" w:color="CCCCCC" w:sz="1"/>
+            </w:tcBorders>
+            <w:tcMar>
+              <w:top w:type="dxa" w:w="80"/>
+              <w:left w:type="dxa" w:w="120"/>
+              <w:bottom w:type="dxa" w:w="80"/>
+              <w:right w:type="dxa" w:w="120"/>
+            </w:tcMar>
+          </w:tcPr>
+          <w:p>
+            <w:r>
+              <w:rPr>
+                <w:rFonts w:ascii="Arial" w:cs="Arial" w:eastAsia="Arial" w:hAnsi="Arial"/>
+                <w:sz w:val="24"/>
+                <w:szCs w:val="24"/>
+              </w:rPr>
+              <w:t xml:space="preserve">Security Checklist</w:t>
+            </w:r>
+          </w:p>
+        </w:tc>
+        <w:tc>
+          <w:tcPr>
+            <w:tcW w:type="dxa" w:w="4680"/>
+            <w:tcBorders>
+              <w:top w:val="single" w:color="CCCCCC" w:sz="1"/>
+              <w:left w:val="single" w:color="CCCCCC" w:sz="1"/>
+              <w:bottom w:val="single" w:color="CCCCCC" w:sz="1"/>
+              <w:right w:val="single" w:color="CCCCCC" w:sz="1"/>
+            </w:tcBorders>
+            <w:tcMar>
+              <w:top w:type="dxa" w:w="80"/>
+              <w:left w:type="dxa" w:w="120"/>
+              <w:bottom w:type="dxa" w:w="80"/>
+              <w:right w:type="dxa" w:w="120"/>
+            </w:tcMar>
+          </w:tcPr>
+          <w:p>
+            <w:r>
+              <w:rPr>
+                <w:rFonts w:ascii="Arial" w:cs="Arial" w:eastAsia="Arial" w:hAnsi="Arial"/>
+                <w:sz w:val="24"/>
+                <w:szCs w:val="24"/>
+              </w:rPr>
+              <w:t xml:space="preserve">No</w:t>
+            </w:r>
+          </w:p>
+        </w:tc>
+      </w:tr>
+    </w:tbl>
+    <w:p>
+      <w:pPr>
+        <w:spacing w:after="60" w:before="60"/>
+      </w:pPr>
+      <w:r>
+        <w:t xml:space="preserve"/>
+      </w:r>
+    </w:p>
     <w:sectPr>
       <w:footerReference w:type="default" r:id="rId7"/>
       <w:pgSz w:w="12240" w:h="15840" w:orient="portrait"/>
@@ -5889,7 +6432,7 @@
         <w:sz w:val="18"/>
         <w:szCs w:val="18"/>
       </w:rPr>
-      <w:t xml:space="preserve">Atlas /50 — Change Log | Last updated 3 May 2026</w:t>
+      <w:t xml:space="preserve">Atlas /50 — Change Log | Last updated 5 May 2026</w:t>
     </w:r>
   </w:p>
 </w:ftr>
@@ -6030,6 +6573,18 @@
       </w:pPr>
     </w:lvl>
   </w:abstractNum>
+  <w:abstractNum w:abstractNumId="3" w15:restartNumberingAfterBreak="0">
+    <w:multiLevelType w:val="hybridMultilevel"/>
+    <w:lvl w:ilvl="0" w15:tentative="1">
+      <w:start w:val="1"/>
+      <w:numFmt w:val="bullet"/>
+      <w:lvlText w:val="•"/>
+      <w:lvlJc w:val="left"/>
+      <w:pPr>
+        <w:ind w:left="720" w:hanging="360"/>
+      </w:pPr>
+    </w:lvl>
+  </w:abstractNum>
   <w:num w:numId="1">
     <w:abstractNumId w:val="1"/>
     <w:lvlOverride w:ilvl="0">
@@ -6038,6 +6593,12 @@
   </w:num>
   <w:num w:numId="2">
     <w:abstractNumId w:val="2"/>
+    <w:lvlOverride w:ilvl="0">
+      <w:startOverride w:val="1"/>
+    </w:lvlOverride>
+  </w:num>
+  <w:num w:numId="3">
+    <w:abstractNumId w:val="3"/>
     <w:lvlOverride w:ilvl="0">
       <w:startOverride w:val="1"/>
     </w:lvlOverride>
